--- a/specifikacija_zahtev.docx
+++ b/specifikacija_zahtev.docx
@@ -243,804 +243,3796 @@
         <w:t>2.1. Upravljanje uporabnikov:</w:t>
       </w:r>
     </w:p>
+    <w:tbl>
+      <w:tblPr>
+        <w:tblW w:w="8605" w:type="dxa"/>
+        <w:jc w:val="left"/>
+        <w:tblInd w:w="674" w:type="dxa"/>
+        <w:tblBorders>
+          <w:top w:val="single" w:color="000000" w:sz="2" w:space="0" w:shadow="0" w:frame="0"/>
+          <w:left w:val="single" w:color="000000" w:sz="2" w:space="0" w:shadow="0" w:frame="0"/>
+          <w:bottom w:val="single" w:color="000000" w:sz="2" w:space="0" w:shadow="0" w:frame="0"/>
+          <w:right w:val="single" w:color="000000" w:sz="2" w:space="0" w:shadow="0" w:frame="0"/>
+          <w:insideH w:val="single" w:color="000000" w:sz="2" w:space="0" w:shadow="0" w:frame="0"/>
+          <w:insideV w:val="single" w:color="000000" w:sz="2" w:space="0" w:shadow="0" w:frame="0"/>
+        </w:tblBorders>
+        <w:shd w:val="clear" w:color="auto" w:fill="auto"/>
+        <w:tblLayout w:type="fixed"/>
+      </w:tblPr>
+      <w:tblGrid>
+        <w:gridCol w:w="1053"/>
+        <w:gridCol w:w="6278"/>
+        <w:gridCol w:w="1274"/>
+      </w:tblGrid>
+      <w:tr>
+        <w:tblPrEx>
+          <w:shd w:val="clear" w:color="auto" w:fill="auto"/>
+        </w:tblPrEx>
+        <w:trPr>
+          <w:trHeight w:val="360" w:hRule="atLeast"/>
+        </w:trPr>
+        <w:tc>
+          <w:tcPr>
+            <w:tcW w:type="dxa" w:w="1053"/>
+            <w:tcBorders>
+              <w:top w:val="single" w:color="000000" w:sz="2" w:space="0" w:shadow="0" w:frame="0"/>
+              <w:left w:val="single" w:color="000000" w:sz="2" w:space="0" w:shadow="0" w:frame="0"/>
+              <w:bottom w:val="single" w:color="000000" w:sz="2" w:space="0" w:shadow="0" w:frame="0"/>
+              <w:right w:val="single" w:color="000000" w:sz="2" w:space="0" w:shadow="0" w:frame="0"/>
+            </w:tcBorders>
+            <w:shd w:val="clear" w:color="auto" w:fill="auto"/>
+            <w:tcMar>
+              <w:top w:type="dxa" w:w="20"/>
+              <w:left w:type="dxa" w:w="587"/>
+              <w:bottom w:type="dxa" w:w="20"/>
+              <w:right w:type="dxa" w:w="20"/>
+            </w:tcMar>
+            <w:vAlign w:val="center"/>
+          </w:tcPr>
+          <w:p>
+            <w:pPr>
+              <w:pStyle w:val="Body"/>
+              <w:bidi w:val="0"/>
+            </w:pPr>
+            <w:r>
+              <w:rPr>
+                <w:rFonts w:ascii="Helvetica Neue" w:cs="Arial Unicode MS" w:hAnsi="Helvetica Neue" w:eastAsia="Arial Unicode MS"/>
+                <w:rtl w:val="0"/>
+              </w:rPr>
+              <w:t>ID</w:t>
+            </w:r>
+          </w:p>
+        </w:tc>
+        <w:tc>
+          <w:tcPr>
+            <w:tcW w:type="dxa" w:w="6278"/>
+            <w:tcBorders>
+              <w:top w:val="single" w:color="000000" w:sz="2" w:space="0" w:shadow="0" w:frame="0"/>
+              <w:left w:val="single" w:color="000000" w:sz="2" w:space="0" w:shadow="0" w:frame="0"/>
+              <w:bottom w:val="single" w:color="000000" w:sz="2" w:space="0" w:shadow="0" w:frame="0"/>
+              <w:right w:val="single" w:color="000000" w:sz="2" w:space="0" w:shadow="0" w:frame="0"/>
+            </w:tcBorders>
+            <w:shd w:val="clear" w:color="auto" w:fill="auto"/>
+            <w:tcMar>
+              <w:top w:type="dxa" w:w="20"/>
+              <w:left w:type="dxa" w:w="587"/>
+              <w:bottom w:type="dxa" w:w="20"/>
+              <w:right w:type="dxa" w:w="20"/>
+            </w:tcMar>
+            <w:vAlign w:val="center"/>
+          </w:tcPr>
+          <w:p>
+            <w:pPr>
+              <w:pStyle w:val="Body"/>
+              <w:bidi w:val="0"/>
+            </w:pPr>
+            <w:r>
+              <w:rPr>
+                <w:rFonts w:ascii="Helvetica Neue" w:cs="Arial Unicode MS" w:hAnsi="Helvetica Neue" w:eastAsia="Arial Unicode MS"/>
+                <w:rtl w:val="0"/>
+              </w:rPr>
+              <w:t>Zahteva</w:t>
+            </w:r>
+          </w:p>
+        </w:tc>
+        <w:tc>
+          <w:tcPr>
+            <w:tcW w:type="dxa" w:w="1273"/>
+            <w:tcBorders>
+              <w:top w:val="single" w:color="000000" w:sz="2" w:space="0" w:shadow="0" w:frame="0"/>
+              <w:left w:val="single" w:color="000000" w:sz="2" w:space="0" w:shadow="0" w:frame="0"/>
+              <w:bottom w:val="single" w:color="000000" w:sz="2" w:space="0" w:shadow="0" w:frame="0"/>
+              <w:right w:val="single" w:color="000000" w:sz="2" w:space="0" w:shadow="0" w:frame="0"/>
+            </w:tcBorders>
+            <w:shd w:val="clear" w:color="auto" w:fill="auto"/>
+            <w:tcMar>
+              <w:top w:type="dxa" w:w="20"/>
+              <w:left w:type="dxa" w:w="587"/>
+              <w:bottom w:type="dxa" w:w="20"/>
+              <w:right w:type="dxa" w:w="20"/>
+            </w:tcMar>
+            <w:vAlign w:val="center"/>
+          </w:tcPr>
+          <w:p>
+            <w:pPr>
+              <w:pStyle w:val="Body"/>
+              <w:bidi w:val="0"/>
+            </w:pPr>
+            <w:r>
+              <w:rPr>
+                <w:rFonts w:ascii="Helvetica Neue" w:cs="Arial Unicode MS" w:hAnsi="Helvetica Neue" w:eastAsia="Arial Unicode MS"/>
+                <w:rtl w:val="0"/>
+              </w:rPr>
+              <w:t>Prioriteta</w:t>
+            </w:r>
+          </w:p>
+        </w:tc>
+      </w:tr>
+      <w:tr>
+        <w:tblPrEx>
+          <w:shd w:val="clear" w:color="auto" w:fill="auto"/>
+        </w:tblPrEx>
+        <w:trPr>
+          <w:trHeight w:val="598" w:hRule="atLeast"/>
+        </w:trPr>
+        <w:tc>
+          <w:tcPr>
+            <w:tcW w:type="dxa" w:w="1053"/>
+            <w:tcBorders>
+              <w:top w:val="single" w:color="000000" w:sz="2" w:space="0" w:shadow="0" w:frame="0"/>
+              <w:left w:val="single" w:color="000000" w:sz="2" w:space="0" w:shadow="0" w:frame="0"/>
+              <w:bottom w:val="single" w:color="000000" w:sz="2" w:space="0" w:shadow="0" w:frame="0"/>
+              <w:right w:val="single" w:color="000000" w:sz="2" w:space="0" w:shadow="0" w:frame="0"/>
+            </w:tcBorders>
+            <w:shd w:val="clear" w:color="auto" w:fill="f5f5f5"/>
+            <w:tcMar>
+              <w:top w:type="dxa" w:w="20"/>
+              <w:left w:type="dxa" w:w="587"/>
+              <w:bottom w:type="dxa" w:w="20"/>
+              <w:right w:type="dxa" w:w="20"/>
+            </w:tcMar>
+            <w:vAlign w:val="center"/>
+          </w:tcPr>
+          <w:p>
+            <w:pPr>
+              <w:pStyle w:val="Body"/>
+              <w:bidi w:val="0"/>
+            </w:pPr>
+            <w:r>
+              <w:rPr>
+                <w:rFonts w:ascii="Helvetica Neue" w:cs="Arial Unicode MS" w:hAnsi="Helvetica Neue" w:eastAsia="Arial Unicode MS"/>
+                <w:rtl w:val="0"/>
+              </w:rPr>
+              <w:t>FR-2.1-01</w:t>
+            </w:r>
+          </w:p>
+        </w:tc>
+        <w:tc>
+          <w:tcPr>
+            <w:tcW w:type="dxa" w:w="6278"/>
+            <w:tcBorders>
+              <w:top w:val="single" w:color="000000" w:sz="2" w:space="0" w:shadow="0" w:frame="0"/>
+              <w:left w:val="single" w:color="000000" w:sz="2" w:space="0" w:shadow="0" w:frame="0"/>
+              <w:bottom w:val="single" w:color="000000" w:sz="2" w:space="0" w:shadow="0" w:frame="0"/>
+              <w:right w:val="single" w:color="000000" w:sz="2" w:space="0" w:shadow="0" w:frame="0"/>
+            </w:tcBorders>
+            <w:shd w:val="clear" w:color="auto" w:fill="f5f5f5"/>
+            <w:tcMar>
+              <w:top w:type="dxa" w:w="20"/>
+              <w:left w:type="dxa" w:w="587"/>
+              <w:bottom w:type="dxa" w:w="20"/>
+              <w:right w:type="dxa" w:w="20"/>
+            </w:tcMar>
+            <w:vAlign w:val="center"/>
+          </w:tcPr>
+          <w:p>
+            <w:pPr>
+              <w:pStyle w:val="Body"/>
+              <w:bidi w:val="0"/>
+            </w:pPr>
+            <w:r>
+              <w:rPr>
+                <w:rFonts w:ascii="Helvetica Neue" w:cs="Arial Unicode MS" w:hAnsi="Helvetica Neue" w:eastAsia="Arial Unicode MS"/>
+                <w:rtl w:val="0"/>
+              </w:rPr>
+              <w:t>Sistem mora omogo</w:t>
+            </w:r>
+            <w:r>
+              <w:rPr>
+                <w:rFonts w:ascii="Helvetica Neue" w:cs="Arial Unicode MS" w:hAnsi="Helvetica Neue" w:eastAsia="Arial Unicode MS" w:hint="default"/>
+                <w:rtl w:val="0"/>
+              </w:rPr>
+              <w:t>č</w:t>
+            </w:r>
+            <w:r>
+              <w:rPr>
+                <w:rFonts w:ascii="Helvetica Neue" w:cs="Arial Unicode MS" w:hAnsi="Helvetica Neue" w:eastAsia="Arial Unicode MS"/>
+                <w:rtl w:val="0"/>
+              </w:rPr>
+              <w:t>ati registracijo uporabnika prek spleta.</w:t>
+            </w:r>
+          </w:p>
+        </w:tc>
+        <w:tc>
+          <w:tcPr>
+            <w:tcW w:type="dxa" w:w="1273"/>
+            <w:tcBorders>
+              <w:top w:val="single" w:color="000000" w:sz="2" w:space="0" w:shadow="0" w:frame="0"/>
+              <w:left w:val="single" w:color="000000" w:sz="2" w:space="0" w:shadow="0" w:frame="0"/>
+              <w:bottom w:val="single" w:color="000000" w:sz="2" w:space="0" w:shadow="0" w:frame="0"/>
+              <w:right w:val="single" w:color="000000" w:sz="2" w:space="0" w:shadow="0" w:frame="0"/>
+            </w:tcBorders>
+            <w:shd w:val="clear" w:color="auto" w:fill="f5f5f5"/>
+            <w:tcMar>
+              <w:top w:type="dxa" w:w="20"/>
+              <w:left w:type="dxa" w:w="587"/>
+              <w:bottom w:type="dxa" w:w="20"/>
+              <w:right w:type="dxa" w:w="20"/>
+            </w:tcMar>
+            <w:vAlign w:val="center"/>
+          </w:tcPr>
+          <w:p>
+            <w:pPr>
+              <w:pStyle w:val="Body"/>
+              <w:bidi w:val="0"/>
+            </w:pPr>
+            <w:r>
+              <w:rPr>
+                <w:rFonts w:ascii="Helvetica Neue" w:cs="Arial Unicode MS" w:hAnsi="Helvetica Neue" w:eastAsia="Arial Unicode MS"/>
+                <w:rtl w:val="0"/>
+              </w:rPr>
+              <w:t>Must-have</w:t>
+            </w:r>
+          </w:p>
+        </w:tc>
+      </w:tr>
+      <w:tr>
+        <w:tblPrEx>
+          <w:shd w:val="clear" w:color="auto" w:fill="auto"/>
+        </w:tblPrEx>
+        <w:trPr>
+          <w:trHeight w:val="598" w:hRule="atLeast"/>
+        </w:trPr>
+        <w:tc>
+          <w:tcPr>
+            <w:tcW w:type="dxa" w:w="1053"/>
+            <w:tcBorders>
+              <w:top w:val="single" w:color="000000" w:sz="2" w:space="0" w:shadow="0" w:frame="0"/>
+              <w:left w:val="single" w:color="000000" w:sz="2" w:space="0" w:shadow="0" w:frame="0"/>
+              <w:bottom w:val="single" w:color="000000" w:sz="2" w:space="0" w:shadow="0" w:frame="0"/>
+              <w:right w:val="single" w:color="000000" w:sz="2" w:space="0" w:shadow="0" w:frame="0"/>
+            </w:tcBorders>
+            <w:shd w:val="clear" w:color="auto" w:fill="auto"/>
+            <w:tcMar>
+              <w:top w:type="dxa" w:w="20"/>
+              <w:left w:type="dxa" w:w="587"/>
+              <w:bottom w:type="dxa" w:w="20"/>
+              <w:right w:type="dxa" w:w="20"/>
+            </w:tcMar>
+            <w:vAlign w:val="center"/>
+          </w:tcPr>
+          <w:p>
+            <w:pPr>
+              <w:pStyle w:val="Body"/>
+              <w:bidi w:val="0"/>
+            </w:pPr>
+            <w:r>
+              <w:rPr>
+                <w:rFonts w:ascii="Helvetica Neue" w:cs="Arial Unicode MS" w:hAnsi="Helvetica Neue" w:eastAsia="Arial Unicode MS"/>
+                <w:rtl w:val="0"/>
+              </w:rPr>
+              <w:t>FR-2.1-02</w:t>
+            </w:r>
+          </w:p>
+        </w:tc>
+        <w:tc>
+          <w:tcPr>
+            <w:tcW w:type="dxa" w:w="6278"/>
+            <w:tcBorders>
+              <w:top w:val="single" w:color="000000" w:sz="2" w:space="0" w:shadow="0" w:frame="0"/>
+              <w:left w:val="single" w:color="000000" w:sz="2" w:space="0" w:shadow="0" w:frame="0"/>
+              <w:bottom w:val="single" w:color="000000" w:sz="2" w:space="0" w:shadow="0" w:frame="0"/>
+              <w:right w:val="single" w:color="000000" w:sz="2" w:space="0" w:shadow="0" w:frame="0"/>
+            </w:tcBorders>
+            <w:shd w:val="clear" w:color="auto" w:fill="auto"/>
+            <w:tcMar>
+              <w:top w:type="dxa" w:w="20"/>
+              <w:left w:type="dxa" w:w="587"/>
+              <w:bottom w:type="dxa" w:w="20"/>
+              <w:right w:type="dxa" w:w="20"/>
+            </w:tcMar>
+            <w:vAlign w:val="center"/>
+          </w:tcPr>
+          <w:p>
+            <w:pPr>
+              <w:pStyle w:val="Body"/>
+              <w:bidi w:val="0"/>
+            </w:pPr>
+            <w:r>
+              <w:rPr>
+                <w:rFonts w:ascii="Helvetica Neue" w:cs="Arial Unicode MS" w:hAnsi="Helvetica Neue" w:eastAsia="Arial Unicode MS"/>
+                <w:rtl w:val="0"/>
+              </w:rPr>
+              <w:t>Sistem mora preveriti veljavnost e-po</w:t>
+            </w:r>
+            <w:r>
+              <w:rPr>
+                <w:rFonts w:ascii="Helvetica Neue" w:cs="Arial Unicode MS" w:hAnsi="Helvetica Neue" w:eastAsia="Arial Unicode MS" w:hint="default"/>
+                <w:rtl w:val="0"/>
+              </w:rPr>
+              <w:t>š</w:t>
+            </w:r>
+            <w:r>
+              <w:rPr>
+                <w:rFonts w:ascii="Helvetica Neue" w:cs="Arial Unicode MS" w:hAnsi="Helvetica Neue" w:eastAsia="Arial Unicode MS"/>
+                <w:rtl w:val="0"/>
+              </w:rPr>
+              <w:t>tnega naslova uporabnika.</w:t>
+            </w:r>
+          </w:p>
+        </w:tc>
+        <w:tc>
+          <w:tcPr>
+            <w:tcW w:type="dxa" w:w="1273"/>
+            <w:tcBorders>
+              <w:top w:val="single" w:color="000000" w:sz="2" w:space="0" w:shadow="0" w:frame="0"/>
+              <w:left w:val="single" w:color="000000" w:sz="2" w:space="0" w:shadow="0" w:frame="0"/>
+              <w:bottom w:val="single" w:color="000000" w:sz="2" w:space="0" w:shadow="0" w:frame="0"/>
+              <w:right w:val="single" w:color="000000" w:sz="2" w:space="0" w:shadow="0" w:frame="0"/>
+            </w:tcBorders>
+            <w:shd w:val="clear" w:color="auto" w:fill="auto"/>
+            <w:tcMar>
+              <w:top w:type="dxa" w:w="20"/>
+              <w:left w:type="dxa" w:w="587"/>
+              <w:bottom w:type="dxa" w:w="20"/>
+              <w:right w:type="dxa" w:w="20"/>
+            </w:tcMar>
+            <w:vAlign w:val="center"/>
+          </w:tcPr>
+          <w:p>
+            <w:pPr>
+              <w:pStyle w:val="Body"/>
+              <w:bidi w:val="0"/>
+            </w:pPr>
+            <w:r>
+              <w:rPr>
+                <w:rFonts w:ascii="Helvetica Neue" w:cs="Arial Unicode MS" w:hAnsi="Helvetica Neue" w:eastAsia="Arial Unicode MS"/>
+                <w:rtl w:val="0"/>
+              </w:rPr>
+              <w:t>Must-have</w:t>
+            </w:r>
+          </w:p>
+        </w:tc>
+      </w:tr>
+      <w:tr>
+        <w:tblPrEx>
+          <w:shd w:val="clear" w:color="auto" w:fill="auto"/>
+        </w:tblPrEx>
+        <w:trPr>
+          <w:trHeight w:val="598" w:hRule="atLeast"/>
+        </w:trPr>
+        <w:tc>
+          <w:tcPr>
+            <w:tcW w:type="dxa" w:w="1053"/>
+            <w:tcBorders>
+              <w:top w:val="single" w:color="000000" w:sz="2" w:space="0" w:shadow="0" w:frame="0"/>
+              <w:left w:val="single" w:color="000000" w:sz="2" w:space="0" w:shadow="0" w:frame="0"/>
+              <w:bottom w:val="single" w:color="000000" w:sz="2" w:space="0" w:shadow="0" w:frame="0"/>
+              <w:right w:val="single" w:color="000000" w:sz="2" w:space="0" w:shadow="0" w:frame="0"/>
+            </w:tcBorders>
+            <w:shd w:val="clear" w:color="auto" w:fill="f5f5f5"/>
+            <w:tcMar>
+              <w:top w:type="dxa" w:w="20"/>
+              <w:left w:type="dxa" w:w="587"/>
+              <w:bottom w:type="dxa" w:w="20"/>
+              <w:right w:type="dxa" w:w="20"/>
+            </w:tcMar>
+            <w:vAlign w:val="center"/>
+          </w:tcPr>
+          <w:p>
+            <w:pPr>
+              <w:pStyle w:val="Body"/>
+              <w:bidi w:val="0"/>
+            </w:pPr>
+            <w:r>
+              <w:rPr>
+                <w:rFonts w:ascii="Helvetica Neue" w:cs="Arial Unicode MS" w:hAnsi="Helvetica Neue" w:eastAsia="Arial Unicode MS"/>
+                <w:rtl w:val="0"/>
+              </w:rPr>
+              <w:t>FR-2.1-03</w:t>
+            </w:r>
+          </w:p>
+        </w:tc>
+        <w:tc>
+          <w:tcPr>
+            <w:tcW w:type="dxa" w:w="6278"/>
+            <w:tcBorders>
+              <w:top w:val="single" w:color="000000" w:sz="2" w:space="0" w:shadow="0" w:frame="0"/>
+              <w:left w:val="single" w:color="000000" w:sz="2" w:space="0" w:shadow="0" w:frame="0"/>
+              <w:bottom w:val="single" w:color="000000" w:sz="2" w:space="0" w:shadow="0" w:frame="0"/>
+              <w:right w:val="single" w:color="000000" w:sz="2" w:space="0" w:shadow="0" w:frame="0"/>
+            </w:tcBorders>
+            <w:shd w:val="clear" w:color="auto" w:fill="f5f5f5"/>
+            <w:tcMar>
+              <w:top w:type="dxa" w:w="20"/>
+              <w:left w:type="dxa" w:w="587"/>
+              <w:bottom w:type="dxa" w:w="20"/>
+              <w:right w:type="dxa" w:w="20"/>
+            </w:tcMar>
+            <w:vAlign w:val="center"/>
+          </w:tcPr>
+          <w:p>
+            <w:pPr>
+              <w:pStyle w:val="Body"/>
+              <w:bidi w:val="0"/>
+            </w:pPr>
+            <w:r>
+              <w:rPr>
+                <w:rFonts w:ascii="Helvetica Neue" w:cs="Arial Unicode MS" w:hAnsi="Helvetica Neue" w:eastAsia="Arial Unicode MS"/>
+                <w:rtl w:val="0"/>
+              </w:rPr>
+              <w:t>Sistem mora ob uspe</w:t>
+            </w:r>
+            <w:r>
+              <w:rPr>
+                <w:rFonts w:ascii="Helvetica Neue" w:cs="Arial Unicode MS" w:hAnsi="Helvetica Neue" w:eastAsia="Arial Unicode MS" w:hint="default"/>
+                <w:rtl w:val="0"/>
+              </w:rPr>
+              <w:t>š</w:t>
+            </w:r>
+            <w:r>
+              <w:rPr>
+                <w:rFonts w:ascii="Helvetica Neue" w:cs="Arial Unicode MS" w:hAnsi="Helvetica Neue" w:eastAsia="Arial Unicode MS"/>
+                <w:rtl w:val="0"/>
+              </w:rPr>
+              <w:t>ni registraciji ustvariti uporabni</w:t>
+            </w:r>
+            <w:r>
+              <w:rPr>
+                <w:rFonts w:ascii="Helvetica Neue" w:cs="Arial Unicode MS" w:hAnsi="Helvetica Neue" w:eastAsia="Arial Unicode MS" w:hint="default"/>
+                <w:rtl w:val="0"/>
+              </w:rPr>
+              <w:t>š</w:t>
+            </w:r>
+            <w:r>
+              <w:rPr>
+                <w:rFonts w:ascii="Helvetica Neue" w:cs="Arial Unicode MS" w:hAnsi="Helvetica Neue" w:eastAsia="Arial Unicode MS"/>
+                <w:rtl w:val="0"/>
+              </w:rPr>
+              <w:t>ki ra</w:t>
+            </w:r>
+            <w:r>
+              <w:rPr>
+                <w:rFonts w:ascii="Helvetica Neue" w:cs="Arial Unicode MS" w:hAnsi="Helvetica Neue" w:eastAsia="Arial Unicode MS" w:hint="default"/>
+                <w:rtl w:val="0"/>
+              </w:rPr>
+              <w:t>č</w:t>
+            </w:r>
+            <w:r>
+              <w:rPr>
+                <w:rFonts w:ascii="Helvetica Neue" w:cs="Arial Unicode MS" w:hAnsi="Helvetica Neue" w:eastAsia="Arial Unicode MS"/>
+                <w:rtl w:val="0"/>
+              </w:rPr>
+              <w:t>un.</w:t>
+            </w:r>
+          </w:p>
+        </w:tc>
+        <w:tc>
+          <w:tcPr>
+            <w:tcW w:type="dxa" w:w="1273"/>
+            <w:tcBorders>
+              <w:top w:val="single" w:color="000000" w:sz="2" w:space="0" w:shadow="0" w:frame="0"/>
+              <w:left w:val="single" w:color="000000" w:sz="2" w:space="0" w:shadow="0" w:frame="0"/>
+              <w:bottom w:val="single" w:color="000000" w:sz="2" w:space="0" w:shadow="0" w:frame="0"/>
+              <w:right w:val="single" w:color="000000" w:sz="2" w:space="0" w:shadow="0" w:frame="0"/>
+            </w:tcBorders>
+            <w:shd w:val="clear" w:color="auto" w:fill="f5f5f5"/>
+            <w:tcMar>
+              <w:top w:type="dxa" w:w="20"/>
+              <w:left w:type="dxa" w:w="587"/>
+              <w:bottom w:type="dxa" w:w="20"/>
+              <w:right w:type="dxa" w:w="20"/>
+            </w:tcMar>
+            <w:vAlign w:val="center"/>
+          </w:tcPr>
+          <w:p>
+            <w:pPr>
+              <w:pStyle w:val="Body"/>
+              <w:bidi w:val="0"/>
+            </w:pPr>
+            <w:r>
+              <w:rPr>
+                <w:rFonts w:ascii="Helvetica Neue" w:cs="Arial Unicode MS" w:hAnsi="Helvetica Neue" w:eastAsia="Arial Unicode MS"/>
+                <w:rtl w:val="0"/>
+              </w:rPr>
+              <w:t>Must-have</w:t>
+            </w:r>
+          </w:p>
+        </w:tc>
+      </w:tr>
+      <w:tr>
+        <w:tblPrEx>
+          <w:shd w:val="clear" w:color="auto" w:fill="auto"/>
+        </w:tblPrEx>
+        <w:trPr>
+          <w:trHeight w:val="598" w:hRule="atLeast"/>
+        </w:trPr>
+        <w:tc>
+          <w:tcPr>
+            <w:tcW w:type="dxa" w:w="1053"/>
+            <w:tcBorders>
+              <w:top w:val="single" w:color="000000" w:sz="2" w:space="0" w:shadow="0" w:frame="0"/>
+              <w:left w:val="single" w:color="000000" w:sz="2" w:space="0" w:shadow="0" w:frame="0"/>
+              <w:bottom w:val="single" w:color="000000" w:sz="2" w:space="0" w:shadow="0" w:frame="0"/>
+              <w:right w:val="single" w:color="000000" w:sz="2" w:space="0" w:shadow="0" w:frame="0"/>
+            </w:tcBorders>
+            <w:shd w:val="clear" w:color="auto" w:fill="auto"/>
+            <w:tcMar>
+              <w:top w:type="dxa" w:w="20"/>
+              <w:left w:type="dxa" w:w="587"/>
+              <w:bottom w:type="dxa" w:w="20"/>
+              <w:right w:type="dxa" w:w="20"/>
+            </w:tcMar>
+            <w:vAlign w:val="center"/>
+          </w:tcPr>
+          <w:p>
+            <w:pPr>
+              <w:pStyle w:val="Body"/>
+              <w:bidi w:val="0"/>
+            </w:pPr>
+            <w:r>
+              <w:rPr>
+                <w:rFonts w:ascii="Helvetica Neue" w:cs="Arial Unicode MS" w:hAnsi="Helvetica Neue" w:eastAsia="Arial Unicode MS"/>
+                <w:rtl w:val="0"/>
+              </w:rPr>
+              <w:t>FR-2.1-04</w:t>
+            </w:r>
+          </w:p>
+        </w:tc>
+        <w:tc>
+          <w:tcPr>
+            <w:tcW w:type="dxa" w:w="6278"/>
+            <w:tcBorders>
+              <w:top w:val="single" w:color="000000" w:sz="2" w:space="0" w:shadow="0" w:frame="0"/>
+              <w:left w:val="single" w:color="000000" w:sz="2" w:space="0" w:shadow="0" w:frame="0"/>
+              <w:bottom w:val="single" w:color="000000" w:sz="2" w:space="0" w:shadow="0" w:frame="0"/>
+              <w:right w:val="single" w:color="000000" w:sz="2" w:space="0" w:shadow="0" w:frame="0"/>
+            </w:tcBorders>
+            <w:shd w:val="clear" w:color="auto" w:fill="auto"/>
+            <w:tcMar>
+              <w:top w:type="dxa" w:w="20"/>
+              <w:left w:type="dxa" w:w="587"/>
+              <w:bottom w:type="dxa" w:w="20"/>
+              <w:right w:type="dxa" w:w="20"/>
+            </w:tcMar>
+            <w:vAlign w:val="center"/>
+          </w:tcPr>
+          <w:p>
+            <w:pPr>
+              <w:pStyle w:val="Body"/>
+              <w:bidi w:val="0"/>
+            </w:pPr>
+            <w:r>
+              <w:rPr>
+                <w:rFonts w:ascii="Helvetica Neue" w:cs="Arial Unicode MS" w:hAnsi="Helvetica Neue" w:eastAsia="Arial Unicode MS"/>
+                <w:rtl w:val="0"/>
+              </w:rPr>
+              <w:t>Sistem mora omogo</w:t>
+            </w:r>
+            <w:r>
+              <w:rPr>
+                <w:rFonts w:ascii="Helvetica Neue" w:cs="Arial Unicode MS" w:hAnsi="Helvetica Neue" w:eastAsia="Arial Unicode MS" w:hint="default"/>
+                <w:rtl w:val="0"/>
+              </w:rPr>
+              <w:t>č</w:t>
+            </w:r>
+            <w:r>
+              <w:rPr>
+                <w:rFonts w:ascii="Helvetica Neue" w:cs="Arial Unicode MS" w:hAnsi="Helvetica Neue" w:eastAsia="Arial Unicode MS"/>
+                <w:rtl w:val="0"/>
+              </w:rPr>
+              <w:t>iti po</w:t>
+            </w:r>
+            <w:r>
+              <w:rPr>
+                <w:rFonts w:ascii="Helvetica Neue" w:cs="Arial Unicode MS" w:hAnsi="Helvetica Neue" w:eastAsia="Arial Unicode MS" w:hint="default"/>
+                <w:rtl w:val="0"/>
+              </w:rPr>
+              <w:t>š</w:t>
+            </w:r>
+            <w:r>
+              <w:rPr>
+                <w:rFonts w:ascii="Helvetica Neue" w:cs="Arial Unicode MS" w:hAnsi="Helvetica Neue" w:eastAsia="Arial Unicode MS"/>
+                <w:rtl w:val="0"/>
+              </w:rPr>
+              <w:t>iljanje kartice lojalnosti po po</w:t>
+            </w:r>
+            <w:r>
+              <w:rPr>
+                <w:rFonts w:ascii="Helvetica Neue" w:cs="Arial Unicode MS" w:hAnsi="Helvetica Neue" w:eastAsia="Arial Unicode MS" w:hint="default"/>
+                <w:rtl w:val="0"/>
+              </w:rPr>
+              <w:t>š</w:t>
+            </w:r>
+            <w:r>
+              <w:rPr>
+                <w:rFonts w:ascii="Helvetica Neue" w:cs="Arial Unicode MS" w:hAnsi="Helvetica Neue" w:eastAsia="Arial Unicode MS"/>
+                <w:rtl w:val="0"/>
+              </w:rPr>
+              <w:t>ti.</w:t>
+            </w:r>
+          </w:p>
+        </w:tc>
+        <w:tc>
+          <w:tcPr>
+            <w:tcW w:type="dxa" w:w="1273"/>
+            <w:tcBorders>
+              <w:top w:val="single" w:color="000000" w:sz="2" w:space="0" w:shadow="0" w:frame="0"/>
+              <w:left w:val="single" w:color="000000" w:sz="2" w:space="0" w:shadow="0" w:frame="0"/>
+              <w:bottom w:val="single" w:color="000000" w:sz="2" w:space="0" w:shadow="0" w:frame="0"/>
+              <w:right w:val="single" w:color="000000" w:sz="2" w:space="0" w:shadow="0" w:frame="0"/>
+            </w:tcBorders>
+            <w:shd w:val="clear" w:color="auto" w:fill="auto"/>
+            <w:tcMar>
+              <w:top w:type="dxa" w:w="20"/>
+              <w:left w:type="dxa" w:w="587"/>
+              <w:bottom w:type="dxa" w:w="20"/>
+              <w:right w:type="dxa" w:w="20"/>
+            </w:tcMar>
+            <w:vAlign w:val="center"/>
+          </w:tcPr>
+          <w:p>
+            <w:pPr>
+              <w:pStyle w:val="Body"/>
+              <w:bidi w:val="0"/>
+            </w:pPr>
+            <w:r>
+              <w:rPr>
+                <w:rFonts w:ascii="Helvetica Neue" w:cs="Arial Unicode MS" w:hAnsi="Helvetica Neue" w:eastAsia="Arial Unicode MS"/>
+                <w:rtl w:val="0"/>
+              </w:rPr>
+              <w:t>Should-have</w:t>
+            </w:r>
+          </w:p>
+        </w:tc>
+      </w:tr>
+      <w:tr>
+        <w:tblPrEx>
+          <w:shd w:val="clear" w:color="auto" w:fill="auto"/>
+        </w:tblPrEx>
+        <w:trPr>
+          <w:trHeight w:val="598" w:hRule="atLeast"/>
+        </w:trPr>
+        <w:tc>
+          <w:tcPr>
+            <w:tcW w:type="dxa" w:w="1053"/>
+            <w:tcBorders>
+              <w:top w:val="single" w:color="000000" w:sz="2" w:space="0" w:shadow="0" w:frame="0"/>
+              <w:left w:val="single" w:color="000000" w:sz="2" w:space="0" w:shadow="0" w:frame="0"/>
+              <w:bottom w:val="single" w:color="000000" w:sz="2" w:space="0" w:shadow="0" w:frame="0"/>
+              <w:right w:val="single" w:color="000000" w:sz="2" w:space="0" w:shadow="0" w:frame="0"/>
+            </w:tcBorders>
+            <w:shd w:val="clear" w:color="auto" w:fill="f5f5f5"/>
+            <w:tcMar>
+              <w:top w:type="dxa" w:w="20"/>
+              <w:left w:type="dxa" w:w="587"/>
+              <w:bottom w:type="dxa" w:w="20"/>
+              <w:right w:type="dxa" w:w="20"/>
+            </w:tcMar>
+            <w:vAlign w:val="center"/>
+          </w:tcPr>
+          <w:p>
+            <w:pPr>
+              <w:pStyle w:val="Body"/>
+              <w:bidi w:val="0"/>
+            </w:pPr>
+            <w:r>
+              <w:rPr>
+                <w:rFonts w:ascii="Helvetica Neue" w:cs="Arial Unicode MS" w:hAnsi="Helvetica Neue" w:eastAsia="Arial Unicode MS"/>
+                <w:rtl w:val="0"/>
+              </w:rPr>
+              <w:t>FR-2.1-05</w:t>
+            </w:r>
+          </w:p>
+        </w:tc>
+        <w:tc>
+          <w:tcPr>
+            <w:tcW w:type="dxa" w:w="6278"/>
+            <w:tcBorders>
+              <w:top w:val="single" w:color="000000" w:sz="2" w:space="0" w:shadow="0" w:frame="0"/>
+              <w:left w:val="single" w:color="000000" w:sz="2" w:space="0" w:shadow="0" w:frame="0"/>
+              <w:bottom w:val="single" w:color="000000" w:sz="2" w:space="0" w:shadow="0" w:frame="0"/>
+              <w:right w:val="single" w:color="000000" w:sz="2" w:space="0" w:shadow="0" w:frame="0"/>
+            </w:tcBorders>
+            <w:shd w:val="clear" w:color="auto" w:fill="f5f5f5"/>
+            <w:tcMar>
+              <w:top w:type="dxa" w:w="20"/>
+              <w:left w:type="dxa" w:w="587"/>
+              <w:bottom w:type="dxa" w:w="20"/>
+              <w:right w:type="dxa" w:w="20"/>
+            </w:tcMar>
+            <w:vAlign w:val="center"/>
+          </w:tcPr>
+          <w:p>
+            <w:pPr>
+              <w:pStyle w:val="Body"/>
+              <w:bidi w:val="0"/>
+            </w:pPr>
+            <w:r>
+              <w:rPr>
+                <w:rFonts w:ascii="Helvetica Neue" w:cs="Arial Unicode MS" w:hAnsi="Helvetica Neue" w:eastAsia="Arial Unicode MS"/>
+                <w:rtl w:val="0"/>
+              </w:rPr>
+              <w:t>Sistem mora omogo</w:t>
+            </w:r>
+            <w:r>
+              <w:rPr>
+                <w:rFonts w:ascii="Helvetica Neue" w:cs="Arial Unicode MS" w:hAnsi="Helvetica Neue" w:eastAsia="Arial Unicode MS" w:hint="default"/>
+                <w:rtl w:val="0"/>
+              </w:rPr>
+              <w:t>č</w:t>
+            </w:r>
+            <w:r>
+              <w:rPr>
+                <w:rFonts w:ascii="Helvetica Neue" w:cs="Arial Unicode MS" w:hAnsi="Helvetica Neue" w:eastAsia="Arial Unicode MS"/>
+                <w:rtl w:val="0"/>
+              </w:rPr>
+              <w:t>ati prijavo uporabnika v sistem.</w:t>
+            </w:r>
+          </w:p>
+        </w:tc>
+        <w:tc>
+          <w:tcPr>
+            <w:tcW w:type="dxa" w:w="1273"/>
+            <w:tcBorders>
+              <w:top w:val="single" w:color="000000" w:sz="2" w:space="0" w:shadow="0" w:frame="0"/>
+              <w:left w:val="single" w:color="000000" w:sz="2" w:space="0" w:shadow="0" w:frame="0"/>
+              <w:bottom w:val="single" w:color="000000" w:sz="2" w:space="0" w:shadow="0" w:frame="0"/>
+              <w:right w:val="single" w:color="000000" w:sz="2" w:space="0" w:shadow="0" w:frame="0"/>
+            </w:tcBorders>
+            <w:shd w:val="clear" w:color="auto" w:fill="f5f5f5"/>
+            <w:tcMar>
+              <w:top w:type="dxa" w:w="20"/>
+              <w:left w:type="dxa" w:w="587"/>
+              <w:bottom w:type="dxa" w:w="20"/>
+              <w:right w:type="dxa" w:w="20"/>
+            </w:tcMar>
+            <w:vAlign w:val="center"/>
+          </w:tcPr>
+          <w:p>
+            <w:pPr>
+              <w:pStyle w:val="Body"/>
+              <w:bidi w:val="0"/>
+            </w:pPr>
+            <w:r>
+              <w:rPr>
+                <w:rFonts w:ascii="Helvetica Neue" w:cs="Arial Unicode MS" w:hAnsi="Helvetica Neue" w:eastAsia="Arial Unicode MS"/>
+                <w:rtl w:val="0"/>
+              </w:rPr>
+              <w:t>Must-have</w:t>
+            </w:r>
+          </w:p>
+        </w:tc>
+      </w:tr>
+    </w:tbl>
     <w:p>
       <w:pPr>
         <w:pStyle w:val="Body"/>
+        <w:bidi w:val="0"/>
+      </w:pPr>
+    </w:p>
+    <w:p>
+      <w:pPr>
+        <w:pStyle w:val="Default"/>
+        <w:suppressAutoHyphens w:val="1"/>
+        <w:spacing w:before="0" w:line="240" w:lineRule="auto"/>
+        <w:rPr>
+          <w:rFonts w:ascii="Times Roman" w:cs="Times Roman" w:hAnsi="Times Roman" w:eastAsia="Times Roman"/>
+        </w:rPr>
+      </w:pPr>
+    </w:p>
+    <w:p>
+      <w:pPr>
+        <w:pStyle w:val="Body"/>
+        <w:rPr>
+          <w:i w:val="1"/>
+          <w:iCs w:val="1"/>
+        </w:rPr>
+      </w:pPr>
+      <w:r>
+        <w:rPr>
+          <w:i w:val="1"/>
+          <w:iCs w:val="1"/>
+        </w:rPr>
+        <w:tab/>
+      </w:r>
+    </w:p>
+    <w:p>
+      <w:pPr>
+        <w:pStyle w:val="Body"/>
+        <w:rPr>
+          <w:i w:val="1"/>
+          <w:iCs w:val="1"/>
+        </w:rPr>
+      </w:pPr>
+      <w:r>
+        <w:rPr>
+          <w:i w:val="1"/>
+          <w:iCs w:val="1"/>
+          <w:rtl w:val="0"/>
+        </w:rPr>
+        <w:t>2.2 Upravljanje to</w:t>
+      </w:r>
+      <w:r>
+        <w:rPr>
+          <w:i w:val="1"/>
+          <w:iCs w:val="1"/>
+          <w:rtl w:val="0"/>
+        </w:rPr>
+        <w:t>č</w:t>
+      </w:r>
+      <w:r>
+        <w:rPr>
+          <w:i w:val="1"/>
+          <w:iCs w:val="1"/>
+          <w:rtl w:val="0"/>
+        </w:rPr>
+        <w:t>k zvestobe</w:t>
+      </w:r>
+    </w:p>
+    <w:tbl>
+      <w:tblPr>
+        <w:tblW w:w="9638" w:type="dxa"/>
+        <w:jc w:val="left"/>
+        <w:tblInd w:w="108" w:type="dxa"/>
+        <w:tblBorders>
+          <w:top w:val="single" w:color="000000" w:sz="2" w:space="0" w:shadow="0" w:frame="0"/>
+          <w:left w:val="single" w:color="000000" w:sz="2" w:space="0" w:shadow="0" w:frame="0"/>
+          <w:bottom w:val="single" w:color="000000" w:sz="2" w:space="0" w:shadow="0" w:frame="0"/>
+          <w:right w:val="single" w:color="000000" w:sz="2" w:space="0" w:shadow="0" w:frame="0"/>
+          <w:insideH w:val="single" w:color="000000" w:sz="2" w:space="0" w:shadow="0" w:frame="0"/>
+          <w:insideV w:val="single" w:color="000000" w:sz="2" w:space="0" w:shadow="0" w:frame="0"/>
+        </w:tblBorders>
+        <w:shd w:val="clear" w:color="auto" w:fill="auto"/>
+        <w:tblLayout w:type="fixed"/>
+      </w:tblPr>
+      <w:tblGrid>
+        <w:gridCol w:w="958"/>
+        <w:gridCol w:w="7520"/>
+        <w:gridCol w:w="1160"/>
+      </w:tblGrid>
+      <w:tr>
+        <w:tblPrEx>
+          <w:shd w:val="clear" w:color="auto" w:fill="auto"/>
+        </w:tblPrEx>
+        <w:trPr>
+          <w:trHeight w:val="360" w:hRule="atLeast"/>
+        </w:trPr>
+        <w:tc>
+          <w:tcPr>
+            <w:tcW w:type="dxa" w:w="958"/>
+            <w:tcBorders>
+              <w:top w:val="single" w:color="000000" w:sz="2" w:space="0" w:shadow="0" w:frame="0"/>
+              <w:left w:val="single" w:color="000000" w:sz="2" w:space="0" w:shadow="0" w:frame="0"/>
+              <w:bottom w:val="single" w:color="000000" w:sz="2" w:space="0" w:shadow="0" w:frame="0"/>
+              <w:right w:val="single" w:color="000000" w:sz="2" w:space="0" w:shadow="0" w:frame="0"/>
+            </w:tcBorders>
+            <w:shd w:val="clear" w:color="auto" w:fill="auto"/>
+            <w:tcMar>
+              <w:top w:type="dxa" w:w="20"/>
+              <w:left w:type="dxa" w:w="587"/>
+              <w:bottom w:type="dxa" w:w="20"/>
+              <w:right w:type="dxa" w:w="20"/>
+            </w:tcMar>
+            <w:vAlign w:val="center"/>
+          </w:tcPr>
+          <w:p>
+            <w:pPr>
+              <w:pStyle w:val="Body"/>
+              <w:bidi w:val="0"/>
+            </w:pPr>
+            <w:r>
+              <w:rPr>
+                <w:rFonts w:ascii="Helvetica Neue" w:cs="Arial Unicode MS" w:hAnsi="Helvetica Neue" w:eastAsia="Arial Unicode MS"/>
+                <w:rtl w:val="0"/>
+              </w:rPr>
+              <w:t>ID</w:t>
+            </w:r>
+          </w:p>
+        </w:tc>
+        <w:tc>
+          <w:tcPr>
+            <w:tcW w:type="dxa" w:w="7520"/>
+            <w:tcBorders>
+              <w:top w:val="single" w:color="000000" w:sz="2" w:space="0" w:shadow="0" w:frame="0"/>
+              <w:left w:val="single" w:color="000000" w:sz="2" w:space="0" w:shadow="0" w:frame="0"/>
+              <w:bottom w:val="single" w:color="000000" w:sz="2" w:space="0" w:shadow="0" w:frame="0"/>
+              <w:right w:val="single" w:color="000000" w:sz="2" w:space="0" w:shadow="0" w:frame="0"/>
+            </w:tcBorders>
+            <w:shd w:val="clear" w:color="auto" w:fill="auto"/>
+            <w:tcMar>
+              <w:top w:type="dxa" w:w="20"/>
+              <w:left w:type="dxa" w:w="587"/>
+              <w:bottom w:type="dxa" w:w="20"/>
+              <w:right w:type="dxa" w:w="20"/>
+            </w:tcMar>
+            <w:vAlign w:val="center"/>
+          </w:tcPr>
+          <w:p>
+            <w:pPr>
+              <w:pStyle w:val="Body"/>
+              <w:bidi w:val="0"/>
+            </w:pPr>
+            <w:r>
+              <w:rPr>
+                <w:rFonts w:ascii="Helvetica Neue" w:cs="Arial Unicode MS" w:hAnsi="Helvetica Neue" w:eastAsia="Arial Unicode MS"/>
+                <w:rtl w:val="0"/>
+              </w:rPr>
+              <w:t>Zahteva</w:t>
+            </w:r>
+          </w:p>
+        </w:tc>
+        <w:tc>
+          <w:tcPr>
+            <w:tcW w:type="dxa" w:w="1159"/>
+            <w:tcBorders>
+              <w:top w:val="single" w:color="000000" w:sz="2" w:space="0" w:shadow="0" w:frame="0"/>
+              <w:left w:val="single" w:color="000000" w:sz="2" w:space="0" w:shadow="0" w:frame="0"/>
+              <w:bottom w:val="single" w:color="000000" w:sz="2" w:space="0" w:shadow="0" w:frame="0"/>
+              <w:right w:val="single" w:color="000000" w:sz="2" w:space="0" w:shadow="0" w:frame="0"/>
+            </w:tcBorders>
+            <w:shd w:val="clear" w:color="auto" w:fill="auto"/>
+            <w:tcMar>
+              <w:top w:type="dxa" w:w="20"/>
+              <w:left w:type="dxa" w:w="587"/>
+              <w:bottom w:type="dxa" w:w="20"/>
+              <w:right w:type="dxa" w:w="20"/>
+            </w:tcMar>
+            <w:vAlign w:val="center"/>
+          </w:tcPr>
+          <w:p>
+            <w:pPr>
+              <w:pStyle w:val="Body"/>
+              <w:bidi w:val="0"/>
+            </w:pPr>
+            <w:r>
+              <w:rPr>
+                <w:rFonts w:ascii="Helvetica Neue" w:cs="Arial Unicode MS" w:hAnsi="Helvetica Neue" w:eastAsia="Arial Unicode MS"/>
+                <w:rtl w:val="0"/>
+              </w:rPr>
+              <w:t>Prioriteta</w:t>
+            </w:r>
+          </w:p>
+        </w:tc>
+      </w:tr>
+      <w:tr>
+        <w:tblPrEx>
+          <w:shd w:val="clear" w:color="auto" w:fill="auto"/>
+        </w:tblPrEx>
+        <w:trPr>
+          <w:trHeight w:val="598" w:hRule="atLeast"/>
+        </w:trPr>
+        <w:tc>
+          <w:tcPr>
+            <w:tcW w:type="dxa" w:w="958"/>
+            <w:tcBorders>
+              <w:top w:val="single" w:color="000000" w:sz="2" w:space="0" w:shadow="0" w:frame="0"/>
+              <w:left w:val="single" w:color="000000" w:sz="2" w:space="0" w:shadow="0" w:frame="0"/>
+              <w:bottom w:val="single" w:color="000000" w:sz="2" w:space="0" w:shadow="0" w:frame="0"/>
+              <w:right w:val="single" w:color="000000" w:sz="2" w:space="0" w:shadow="0" w:frame="0"/>
+            </w:tcBorders>
+            <w:shd w:val="clear" w:color="auto" w:fill="f5f5f5"/>
+            <w:tcMar>
+              <w:top w:type="dxa" w:w="20"/>
+              <w:left w:type="dxa" w:w="587"/>
+              <w:bottom w:type="dxa" w:w="20"/>
+              <w:right w:type="dxa" w:w="20"/>
+            </w:tcMar>
+            <w:vAlign w:val="center"/>
+          </w:tcPr>
+          <w:p>
+            <w:pPr>
+              <w:pStyle w:val="Body"/>
+              <w:bidi w:val="0"/>
+            </w:pPr>
+            <w:r>
+              <w:rPr>
+                <w:rFonts w:ascii="Helvetica Neue" w:cs="Arial Unicode MS" w:hAnsi="Helvetica Neue" w:eastAsia="Arial Unicode MS"/>
+                <w:rtl w:val="0"/>
+              </w:rPr>
+              <w:t>FR-2.2-01</w:t>
+            </w:r>
+          </w:p>
+        </w:tc>
+        <w:tc>
+          <w:tcPr>
+            <w:tcW w:type="dxa" w:w="7520"/>
+            <w:tcBorders>
+              <w:top w:val="single" w:color="000000" w:sz="2" w:space="0" w:shadow="0" w:frame="0"/>
+              <w:left w:val="single" w:color="000000" w:sz="2" w:space="0" w:shadow="0" w:frame="0"/>
+              <w:bottom w:val="single" w:color="000000" w:sz="2" w:space="0" w:shadow="0" w:frame="0"/>
+              <w:right w:val="single" w:color="000000" w:sz="2" w:space="0" w:shadow="0" w:frame="0"/>
+            </w:tcBorders>
+            <w:shd w:val="clear" w:color="auto" w:fill="f5f5f5"/>
+            <w:tcMar>
+              <w:top w:type="dxa" w:w="20"/>
+              <w:left w:type="dxa" w:w="587"/>
+              <w:bottom w:type="dxa" w:w="20"/>
+              <w:right w:type="dxa" w:w="20"/>
+            </w:tcMar>
+            <w:vAlign w:val="center"/>
+          </w:tcPr>
+          <w:p>
+            <w:pPr>
+              <w:pStyle w:val="Body"/>
+              <w:bidi w:val="0"/>
+            </w:pPr>
+            <w:r>
+              <w:rPr>
+                <w:rFonts w:ascii="Helvetica Neue" w:cs="Arial Unicode MS" w:hAnsi="Helvetica Neue" w:eastAsia="Arial Unicode MS"/>
+                <w:rtl w:val="0"/>
+              </w:rPr>
+              <w:t>Sistem mora enkrat mese</w:t>
+            </w:r>
+            <w:r>
+              <w:rPr>
+                <w:rFonts w:ascii="Helvetica Neue" w:cs="Arial Unicode MS" w:hAnsi="Helvetica Neue" w:eastAsia="Arial Unicode MS" w:hint="default"/>
+                <w:rtl w:val="0"/>
+              </w:rPr>
+              <w:t>č</w:t>
+            </w:r>
+            <w:r>
+              <w:rPr>
+                <w:rFonts w:ascii="Helvetica Neue" w:cs="Arial Unicode MS" w:hAnsi="Helvetica Neue" w:eastAsia="Arial Unicode MS"/>
+                <w:rtl w:val="0"/>
+              </w:rPr>
+              <w:t>no izra</w:t>
+            </w:r>
+            <w:r>
+              <w:rPr>
+                <w:rFonts w:ascii="Helvetica Neue" w:cs="Arial Unicode MS" w:hAnsi="Helvetica Neue" w:eastAsia="Arial Unicode MS" w:hint="default"/>
+                <w:rtl w:val="0"/>
+              </w:rPr>
+              <w:t>č</w:t>
+            </w:r>
+            <w:r>
+              <w:rPr>
+                <w:rFonts w:ascii="Helvetica Neue" w:cs="Arial Unicode MS" w:hAnsi="Helvetica Neue" w:eastAsia="Arial Unicode MS"/>
+                <w:rtl w:val="0"/>
+              </w:rPr>
+              <w:t>unati to</w:t>
+            </w:r>
+            <w:r>
+              <w:rPr>
+                <w:rFonts w:ascii="Helvetica Neue" w:cs="Arial Unicode MS" w:hAnsi="Helvetica Neue" w:eastAsia="Arial Unicode MS" w:hint="default"/>
+                <w:rtl w:val="0"/>
+              </w:rPr>
+              <w:t>č</w:t>
+            </w:r>
+            <w:r>
+              <w:rPr>
+                <w:rFonts w:ascii="Helvetica Neue" w:cs="Arial Unicode MS" w:hAnsi="Helvetica Neue" w:eastAsia="Arial Unicode MS"/>
+                <w:rtl w:val="0"/>
+              </w:rPr>
+              <w:t>ke zvestobe na podlagi vrednosti nakupov.</w:t>
+            </w:r>
+          </w:p>
+        </w:tc>
+        <w:tc>
+          <w:tcPr>
+            <w:tcW w:type="dxa" w:w="1159"/>
+            <w:tcBorders>
+              <w:top w:val="single" w:color="000000" w:sz="2" w:space="0" w:shadow="0" w:frame="0"/>
+              <w:left w:val="single" w:color="000000" w:sz="2" w:space="0" w:shadow="0" w:frame="0"/>
+              <w:bottom w:val="single" w:color="000000" w:sz="2" w:space="0" w:shadow="0" w:frame="0"/>
+              <w:right w:val="single" w:color="000000" w:sz="2" w:space="0" w:shadow="0" w:frame="0"/>
+            </w:tcBorders>
+            <w:shd w:val="clear" w:color="auto" w:fill="f5f5f5"/>
+            <w:tcMar>
+              <w:top w:type="dxa" w:w="20"/>
+              <w:left w:type="dxa" w:w="587"/>
+              <w:bottom w:type="dxa" w:w="20"/>
+              <w:right w:type="dxa" w:w="20"/>
+            </w:tcMar>
+            <w:vAlign w:val="center"/>
+          </w:tcPr>
+          <w:p>
+            <w:pPr>
+              <w:pStyle w:val="Body"/>
+              <w:bidi w:val="0"/>
+            </w:pPr>
+            <w:r>
+              <w:rPr>
+                <w:rFonts w:ascii="Helvetica Neue" w:cs="Arial Unicode MS" w:hAnsi="Helvetica Neue" w:eastAsia="Arial Unicode MS"/>
+                <w:rtl w:val="0"/>
+              </w:rPr>
+              <w:t>Must-have</w:t>
+            </w:r>
+          </w:p>
+        </w:tc>
+      </w:tr>
+      <w:tr>
+        <w:tblPrEx>
+          <w:shd w:val="clear" w:color="auto" w:fill="auto"/>
+        </w:tblPrEx>
+        <w:trPr>
+          <w:trHeight w:val="598" w:hRule="atLeast"/>
+        </w:trPr>
+        <w:tc>
+          <w:tcPr>
+            <w:tcW w:type="dxa" w:w="958"/>
+            <w:tcBorders>
+              <w:top w:val="single" w:color="000000" w:sz="2" w:space="0" w:shadow="0" w:frame="0"/>
+              <w:left w:val="single" w:color="000000" w:sz="2" w:space="0" w:shadow="0" w:frame="0"/>
+              <w:bottom w:val="single" w:color="000000" w:sz="2" w:space="0" w:shadow="0" w:frame="0"/>
+              <w:right w:val="single" w:color="000000" w:sz="2" w:space="0" w:shadow="0" w:frame="0"/>
+            </w:tcBorders>
+            <w:shd w:val="clear" w:color="auto" w:fill="auto"/>
+            <w:tcMar>
+              <w:top w:type="dxa" w:w="20"/>
+              <w:left w:type="dxa" w:w="587"/>
+              <w:bottom w:type="dxa" w:w="20"/>
+              <w:right w:type="dxa" w:w="20"/>
+            </w:tcMar>
+            <w:vAlign w:val="center"/>
+          </w:tcPr>
+          <w:p>
+            <w:pPr>
+              <w:pStyle w:val="Body"/>
+              <w:bidi w:val="0"/>
+            </w:pPr>
+            <w:r>
+              <w:rPr>
+                <w:rFonts w:ascii="Helvetica Neue" w:cs="Arial Unicode MS" w:hAnsi="Helvetica Neue" w:eastAsia="Arial Unicode MS"/>
+                <w:rtl w:val="0"/>
+              </w:rPr>
+              <w:t>FR-2.2-02</w:t>
+            </w:r>
+          </w:p>
+        </w:tc>
+        <w:tc>
+          <w:tcPr>
+            <w:tcW w:type="dxa" w:w="7520"/>
+            <w:tcBorders>
+              <w:top w:val="single" w:color="000000" w:sz="2" w:space="0" w:shadow="0" w:frame="0"/>
+              <w:left w:val="single" w:color="000000" w:sz="2" w:space="0" w:shadow="0" w:frame="0"/>
+              <w:bottom w:val="single" w:color="000000" w:sz="2" w:space="0" w:shadow="0" w:frame="0"/>
+              <w:right w:val="single" w:color="000000" w:sz="2" w:space="0" w:shadow="0" w:frame="0"/>
+            </w:tcBorders>
+            <w:shd w:val="clear" w:color="auto" w:fill="auto"/>
+            <w:tcMar>
+              <w:top w:type="dxa" w:w="20"/>
+              <w:left w:type="dxa" w:w="587"/>
+              <w:bottom w:type="dxa" w:w="20"/>
+              <w:right w:type="dxa" w:w="20"/>
+            </w:tcMar>
+            <w:vAlign w:val="center"/>
+          </w:tcPr>
+          <w:p>
+            <w:pPr>
+              <w:pStyle w:val="Body"/>
+              <w:bidi w:val="0"/>
+            </w:pPr>
+            <w:r>
+              <w:rPr>
+                <w:rFonts w:ascii="Helvetica Neue" w:cs="Arial Unicode MS" w:hAnsi="Helvetica Neue" w:eastAsia="Arial Unicode MS"/>
+                <w:rtl w:val="0"/>
+              </w:rPr>
+              <w:t>Sistem mora dodeliti to</w:t>
+            </w:r>
+            <w:r>
+              <w:rPr>
+                <w:rFonts w:ascii="Helvetica Neue" w:cs="Arial Unicode MS" w:hAnsi="Helvetica Neue" w:eastAsia="Arial Unicode MS" w:hint="default"/>
+                <w:rtl w:val="0"/>
+              </w:rPr>
+              <w:t>č</w:t>
+            </w:r>
+            <w:r>
+              <w:rPr>
+                <w:rFonts w:ascii="Helvetica Neue" w:cs="Arial Unicode MS" w:hAnsi="Helvetica Neue" w:eastAsia="Arial Unicode MS"/>
+                <w:rtl w:val="0"/>
+              </w:rPr>
+              <w:t>ke glede na skupni znesek nakupov uporabnika.</w:t>
+            </w:r>
+          </w:p>
+        </w:tc>
+        <w:tc>
+          <w:tcPr>
+            <w:tcW w:type="dxa" w:w="1159"/>
+            <w:tcBorders>
+              <w:top w:val="single" w:color="000000" w:sz="2" w:space="0" w:shadow="0" w:frame="0"/>
+              <w:left w:val="single" w:color="000000" w:sz="2" w:space="0" w:shadow="0" w:frame="0"/>
+              <w:bottom w:val="single" w:color="000000" w:sz="2" w:space="0" w:shadow="0" w:frame="0"/>
+              <w:right w:val="single" w:color="000000" w:sz="2" w:space="0" w:shadow="0" w:frame="0"/>
+            </w:tcBorders>
+            <w:shd w:val="clear" w:color="auto" w:fill="auto"/>
+            <w:tcMar>
+              <w:top w:type="dxa" w:w="20"/>
+              <w:left w:type="dxa" w:w="587"/>
+              <w:bottom w:type="dxa" w:w="20"/>
+              <w:right w:type="dxa" w:w="20"/>
+            </w:tcMar>
+            <w:vAlign w:val="center"/>
+          </w:tcPr>
+          <w:p>
+            <w:pPr>
+              <w:pStyle w:val="Body"/>
+              <w:bidi w:val="0"/>
+            </w:pPr>
+            <w:r>
+              <w:rPr>
+                <w:rFonts w:ascii="Helvetica Neue" w:cs="Arial Unicode MS" w:hAnsi="Helvetica Neue" w:eastAsia="Arial Unicode MS"/>
+                <w:rtl w:val="0"/>
+              </w:rPr>
+              <w:t>Must-have</w:t>
+            </w:r>
+          </w:p>
+        </w:tc>
+      </w:tr>
+      <w:tr>
+        <w:tblPrEx>
+          <w:shd w:val="clear" w:color="auto" w:fill="auto"/>
+        </w:tblPrEx>
+        <w:trPr>
+          <w:trHeight w:val="598" w:hRule="atLeast"/>
+        </w:trPr>
+        <w:tc>
+          <w:tcPr>
+            <w:tcW w:type="dxa" w:w="958"/>
+            <w:tcBorders>
+              <w:top w:val="single" w:color="000000" w:sz="2" w:space="0" w:shadow="0" w:frame="0"/>
+              <w:left w:val="single" w:color="000000" w:sz="2" w:space="0" w:shadow="0" w:frame="0"/>
+              <w:bottom w:val="single" w:color="000000" w:sz="2" w:space="0" w:shadow="0" w:frame="0"/>
+              <w:right w:val="single" w:color="000000" w:sz="2" w:space="0" w:shadow="0" w:frame="0"/>
+            </w:tcBorders>
+            <w:shd w:val="clear" w:color="auto" w:fill="f5f5f5"/>
+            <w:tcMar>
+              <w:top w:type="dxa" w:w="20"/>
+              <w:left w:type="dxa" w:w="587"/>
+              <w:bottom w:type="dxa" w:w="20"/>
+              <w:right w:type="dxa" w:w="20"/>
+            </w:tcMar>
+            <w:vAlign w:val="center"/>
+          </w:tcPr>
+          <w:p>
+            <w:pPr>
+              <w:pStyle w:val="Body"/>
+              <w:bidi w:val="0"/>
+            </w:pPr>
+            <w:r>
+              <w:rPr>
+                <w:rFonts w:ascii="Helvetica Neue" w:cs="Arial Unicode MS" w:hAnsi="Helvetica Neue" w:eastAsia="Arial Unicode MS"/>
+                <w:rtl w:val="0"/>
+              </w:rPr>
+              <w:t>FR-2.2-03</w:t>
+            </w:r>
+          </w:p>
+        </w:tc>
+        <w:tc>
+          <w:tcPr>
+            <w:tcW w:type="dxa" w:w="7520"/>
+            <w:tcBorders>
+              <w:top w:val="single" w:color="000000" w:sz="2" w:space="0" w:shadow="0" w:frame="0"/>
+              <w:left w:val="single" w:color="000000" w:sz="2" w:space="0" w:shadow="0" w:frame="0"/>
+              <w:bottom w:val="single" w:color="000000" w:sz="2" w:space="0" w:shadow="0" w:frame="0"/>
+              <w:right w:val="single" w:color="000000" w:sz="2" w:space="0" w:shadow="0" w:frame="0"/>
+            </w:tcBorders>
+            <w:shd w:val="clear" w:color="auto" w:fill="f5f5f5"/>
+            <w:tcMar>
+              <w:top w:type="dxa" w:w="20"/>
+              <w:left w:type="dxa" w:w="587"/>
+              <w:bottom w:type="dxa" w:w="20"/>
+              <w:right w:type="dxa" w:w="20"/>
+            </w:tcMar>
+            <w:vAlign w:val="center"/>
+          </w:tcPr>
+          <w:p>
+            <w:pPr>
+              <w:pStyle w:val="Body"/>
+              <w:bidi w:val="0"/>
+            </w:pPr>
+            <w:r>
+              <w:rPr>
+                <w:rFonts w:ascii="Helvetica Neue" w:cs="Arial Unicode MS" w:hAnsi="Helvetica Neue" w:eastAsia="Arial Unicode MS"/>
+                <w:rtl w:val="0"/>
+              </w:rPr>
+              <w:t>Sistem mora dodeliti to</w:t>
+            </w:r>
+            <w:r>
+              <w:rPr>
+                <w:rFonts w:ascii="Helvetica Neue" w:cs="Arial Unicode MS" w:hAnsi="Helvetica Neue" w:eastAsia="Arial Unicode MS" w:hint="default"/>
+                <w:rtl w:val="0"/>
+              </w:rPr>
+              <w:t>č</w:t>
+            </w:r>
+            <w:r>
+              <w:rPr>
+                <w:rFonts w:ascii="Helvetica Neue" w:cs="Arial Unicode MS" w:hAnsi="Helvetica Neue" w:eastAsia="Arial Unicode MS"/>
+                <w:rtl w:val="0"/>
+              </w:rPr>
+              <w:t>ke glede na status uporabnika.</w:t>
+            </w:r>
+          </w:p>
+        </w:tc>
+        <w:tc>
+          <w:tcPr>
+            <w:tcW w:type="dxa" w:w="1159"/>
+            <w:tcBorders>
+              <w:top w:val="single" w:color="000000" w:sz="2" w:space="0" w:shadow="0" w:frame="0"/>
+              <w:left w:val="single" w:color="000000" w:sz="2" w:space="0" w:shadow="0" w:frame="0"/>
+              <w:bottom w:val="single" w:color="000000" w:sz="2" w:space="0" w:shadow="0" w:frame="0"/>
+              <w:right w:val="single" w:color="000000" w:sz="2" w:space="0" w:shadow="0" w:frame="0"/>
+            </w:tcBorders>
+            <w:shd w:val="clear" w:color="auto" w:fill="f5f5f5"/>
+            <w:tcMar>
+              <w:top w:type="dxa" w:w="20"/>
+              <w:left w:type="dxa" w:w="587"/>
+              <w:bottom w:type="dxa" w:w="20"/>
+              <w:right w:type="dxa" w:w="20"/>
+            </w:tcMar>
+            <w:vAlign w:val="center"/>
+          </w:tcPr>
+          <w:p>
+            <w:pPr>
+              <w:pStyle w:val="Body"/>
+              <w:bidi w:val="0"/>
+            </w:pPr>
+            <w:r>
+              <w:rPr>
+                <w:rFonts w:ascii="Helvetica Neue" w:cs="Arial Unicode MS" w:hAnsi="Helvetica Neue" w:eastAsia="Arial Unicode MS"/>
+                <w:rtl w:val="0"/>
+              </w:rPr>
+              <w:t>Must-have</w:t>
+            </w:r>
+          </w:p>
+        </w:tc>
+      </w:tr>
+      <w:tr>
+        <w:tblPrEx>
+          <w:shd w:val="clear" w:color="auto" w:fill="auto"/>
+        </w:tblPrEx>
+        <w:trPr>
+          <w:trHeight w:val="598" w:hRule="atLeast"/>
+        </w:trPr>
+        <w:tc>
+          <w:tcPr>
+            <w:tcW w:type="dxa" w:w="958"/>
+            <w:tcBorders>
+              <w:top w:val="single" w:color="000000" w:sz="2" w:space="0" w:shadow="0" w:frame="0"/>
+              <w:left w:val="single" w:color="000000" w:sz="2" w:space="0" w:shadow="0" w:frame="0"/>
+              <w:bottom w:val="single" w:color="000000" w:sz="2" w:space="0" w:shadow="0" w:frame="0"/>
+              <w:right w:val="single" w:color="000000" w:sz="2" w:space="0" w:shadow="0" w:frame="0"/>
+            </w:tcBorders>
+            <w:shd w:val="clear" w:color="auto" w:fill="auto"/>
+            <w:tcMar>
+              <w:top w:type="dxa" w:w="20"/>
+              <w:left w:type="dxa" w:w="587"/>
+              <w:bottom w:type="dxa" w:w="20"/>
+              <w:right w:type="dxa" w:w="20"/>
+            </w:tcMar>
+            <w:vAlign w:val="center"/>
+          </w:tcPr>
+          <w:p>
+            <w:pPr>
+              <w:pStyle w:val="Body"/>
+              <w:bidi w:val="0"/>
+            </w:pPr>
+            <w:r>
+              <w:rPr>
+                <w:rFonts w:ascii="Helvetica Neue" w:cs="Arial Unicode MS" w:hAnsi="Helvetica Neue" w:eastAsia="Arial Unicode MS"/>
+                <w:rtl w:val="0"/>
+              </w:rPr>
+              <w:t>FR-2.2-04</w:t>
+            </w:r>
+          </w:p>
+        </w:tc>
+        <w:tc>
+          <w:tcPr>
+            <w:tcW w:type="dxa" w:w="7520"/>
+            <w:tcBorders>
+              <w:top w:val="single" w:color="000000" w:sz="2" w:space="0" w:shadow="0" w:frame="0"/>
+              <w:left w:val="single" w:color="000000" w:sz="2" w:space="0" w:shadow="0" w:frame="0"/>
+              <w:bottom w:val="single" w:color="000000" w:sz="2" w:space="0" w:shadow="0" w:frame="0"/>
+              <w:right w:val="single" w:color="000000" w:sz="2" w:space="0" w:shadow="0" w:frame="0"/>
+            </w:tcBorders>
+            <w:shd w:val="clear" w:color="auto" w:fill="auto"/>
+            <w:tcMar>
+              <w:top w:type="dxa" w:w="20"/>
+              <w:left w:type="dxa" w:w="587"/>
+              <w:bottom w:type="dxa" w:w="20"/>
+              <w:right w:type="dxa" w:w="20"/>
+            </w:tcMar>
+            <w:vAlign w:val="center"/>
+          </w:tcPr>
+          <w:p>
+            <w:pPr>
+              <w:pStyle w:val="Body"/>
+              <w:bidi w:val="0"/>
+            </w:pPr>
+            <w:r>
+              <w:rPr>
+                <w:rFonts w:ascii="Helvetica Neue" w:cs="Arial Unicode MS" w:hAnsi="Helvetica Neue" w:eastAsia="Arial Unicode MS"/>
+                <w:rtl w:val="0"/>
+              </w:rPr>
+              <w:t>Sistem mora omogo</w:t>
+            </w:r>
+            <w:r>
+              <w:rPr>
+                <w:rFonts w:ascii="Helvetica Neue" w:cs="Arial Unicode MS" w:hAnsi="Helvetica Neue" w:eastAsia="Arial Unicode MS" w:hint="default"/>
+                <w:rtl w:val="0"/>
+              </w:rPr>
+              <w:t>č</w:t>
+            </w:r>
+            <w:r>
+              <w:rPr>
+                <w:rFonts w:ascii="Helvetica Neue" w:cs="Arial Unicode MS" w:hAnsi="Helvetica Neue" w:eastAsia="Arial Unicode MS"/>
+                <w:rtl w:val="0"/>
+              </w:rPr>
+              <w:t>ati spremembo pravil za dodeljevanje to</w:t>
+            </w:r>
+            <w:r>
+              <w:rPr>
+                <w:rFonts w:ascii="Helvetica Neue" w:cs="Arial Unicode MS" w:hAnsi="Helvetica Neue" w:eastAsia="Arial Unicode MS" w:hint="default"/>
+                <w:rtl w:val="0"/>
+              </w:rPr>
+              <w:t>č</w:t>
+            </w:r>
+            <w:r>
+              <w:rPr>
+                <w:rFonts w:ascii="Helvetica Neue" w:cs="Arial Unicode MS" w:hAnsi="Helvetica Neue" w:eastAsia="Arial Unicode MS"/>
+                <w:rtl w:val="0"/>
+              </w:rPr>
+              <w:t>k.</w:t>
+            </w:r>
+          </w:p>
+        </w:tc>
+        <w:tc>
+          <w:tcPr>
+            <w:tcW w:type="dxa" w:w="1159"/>
+            <w:tcBorders>
+              <w:top w:val="single" w:color="000000" w:sz="2" w:space="0" w:shadow="0" w:frame="0"/>
+              <w:left w:val="single" w:color="000000" w:sz="2" w:space="0" w:shadow="0" w:frame="0"/>
+              <w:bottom w:val="single" w:color="000000" w:sz="2" w:space="0" w:shadow="0" w:frame="0"/>
+              <w:right w:val="single" w:color="000000" w:sz="2" w:space="0" w:shadow="0" w:frame="0"/>
+            </w:tcBorders>
+            <w:shd w:val="clear" w:color="auto" w:fill="auto"/>
+            <w:tcMar>
+              <w:top w:type="dxa" w:w="20"/>
+              <w:left w:type="dxa" w:w="587"/>
+              <w:bottom w:type="dxa" w:w="20"/>
+              <w:right w:type="dxa" w:w="20"/>
+            </w:tcMar>
+            <w:vAlign w:val="center"/>
+          </w:tcPr>
+          <w:p>
+            <w:pPr>
+              <w:pStyle w:val="Body"/>
+              <w:bidi w:val="0"/>
+            </w:pPr>
+            <w:r>
+              <w:rPr>
+                <w:rFonts w:ascii="Helvetica Neue" w:cs="Arial Unicode MS" w:hAnsi="Helvetica Neue" w:eastAsia="Arial Unicode MS"/>
+                <w:rtl w:val="0"/>
+              </w:rPr>
+              <w:t>Should-have</w:t>
+            </w:r>
+          </w:p>
+        </w:tc>
+      </w:tr>
+    </w:tbl>
+    <w:p>
+      <w:pPr>
+        <w:pStyle w:val="Default"/>
+        <w:suppressAutoHyphens w:val="1"/>
+        <w:spacing w:before="0" w:line="240" w:lineRule="auto"/>
+        <w:rPr>
+          <w:rFonts w:ascii="Times Roman" w:cs="Times Roman" w:hAnsi="Times Roman" w:eastAsia="Times Roman"/>
+        </w:rPr>
+      </w:pPr>
+    </w:p>
+    <w:p>
+      <w:pPr>
+        <w:pStyle w:val="Body"/>
+        <w:rPr>
+          <w:i w:val="1"/>
+          <w:iCs w:val="1"/>
+        </w:rPr>
+      </w:pPr>
+      <w:r>
+        <w:rPr>
+          <w:i w:val="1"/>
+          <w:iCs w:val="1"/>
+        </w:rPr>
+        <w:tab/>
+      </w:r>
+    </w:p>
+    <w:p>
+      <w:pPr>
+        <w:pStyle w:val="Body"/>
+        <w:rPr>
+          <w:i w:val="1"/>
+          <w:iCs w:val="1"/>
+        </w:rPr>
+      </w:pPr>
+      <w:r>
+        <w:rPr>
+          <w:i w:val="1"/>
+          <w:iCs w:val="1"/>
+          <w:rtl w:val="0"/>
+        </w:rPr>
+        <w:t>2.3 Upravljanje statusov lojalnosti</w:t>
+      </w:r>
+    </w:p>
+    <w:tbl>
+      <w:tblPr>
+        <w:tblW w:w="9638" w:type="dxa"/>
+        <w:jc w:val="left"/>
+        <w:tblInd w:w="108" w:type="dxa"/>
+        <w:tblBorders>
+          <w:top w:val="single" w:color="000000" w:sz="2" w:space="0" w:shadow="0" w:frame="0"/>
+          <w:left w:val="single" w:color="000000" w:sz="2" w:space="0" w:shadow="0" w:frame="0"/>
+          <w:bottom w:val="single" w:color="000000" w:sz="2" w:space="0" w:shadow="0" w:frame="0"/>
+          <w:right w:val="single" w:color="000000" w:sz="2" w:space="0" w:shadow="0" w:frame="0"/>
+          <w:insideH w:val="single" w:color="000000" w:sz="2" w:space="0" w:shadow="0" w:frame="0"/>
+          <w:insideV w:val="single" w:color="000000" w:sz="2" w:space="0" w:shadow="0" w:frame="0"/>
+        </w:tblBorders>
+        <w:shd w:val="clear" w:color="auto" w:fill="auto"/>
+        <w:tblLayout w:type="fixed"/>
+      </w:tblPr>
+      <w:tblGrid>
+        <w:gridCol w:w="986"/>
+        <w:gridCol w:w="7459"/>
+        <w:gridCol w:w="1193"/>
+      </w:tblGrid>
+      <w:tr>
+        <w:tblPrEx>
+          <w:shd w:val="clear" w:color="auto" w:fill="auto"/>
+        </w:tblPrEx>
+        <w:trPr>
+          <w:trHeight w:val="360" w:hRule="atLeast"/>
+        </w:trPr>
+        <w:tc>
+          <w:tcPr>
+            <w:tcW w:type="dxa" w:w="986"/>
+            <w:tcBorders>
+              <w:top w:val="single" w:color="000000" w:sz="2" w:space="0" w:shadow="0" w:frame="0"/>
+              <w:left w:val="single" w:color="000000" w:sz="2" w:space="0" w:shadow="0" w:frame="0"/>
+              <w:bottom w:val="single" w:color="000000" w:sz="2" w:space="0" w:shadow="0" w:frame="0"/>
+              <w:right w:val="single" w:color="000000" w:sz="2" w:space="0" w:shadow="0" w:frame="0"/>
+            </w:tcBorders>
+            <w:shd w:val="clear" w:color="auto" w:fill="auto"/>
+            <w:tcMar>
+              <w:top w:type="dxa" w:w="20"/>
+              <w:left w:type="dxa" w:w="587"/>
+              <w:bottom w:type="dxa" w:w="20"/>
+              <w:right w:type="dxa" w:w="20"/>
+            </w:tcMar>
+            <w:vAlign w:val="center"/>
+          </w:tcPr>
+          <w:p>
+            <w:pPr>
+              <w:pStyle w:val="Body"/>
+              <w:bidi w:val="0"/>
+            </w:pPr>
+            <w:r>
+              <w:rPr>
+                <w:rFonts w:ascii="Helvetica Neue" w:cs="Arial Unicode MS" w:hAnsi="Helvetica Neue" w:eastAsia="Arial Unicode MS"/>
+                <w:rtl w:val="0"/>
+              </w:rPr>
+              <w:t>ID</w:t>
+            </w:r>
+          </w:p>
+        </w:tc>
+        <w:tc>
+          <w:tcPr>
+            <w:tcW w:type="dxa" w:w="7458"/>
+            <w:tcBorders>
+              <w:top w:val="single" w:color="000000" w:sz="2" w:space="0" w:shadow="0" w:frame="0"/>
+              <w:left w:val="single" w:color="000000" w:sz="2" w:space="0" w:shadow="0" w:frame="0"/>
+              <w:bottom w:val="single" w:color="000000" w:sz="2" w:space="0" w:shadow="0" w:frame="0"/>
+              <w:right w:val="single" w:color="000000" w:sz="2" w:space="0" w:shadow="0" w:frame="0"/>
+            </w:tcBorders>
+            <w:shd w:val="clear" w:color="auto" w:fill="auto"/>
+            <w:tcMar>
+              <w:top w:type="dxa" w:w="20"/>
+              <w:left w:type="dxa" w:w="587"/>
+              <w:bottom w:type="dxa" w:w="20"/>
+              <w:right w:type="dxa" w:w="20"/>
+            </w:tcMar>
+            <w:vAlign w:val="center"/>
+          </w:tcPr>
+          <w:p>
+            <w:pPr>
+              <w:pStyle w:val="Body"/>
+              <w:bidi w:val="0"/>
+            </w:pPr>
+            <w:r>
+              <w:rPr>
+                <w:rFonts w:ascii="Helvetica Neue" w:cs="Arial Unicode MS" w:hAnsi="Helvetica Neue" w:eastAsia="Arial Unicode MS"/>
+                <w:rtl w:val="0"/>
+              </w:rPr>
+              <w:t>Zahteva</w:t>
+            </w:r>
+          </w:p>
+        </w:tc>
+        <w:tc>
+          <w:tcPr>
+            <w:tcW w:type="dxa" w:w="1192"/>
+            <w:tcBorders>
+              <w:top w:val="single" w:color="000000" w:sz="2" w:space="0" w:shadow="0" w:frame="0"/>
+              <w:left w:val="single" w:color="000000" w:sz="2" w:space="0" w:shadow="0" w:frame="0"/>
+              <w:bottom w:val="single" w:color="000000" w:sz="2" w:space="0" w:shadow="0" w:frame="0"/>
+              <w:right w:val="single" w:color="000000" w:sz="2" w:space="0" w:shadow="0" w:frame="0"/>
+            </w:tcBorders>
+            <w:shd w:val="clear" w:color="auto" w:fill="auto"/>
+            <w:tcMar>
+              <w:top w:type="dxa" w:w="20"/>
+              <w:left w:type="dxa" w:w="587"/>
+              <w:bottom w:type="dxa" w:w="20"/>
+              <w:right w:type="dxa" w:w="20"/>
+            </w:tcMar>
+            <w:vAlign w:val="center"/>
+          </w:tcPr>
+          <w:p>
+            <w:pPr>
+              <w:pStyle w:val="Body"/>
+              <w:bidi w:val="0"/>
+            </w:pPr>
+            <w:r>
+              <w:rPr>
+                <w:rFonts w:ascii="Helvetica Neue" w:cs="Arial Unicode MS" w:hAnsi="Helvetica Neue" w:eastAsia="Arial Unicode MS"/>
+                <w:rtl w:val="0"/>
+              </w:rPr>
+              <w:t>Prioriteta</w:t>
+            </w:r>
+          </w:p>
+        </w:tc>
+      </w:tr>
+      <w:tr>
+        <w:tblPrEx>
+          <w:shd w:val="clear" w:color="auto" w:fill="auto"/>
+        </w:tblPrEx>
+        <w:trPr>
+          <w:trHeight w:val="598" w:hRule="atLeast"/>
+        </w:trPr>
+        <w:tc>
+          <w:tcPr>
+            <w:tcW w:type="dxa" w:w="986"/>
+            <w:tcBorders>
+              <w:top w:val="single" w:color="000000" w:sz="2" w:space="0" w:shadow="0" w:frame="0"/>
+              <w:left w:val="single" w:color="000000" w:sz="2" w:space="0" w:shadow="0" w:frame="0"/>
+              <w:bottom w:val="single" w:color="000000" w:sz="2" w:space="0" w:shadow="0" w:frame="0"/>
+              <w:right w:val="single" w:color="000000" w:sz="2" w:space="0" w:shadow="0" w:frame="0"/>
+            </w:tcBorders>
+            <w:shd w:val="clear" w:color="auto" w:fill="f5f5f5"/>
+            <w:tcMar>
+              <w:top w:type="dxa" w:w="20"/>
+              <w:left w:type="dxa" w:w="587"/>
+              <w:bottom w:type="dxa" w:w="20"/>
+              <w:right w:type="dxa" w:w="20"/>
+            </w:tcMar>
+            <w:vAlign w:val="center"/>
+          </w:tcPr>
+          <w:p>
+            <w:pPr>
+              <w:pStyle w:val="Body"/>
+              <w:bidi w:val="0"/>
+            </w:pPr>
+            <w:r>
+              <w:rPr>
+                <w:rFonts w:ascii="Helvetica Neue" w:cs="Arial Unicode MS" w:hAnsi="Helvetica Neue" w:eastAsia="Arial Unicode MS"/>
+                <w:rtl w:val="0"/>
+              </w:rPr>
+              <w:t>FR-2.3-01</w:t>
+            </w:r>
+          </w:p>
+        </w:tc>
+        <w:tc>
+          <w:tcPr>
+            <w:tcW w:type="dxa" w:w="7458"/>
+            <w:tcBorders>
+              <w:top w:val="single" w:color="000000" w:sz="2" w:space="0" w:shadow="0" w:frame="0"/>
+              <w:left w:val="single" w:color="000000" w:sz="2" w:space="0" w:shadow="0" w:frame="0"/>
+              <w:bottom w:val="single" w:color="000000" w:sz="2" w:space="0" w:shadow="0" w:frame="0"/>
+              <w:right w:val="single" w:color="000000" w:sz="2" w:space="0" w:shadow="0" w:frame="0"/>
+            </w:tcBorders>
+            <w:shd w:val="clear" w:color="auto" w:fill="f5f5f5"/>
+            <w:tcMar>
+              <w:top w:type="dxa" w:w="20"/>
+              <w:left w:type="dxa" w:w="587"/>
+              <w:bottom w:type="dxa" w:w="20"/>
+              <w:right w:type="dxa" w:w="20"/>
+            </w:tcMar>
+            <w:vAlign w:val="center"/>
+          </w:tcPr>
+          <w:p>
+            <w:pPr>
+              <w:pStyle w:val="Body"/>
+              <w:bidi w:val="0"/>
+            </w:pPr>
+            <w:r>
+              <w:rPr>
+                <w:rFonts w:ascii="Helvetica Neue" w:cs="Arial Unicode MS" w:hAnsi="Helvetica Neue" w:eastAsia="Arial Unicode MS"/>
+                <w:rtl w:val="0"/>
+              </w:rPr>
+              <w:t>Sistem mora podpirati statuse: osnovni, bronasti, srebrni, zlati.</w:t>
+            </w:r>
+          </w:p>
+        </w:tc>
+        <w:tc>
+          <w:tcPr>
+            <w:tcW w:type="dxa" w:w="1192"/>
+            <w:tcBorders>
+              <w:top w:val="single" w:color="000000" w:sz="2" w:space="0" w:shadow="0" w:frame="0"/>
+              <w:left w:val="single" w:color="000000" w:sz="2" w:space="0" w:shadow="0" w:frame="0"/>
+              <w:bottom w:val="single" w:color="000000" w:sz="2" w:space="0" w:shadow="0" w:frame="0"/>
+              <w:right w:val="single" w:color="000000" w:sz="2" w:space="0" w:shadow="0" w:frame="0"/>
+            </w:tcBorders>
+            <w:shd w:val="clear" w:color="auto" w:fill="f5f5f5"/>
+            <w:tcMar>
+              <w:top w:type="dxa" w:w="20"/>
+              <w:left w:type="dxa" w:w="587"/>
+              <w:bottom w:type="dxa" w:w="20"/>
+              <w:right w:type="dxa" w:w="20"/>
+            </w:tcMar>
+            <w:vAlign w:val="center"/>
+          </w:tcPr>
+          <w:p>
+            <w:pPr>
+              <w:pStyle w:val="Body"/>
+              <w:bidi w:val="0"/>
+            </w:pPr>
+            <w:r>
+              <w:rPr>
+                <w:rFonts w:ascii="Helvetica Neue" w:cs="Arial Unicode MS" w:hAnsi="Helvetica Neue" w:eastAsia="Arial Unicode MS"/>
+                <w:rtl w:val="0"/>
+              </w:rPr>
+              <w:t>Must-have</w:t>
+            </w:r>
+          </w:p>
+        </w:tc>
+      </w:tr>
+      <w:tr>
+        <w:tblPrEx>
+          <w:shd w:val="clear" w:color="auto" w:fill="auto"/>
+        </w:tblPrEx>
+        <w:trPr>
+          <w:trHeight w:val="598" w:hRule="atLeast"/>
+        </w:trPr>
+        <w:tc>
+          <w:tcPr>
+            <w:tcW w:type="dxa" w:w="986"/>
+            <w:tcBorders>
+              <w:top w:val="single" w:color="000000" w:sz="2" w:space="0" w:shadow="0" w:frame="0"/>
+              <w:left w:val="single" w:color="000000" w:sz="2" w:space="0" w:shadow="0" w:frame="0"/>
+              <w:bottom w:val="single" w:color="000000" w:sz="2" w:space="0" w:shadow="0" w:frame="0"/>
+              <w:right w:val="single" w:color="000000" w:sz="2" w:space="0" w:shadow="0" w:frame="0"/>
+            </w:tcBorders>
+            <w:shd w:val="clear" w:color="auto" w:fill="auto"/>
+            <w:tcMar>
+              <w:top w:type="dxa" w:w="20"/>
+              <w:left w:type="dxa" w:w="587"/>
+              <w:bottom w:type="dxa" w:w="20"/>
+              <w:right w:type="dxa" w:w="20"/>
+            </w:tcMar>
+            <w:vAlign w:val="center"/>
+          </w:tcPr>
+          <w:p>
+            <w:pPr>
+              <w:pStyle w:val="Body"/>
+              <w:bidi w:val="0"/>
+            </w:pPr>
+            <w:r>
+              <w:rPr>
+                <w:rFonts w:ascii="Helvetica Neue" w:cs="Arial Unicode MS" w:hAnsi="Helvetica Neue" w:eastAsia="Arial Unicode MS"/>
+                <w:rtl w:val="0"/>
+              </w:rPr>
+              <w:t>FR-2.3-02</w:t>
+            </w:r>
+          </w:p>
+        </w:tc>
+        <w:tc>
+          <w:tcPr>
+            <w:tcW w:type="dxa" w:w="7458"/>
+            <w:tcBorders>
+              <w:top w:val="single" w:color="000000" w:sz="2" w:space="0" w:shadow="0" w:frame="0"/>
+              <w:left w:val="single" w:color="000000" w:sz="2" w:space="0" w:shadow="0" w:frame="0"/>
+              <w:bottom w:val="single" w:color="000000" w:sz="2" w:space="0" w:shadow="0" w:frame="0"/>
+              <w:right w:val="single" w:color="000000" w:sz="2" w:space="0" w:shadow="0" w:frame="0"/>
+            </w:tcBorders>
+            <w:shd w:val="clear" w:color="auto" w:fill="auto"/>
+            <w:tcMar>
+              <w:top w:type="dxa" w:w="20"/>
+              <w:left w:type="dxa" w:w="587"/>
+              <w:bottom w:type="dxa" w:w="20"/>
+              <w:right w:type="dxa" w:w="20"/>
+            </w:tcMar>
+            <w:vAlign w:val="center"/>
+          </w:tcPr>
+          <w:p>
+            <w:pPr>
+              <w:pStyle w:val="Body"/>
+              <w:bidi w:val="0"/>
+            </w:pPr>
+            <w:r>
+              <w:rPr>
+                <w:rFonts w:ascii="Helvetica Neue" w:cs="Arial Unicode MS" w:hAnsi="Helvetica Neue" w:eastAsia="Arial Unicode MS"/>
+                <w:rtl w:val="0"/>
+              </w:rPr>
+              <w:t>Sistem mora samodejno posodabljati status uporabnika glede na nakupno vedenje.</w:t>
+            </w:r>
+          </w:p>
+        </w:tc>
+        <w:tc>
+          <w:tcPr>
+            <w:tcW w:type="dxa" w:w="1192"/>
+            <w:tcBorders>
+              <w:top w:val="single" w:color="000000" w:sz="2" w:space="0" w:shadow="0" w:frame="0"/>
+              <w:left w:val="single" w:color="000000" w:sz="2" w:space="0" w:shadow="0" w:frame="0"/>
+              <w:bottom w:val="single" w:color="000000" w:sz="2" w:space="0" w:shadow="0" w:frame="0"/>
+              <w:right w:val="single" w:color="000000" w:sz="2" w:space="0" w:shadow="0" w:frame="0"/>
+            </w:tcBorders>
+            <w:shd w:val="clear" w:color="auto" w:fill="auto"/>
+            <w:tcMar>
+              <w:top w:type="dxa" w:w="20"/>
+              <w:left w:type="dxa" w:w="587"/>
+              <w:bottom w:type="dxa" w:w="20"/>
+              <w:right w:type="dxa" w:w="20"/>
+            </w:tcMar>
+            <w:vAlign w:val="center"/>
+          </w:tcPr>
+          <w:p>
+            <w:pPr>
+              <w:pStyle w:val="Body"/>
+              <w:bidi w:val="0"/>
+            </w:pPr>
+            <w:r>
+              <w:rPr>
+                <w:rFonts w:ascii="Helvetica Neue" w:cs="Arial Unicode MS" w:hAnsi="Helvetica Neue" w:eastAsia="Arial Unicode MS"/>
+                <w:rtl w:val="0"/>
+              </w:rPr>
+              <w:t>Must-have</w:t>
+            </w:r>
+          </w:p>
+        </w:tc>
+      </w:tr>
+      <w:tr>
+        <w:tblPrEx>
+          <w:shd w:val="clear" w:color="auto" w:fill="auto"/>
+        </w:tblPrEx>
+        <w:trPr>
+          <w:trHeight w:val="598" w:hRule="atLeast"/>
+        </w:trPr>
+        <w:tc>
+          <w:tcPr>
+            <w:tcW w:type="dxa" w:w="986"/>
+            <w:tcBorders>
+              <w:top w:val="single" w:color="000000" w:sz="2" w:space="0" w:shadow="0" w:frame="0"/>
+              <w:left w:val="single" w:color="000000" w:sz="2" w:space="0" w:shadow="0" w:frame="0"/>
+              <w:bottom w:val="single" w:color="000000" w:sz="2" w:space="0" w:shadow="0" w:frame="0"/>
+              <w:right w:val="single" w:color="000000" w:sz="2" w:space="0" w:shadow="0" w:frame="0"/>
+            </w:tcBorders>
+            <w:shd w:val="clear" w:color="auto" w:fill="f5f5f5"/>
+            <w:tcMar>
+              <w:top w:type="dxa" w:w="20"/>
+              <w:left w:type="dxa" w:w="587"/>
+              <w:bottom w:type="dxa" w:w="20"/>
+              <w:right w:type="dxa" w:w="20"/>
+            </w:tcMar>
+            <w:vAlign w:val="center"/>
+          </w:tcPr>
+          <w:p>
+            <w:pPr>
+              <w:pStyle w:val="Body"/>
+              <w:bidi w:val="0"/>
+            </w:pPr>
+            <w:r>
+              <w:rPr>
+                <w:rFonts w:ascii="Helvetica Neue" w:cs="Arial Unicode MS" w:hAnsi="Helvetica Neue" w:eastAsia="Arial Unicode MS"/>
+                <w:rtl w:val="0"/>
+              </w:rPr>
+              <w:t>FR-2.3-03</w:t>
+            </w:r>
+          </w:p>
+        </w:tc>
+        <w:tc>
+          <w:tcPr>
+            <w:tcW w:type="dxa" w:w="7458"/>
+            <w:tcBorders>
+              <w:top w:val="single" w:color="000000" w:sz="2" w:space="0" w:shadow="0" w:frame="0"/>
+              <w:left w:val="single" w:color="000000" w:sz="2" w:space="0" w:shadow="0" w:frame="0"/>
+              <w:bottom w:val="single" w:color="000000" w:sz="2" w:space="0" w:shadow="0" w:frame="0"/>
+              <w:right w:val="single" w:color="000000" w:sz="2" w:space="0" w:shadow="0" w:frame="0"/>
+            </w:tcBorders>
+            <w:shd w:val="clear" w:color="auto" w:fill="f5f5f5"/>
+            <w:tcMar>
+              <w:top w:type="dxa" w:w="20"/>
+              <w:left w:type="dxa" w:w="587"/>
+              <w:bottom w:type="dxa" w:w="20"/>
+              <w:right w:type="dxa" w:w="20"/>
+            </w:tcMar>
+            <w:vAlign w:val="center"/>
+          </w:tcPr>
+          <w:p>
+            <w:pPr>
+              <w:pStyle w:val="Body"/>
+              <w:bidi w:val="0"/>
+            </w:pPr>
+            <w:r>
+              <w:rPr>
+                <w:rFonts w:ascii="Helvetica Neue" w:cs="Arial Unicode MS" w:hAnsi="Helvetica Neue" w:eastAsia="Arial Unicode MS"/>
+                <w:rtl w:val="0"/>
+              </w:rPr>
+              <w:t>Sistem mora implementirati pravila za napredovanje med statusi.</w:t>
+            </w:r>
+          </w:p>
+        </w:tc>
+        <w:tc>
+          <w:tcPr>
+            <w:tcW w:type="dxa" w:w="1192"/>
+            <w:tcBorders>
+              <w:top w:val="single" w:color="000000" w:sz="2" w:space="0" w:shadow="0" w:frame="0"/>
+              <w:left w:val="single" w:color="000000" w:sz="2" w:space="0" w:shadow="0" w:frame="0"/>
+              <w:bottom w:val="single" w:color="000000" w:sz="2" w:space="0" w:shadow="0" w:frame="0"/>
+              <w:right w:val="single" w:color="000000" w:sz="2" w:space="0" w:shadow="0" w:frame="0"/>
+            </w:tcBorders>
+            <w:shd w:val="clear" w:color="auto" w:fill="f5f5f5"/>
+            <w:tcMar>
+              <w:top w:type="dxa" w:w="20"/>
+              <w:left w:type="dxa" w:w="587"/>
+              <w:bottom w:type="dxa" w:w="20"/>
+              <w:right w:type="dxa" w:w="20"/>
+            </w:tcMar>
+            <w:vAlign w:val="center"/>
+          </w:tcPr>
+          <w:p>
+            <w:pPr>
+              <w:pStyle w:val="Body"/>
+              <w:bidi w:val="0"/>
+            </w:pPr>
+            <w:r>
+              <w:rPr>
+                <w:rFonts w:ascii="Helvetica Neue" w:cs="Arial Unicode MS" w:hAnsi="Helvetica Neue" w:eastAsia="Arial Unicode MS"/>
+                <w:rtl w:val="0"/>
+              </w:rPr>
+              <w:t>Must-have</w:t>
+            </w:r>
+          </w:p>
+        </w:tc>
+      </w:tr>
+      <w:tr>
+        <w:tblPrEx>
+          <w:shd w:val="clear" w:color="auto" w:fill="auto"/>
+        </w:tblPrEx>
+        <w:trPr>
+          <w:trHeight w:val="598" w:hRule="atLeast"/>
+        </w:trPr>
+        <w:tc>
+          <w:tcPr>
+            <w:tcW w:type="dxa" w:w="986"/>
+            <w:tcBorders>
+              <w:top w:val="single" w:color="000000" w:sz="2" w:space="0" w:shadow="0" w:frame="0"/>
+              <w:left w:val="single" w:color="000000" w:sz="2" w:space="0" w:shadow="0" w:frame="0"/>
+              <w:bottom w:val="single" w:color="000000" w:sz="2" w:space="0" w:shadow="0" w:frame="0"/>
+              <w:right w:val="single" w:color="000000" w:sz="2" w:space="0" w:shadow="0" w:frame="0"/>
+            </w:tcBorders>
+            <w:shd w:val="clear" w:color="auto" w:fill="auto"/>
+            <w:tcMar>
+              <w:top w:type="dxa" w:w="20"/>
+              <w:left w:type="dxa" w:w="587"/>
+              <w:bottom w:type="dxa" w:w="20"/>
+              <w:right w:type="dxa" w:w="20"/>
+            </w:tcMar>
+            <w:vAlign w:val="center"/>
+          </w:tcPr>
+          <w:p>
+            <w:pPr>
+              <w:pStyle w:val="Body"/>
+              <w:bidi w:val="0"/>
+            </w:pPr>
+            <w:r>
+              <w:rPr>
+                <w:rFonts w:ascii="Helvetica Neue" w:cs="Arial Unicode MS" w:hAnsi="Helvetica Neue" w:eastAsia="Arial Unicode MS"/>
+                <w:rtl w:val="0"/>
+              </w:rPr>
+              <w:t>FR-2.3-04</w:t>
+            </w:r>
+          </w:p>
+        </w:tc>
+        <w:tc>
+          <w:tcPr>
+            <w:tcW w:type="dxa" w:w="7458"/>
+            <w:tcBorders>
+              <w:top w:val="single" w:color="000000" w:sz="2" w:space="0" w:shadow="0" w:frame="0"/>
+              <w:left w:val="single" w:color="000000" w:sz="2" w:space="0" w:shadow="0" w:frame="0"/>
+              <w:bottom w:val="single" w:color="000000" w:sz="2" w:space="0" w:shadow="0" w:frame="0"/>
+              <w:right w:val="single" w:color="000000" w:sz="2" w:space="0" w:shadow="0" w:frame="0"/>
+            </w:tcBorders>
+            <w:shd w:val="clear" w:color="auto" w:fill="auto"/>
+            <w:tcMar>
+              <w:top w:type="dxa" w:w="20"/>
+              <w:left w:type="dxa" w:w="587"/>
+              <w:bottom w:type="dxa" w:w="20"/>
+              <w:right w:type="dxa" w:w="20"/>
+            </w:tcMar>
+            <w:vAlign w:val="center"/>
+          </w:tcPr>
+          <w:p>
+            <w:pPr>
+              <w:pStyle w:val="Body"/>
+              <w:bidi w:val="0"/>
+            </w:pPr>
+            <w:r>
+              <w:rPr>
+                <w:rFonts w:ascii="Helvetica Neue" w:cs="Arial Unicode MS" w:hAnsi="Helvetica Neue" w:eastAsia="Arial Unicode MS"/>
+                <w:rtl w:val="0"/>
+              </w:rPr>
+              <w:t>Sistem mora implementirati pravila za nazadovanje med statusi.</w:t>
+            </w:r>
+          </w:p>
+        </w:tc>
+        <w:tc>
+          <w:tcPr>
+            <w:tcW w:type="dxa" w:w="1192"/>
+            <w:tcBorders>
+              <w:top w:val="single" w:color="000000" w:sz="2" w:space="0" w:shadow="0" w:frame="0"/>
+              <w:left w:val="single" w:color="000000" w:sz="2" w:space="0" w:shadow="0" w:frame="0"/>
+              <w:bottom w:val="single" w:color="000000" w:sz="2" w:space="0" w:shadow="0" w:frame="0"/>
+              <w:right w:val="single" w:color="000000" w:sz="2" w:space="0" w:shadow="0" w:frame="0"/>
+            </w:tcBorders>
+            <w:shd w:val="clear" w:color="auto" w:fill="auto"/>
+            <w:tcMar>
+              <w:top w:type="dxa" w:w="20"/>
+              <w:left w:type="dxa" w:w="587"/>
+              <w:bottom w:type="dxa" w:w="20"/>
+              <w:right w:type="dxa" w:w="20"/>
+            </w:tcMar>
+            <w:vAlign w:val="center"/>
+          </w:tcPr>
+          <w:p>
+            <w:pPr>
+              <w:pStyle w:val="Body"/>
+              <w:bidi w:val="0"/>
+            </w:pPr>
+            <w:r>
+              <w:rPr>
+                <w:rFonts w:ascii="Helvetica Neue" w:cs="Arial Unicode MS" w:hAnsi="Helvetica Neue" w:eastAsia="Arial Unicode MS"/>
+                <w:rtl w:val="0"/>
+              </w:rPr>
+              <w:t>Must-have</w:t>
+            </w:r>
+          </w:p>
+        </w:tc>
+      </w:tr>
+      <w:tr>
+        <w:tblPrEx>
+          <w:shd w:val="clear" w:color="auto" w:fill="auto"/>
+        </w:tblPrEx>
+        <w:trPr>
+          <w:trHeight w:val="598" w:hRule="atLeast"/>
+        </w:trPr>
+        <w:tc>
+          <w:tcPr>
+            <w:tcW w:type="dxa" w:w="986"/>
+            <w:tcBorders>
+              <w:top w:val="single" w:color="000000" w:sz="2" w:space="0" w:shadow="0" w:frame="0"/>
+              <w:left w:val="single" w:color="000000" w:sz="2" w:space="0" w:shadow="0" w:frame="0"/>
+              <w:bottom w:val="single" w:color="000000" w:sz="2" w:space="0" w:shadow="0" w:frame="0"/>
+              <w:right w:val="single" w:color="000000" w:sz="2" w:space="0" w:shadow="0" w:frame="0"/>
+            </w:tcBorders>
+            <w:shd w:val="clear" w:color="auto" w:fill="f5f5f5"/>
+            <w:tcMar>
+              <w:top w:type="dxa" w:w="20"/>
+              <w:left w:type="dxa" w:w="587"/>
+              <w:bottom w:type="dxa" w:w="20"/>
+              <w:right w:type="dxa" w:w="20"/>
+            </w:tcMar>
+            <w:vAlign w:val="center"/>
+          </w:tcPr>
+          <w:p>
+            <w:pPr>
+              <w:pStyle w:val="Body"/>
+              <w:bidi w:val="0"/>
+            </w:pPr>
+            <w:r>
+              <w:rPr>
+                <w:rFonts w:ascii="Helvetica Neue" w:cs="Arial Unicode MS" w:hAnsi="Helvetica Neue" w:eastAsia="Arial Unicode MS"/>
+                <w:rtl w:val="0"/>
+              </w:rPr>
+              <w:t>FR-2.3-05</w:t>
+            </w:r>
+          </w:p>
+        </w:tc>
+        <w:tc>
+          <w:tcPr>
+            <w:tcW w:type="dxa" w:w="7458"/>
+            <w:tcBorders>
+              <w:top w:val="single" w:color="000000" w:sz="2" w:space="0" w:shadow="0" w:frame="0"/>
+              <w:left w:val="single" w:color="000000" w:sz="2" w:space="0" w:shadow="0" w:frame="0"/>
+              <w:bottom w:val="single" w:color="000000" w:sz="2" w:space="0" w:shadow="0" w:frame="0"/>
+              <w:right w:val="single" w:color="000000" w:sz="2" w:space="0" w:shadow="0" w:frame="0"/>
+            </w:tcBorders>
+            <w:shd w:val="clear" w:color="auto" w:fill="f5f5f5"/>
+            <w:tcMar>
+              <w:top w:type="dxa" w:w="20"/>
+              <w:left w:type="dxa" w:w="587"/>
+              <w:bottom w:type="dxa" w:w="20"/>
+              <w:right w:type="dxa" w:w="20"/>
+            </w:tcMar>
+            <w:vAlign w:val="center"/>
+          </w:tcPr>
+          <w:p>
+            <w:pPr>
+              <w:pStyle w:val="Body"/>
+              <w:bidi w:val="0"/>
+            </w:pPr>
+            <w:r>
+              <w:rPr>
+                <w:rFonts w:ascii="Helvetica Neue" w:cs="Arial Unicode MS" w:hAnsi="Helvetica Neue" w:eastAsia="Arial Unicode MS"/>
+                <w:rtl w:val="0"/>
+              </w:rPr>
+              <w:t>Sistem mora omogo</w:t>
+            </w:r>
+            <w:r>
+              <w:rPr>
+                <w:rFonts w:ascii="Helvetica Neue" w:cs="Arial Unicode MS" w:hAnsi="Helvetica Neue" w:eastAsia="Arial Unicode MS" w:hint="default"/>
+                <w:rtl w:val="0"/>
+              </w:rPr>
+              <w:t>č</w:t>
+            </w:r>
+            <w:r>
+              <w:rPr>
+                <w:rFonts w:ascii="Helvetica Neue" w:cs="Arial Unicode MS" w:hAnsi="Helvetica Neue" w:eastAsia="Arial Unicode MS"/>
+                <w:rtl w:val="0"/>
+              </w:rPr>
+              <w:t>ati spremembo pravil za upravljanje statusov.</w:t>
+            </w:r>
+          </w:p>
+        </w:tc>
+        <w:tc>
+          <w:tcPr>
+            <w:tcW w:type="dxa" w:w="1192"/>
+            <w:tcBorders>
+              <w:top w:val="single" w:color="000000" w:sz="2" w:space="0" w:shadow="0" w:frame="0"/>
+              <w:left w:val="single" w:color="000000" w:sz="2" w:space="0" w:shadow="0" w:frame="0"/>
+              <w:bottom w:val="single" w:color="000000" w:sz="2" w:space="0" w:shadow="0" w:frame="0"/>
+              <w:right w:val="single" w:color="000000" w:sz="2" w:space="0" w:shadow="0" w:frame="0"/>
+            </w:tcBorders>
+            <w:shd w:val="clear" w:color="auto" w:fill="f5f5f5"/>
+            <w:tcMar>
+              <w:top w:type="dxa" w:w="20"/>
+              <w:left w:type="dxa" w:w="587"/>
+              <w:bottom w:type="dxa" w:w="20"/>
+              <w:right w:type="dxa" w:w="20"/>
+            </w:tcMar>
+            <w:vAlign w:val="center"/>
+          </w:tcPr>
+          <w:p>
+            <w:pPr>
+              <w:pStyle w:val="Body"/>
+              <w:bidi w:val="0"/>
+            </w:pPr>
+            <w:r>
+              <w:rPr>
+                <w:rFonts w:ascii="Helvetica Neue" w:cs="Arial Unicode MS" w:hAnsi="Helvetica Neue" w:eastAsia="Arial Unicode MS"/>
+                <w:rtl w:val="0"/>
+              </w:rPr>
+              <w:t>Should-have</w:t>
+            </w:r>
+          </w:p>
+        </w:tc>
+      </w:tr>
+    </w:tbl>
+    <w:p>
+      <w:pPr>
+        <w:pStyle w:val="Default"/>
+        <w:suppressAutoHyphens w:val="1"/>
+        <w:spacing w:before="0" w:line="240" w:lineRule="auto"/>
+        <w:rPr>
+          <w:rFonts w:ascii="Times Roman" w:cs="Times Roman" w:hAnsi="Times Roman" w:eastAsia="Times Roman"/>
+        </w:rPr>
+      </w:pPr>
+    </w:p>
+    <w:p>
+      <w:pPr>
+        <w:pStyle w:val="Default"/>
+        <w:suppressAutoHyphens w:val="1"/>
+        <w:spacing w:before="0" w:line="240" w:lineRule="auto"/>
+        <w:rPr>
+          <w:rFonts w:ascii="Times Roman" w:cs="Times Roman" w:hAnsi="Times Roman" w:eastAsia="Times Roman"/>
+        </w:rPr>
+      </w:pPr>
+    </w:p>
+    <w:p>
+      <w:pPr>
+        <w:pStyle w:val="Body"/>
+        <w:rPr>
+          <w:i w:val="1"/>
+          <w:iCs w:val="1"/>
+        </w:rPr>
+      </w:pPr>
+      <w:r>
+        <w:rPr>
+          <w:i w:val="1"/>
+          <w:iCs w:val="1"/>
+        </w:rPr>
+        <w:tab/>
+      </w:r>
+    </w:p>
+    <w:p>
+      <w:pPr>
+        <w:pStyle w:val="Body"/>
+        <w:rPr>
+          <w:i w:val="1"/>
+          <w:iCs w:val="1"/>
+        </w:rPr>
+      </w:pPr>
+      <w:r>
+        <w:rPr>
+          <w:i w:val="1"/>
+          <w:iCs w:val="1"/>
+          <w:rtl w:val="0"/>
+        </w:rPr>
+        <w:t>2.4 Funkcionalnosti za uporabnike (portal)</w:t>
+      </w:r>
+    </w:p>
+    <w:tbl>
+      <w:tblPr>
+        <w:tblW w:w="7658" w:type="dxa"/>
+        <w:jc w:val="left"/>
+        <w:tblInd w:w="108" w:type="dxa"/>
+        <w:tblBorders>
+          <w:top w:val="single" w:color="000000" w:sz="2" w:space="0" w:shadow="0" w:frame="0"/>
+          <w:left w:val="single" w:color="000000" w:sz="2" w:space="0" w:shadow="0" w:frame="0"/>
+          <w:bottom w:val="single" w:color="000000" w:sz="2" w:space="0" w:shadow="0" w:frame="0"/>
+          <w:right w:val="single" w:color="000000" w:sz="2" w:space="0" w:shadow="0" w:frame="0"/>
+          <w:insideH w:val="single" w:color="000000" w:sz="2" w:space="0" w:shadow="0" w:frame="0"/>
+          <w:insideV w:val="single" w:color="000000" w:sz="2" w:space="0" w:shadow="0" w:frame="0"/>
+        </w:tblBorders>
+        <w:shd w:val="clear" w:color="auto" w:fill="auto"/>
+        <w:tblLayout w:type="fixed"/>
+      </w:tblPr>
+      <w:tblGrid>
+        <w:gridCol w:w="1053"/>
+        <w:gridCol w:w="5332"/>
+        <w:gridCol w:w="1273"/>
+      </w:tblGrid>
+      <w:tr>
+        <w:tblPrEx>
+          <w:shd w:val="clear" w:color="auto" w:fill="auto"/>
+        </w:tblPrEx>
+        <w:trPr>
+          <w:trHeight w:val="360" w:hRule="atLeast"/>
+        </w:trPr>
+        <w:tc>
+          <w:tcPr>
+            <w:tcW w:type="dxa" w:w="1053"/>
+            <w:tcBorders>
+              <w:top w:val="single" w:color="000000" w:sz="2" w:space="0" w:shadow="0" w:frame="0"/>
+              <w:left w:val="single" w:color="000000" w:sz="2" w:space="0" w:shadow="0" w:frame="0"/>
+              <w:bottom w:val="single" w:color="000000" w:sz="2" w:space="0" w:shadow="0" w:frame="0"/>
+              <w:right w:val="single" w:color="000000" w:sz="2" w:space="0" w:shadow="0" w:frame="0"/>
+            </w:tcBorders>
+            <w:shd w:val="clear" w:color="auto" w:fill="auto"/>
+            <w:tcMar>
+              <w:top w:type="dxa" w:w="20"/>
+              <w:left w:type="dxa" w:w="587"/>
+              <w:bottom w:type="dxa" w:w="20"/>
+              <w:right w:type="dxa" w:w="20"/>
+            </w:tcMar>
+            <w:vAlign w:val="center"/>
+          </w:tcPr>
+          <w:p>
+            <w:pPr>
+              <w:pStyle w:val="Body"/>
+              <w:bidi w:val="0"/>
+            </w:pPr>
+            <w:r>
+              <w:rPr>
+                <w:rFonts w:ascii="Helvetica Neue" w:cs="Arial Unicode MS" w:hAnsi="Helvetica Neue" w:eastAsia="Arial Unicode MS"/>
+                <w:rtl w:val="0"/>
+              </w:rPr>
+              <w:t>ID</w:t>
+            </w:r>
+          </w:p>
+        </w:tc>
+        <w:tc>
+          <w:tcPr>
+            <w:tcW w:type="dxa" w:w="5331"/>
+            <w:tcBorders>
+              <w:top w:val="single" w:color="000000" w:sz="2" w:space="0" w:shadow="0" w:frame="0"/>
+              <w:left w:val="single" w:color="000000" w:sz="2" w:space="0" w:shadow="0" w:frame="0"/>
+              <w:bottom w:val="single" w:color="000000" w:sz="2" w:space="0" w:shadow="0" w:frame="0"/>
+              <w:right w:val="single" w:color="000000" w:sz="2" w:space="0" w:shadow="0" w:frame="0"/>
+            </w:tcBorders>
+            <w:shd w:val="clear" w:color="auto" w:fill="auto"/>
+            <w:tcMar>
+              <w:top w:type="dxa" w:w="20"/>
+              <w:left w:type="dxa" w:w="587"/>
+              <w:bottom w:type="dxa" w:w="20"/>
+              <w:right w:type="dxa" w:w="20"/>
+            </w:tcMar>
+            <w:vAlign w:val="center"/>
+          </w:tcPr>
+          <w:p>
+            <w:pPr>
+              <w:pStyle w:val="Body"/>
+              <w:bidi w:val="0"/>
+            </w:pPr>
+            <w:r>
+              <w:rPr>
+                <w:rFonts w:ascii="Helvetica Neue" w:cs="Arial Unicode MS" w:hAnsi="Helvetica Neue" w:eastAsia="Arial Unicode MS"/>
+                <w:rtl w:val="0"/>
+              </w:rPr>
+              <w:t>Zahteva</w:t>
+            </w:r>
+          </w:p>
+        </w:tc>
+        <w:tc>
+          <w:tcPr>
+            <w:tcW w:type="dxa" w:w="1273"/>
+            <w:tcBorders>
+              <w:top w:val="single" w:color="000000" w:sz="2" w:space="0" w:shadow="0" w:frame="0"/>
+              <w:left w:val="single" w:color="000000" w:sz="2" w:space="0" w:shadow="0" w:frame="0"/>
+              <w:bottom w:val="single" w:color="000000" w:sz="2" w:space="0" w:shadow="0" w:frame="0"/>
+              <w:right w:val="single" w:color="000000" w:sz="2" w:space="0" w:shadow="0" w:frame="0"/>
+            </w:tcBorders>
+            <w:shd w:val="clear" w:color="auto" w:fill="auto"/>
+            <w:tcMar>
+              <w:top w:type="dxa" w:w="20"/>
+              <w:left w:type="dxa" w:w="587"/>
+              <w:bottom w:type="dxa" w:w="20"/>
+              <w:right w:type="dxa" w:w="20"/>
+            </w:tcMar>
+            <w:vAlign w:val="center"/>
+          </w:tcPr>
+          <w:p>
+            <w:pPr>
+              <w:pStyle w:val="Body"/>
+              <w:bidi w:val="0"/>
+            </w:pPr>
+            <w:r>
+              <w:rPr>
+                <w:rFonts w:ascii="Helvetica Neue" w:cs="Arial Unicode MS" w:hAnsi="Helvetica Neue" w:eastAsia="Arial Unicode MS"/>
+                <w:rtl w:val="0"/>
+              </w:rPr>
+              <w:t>Prioriteta</w:t>
+            </w:r>
+          </w:p>
+        </w:tc>
+      </w:tr>
+      <w:tr>
+        <w:tblPrEx>
+          <w:shd w:val="clear" w:color="auto" w:fill="auto"/>
+        </w:tblPrEx>
+        <w:trPr>
+          <w:trHeight w:val="598" w:hRule="atLeast"/>
+        </w:trPr>
+        <w:tc>
+          <w:tcPr>
+            <w:tcW w:type="dxa" w:w="1053"/>
+            <w:tcBorders>
+              <w:top w:val="single" w:color="000000" w:sz="2" w:space="0" w:shadow="0" w:frame="0"/>
+              <w:left w:val="single" w:color="000000" w:sz="2" w:space="0" w:shadow="0" w:frame="0"/>
+              <w:bottom w:val="single" w:color="000000" w:sz="2" w:space="0" w:shadow="0" w:frame="0"/>
+              <w:right w:val="single" w:color="000000" w:sz="2" w:space="0" w:shadow="0" w:frame="0"/>
+            </w:tcBorders>
+            <w:shd w:val="clear" w:color="auto" w:fill="f5f5f5"/>
+            <w:tcMar>
+              <w:top w:type="dxa" w:w="20"/>
+              <w:left w:type="dxa" w:w="587"/>
+              <w:bottom w:type="dxa" w:w="20"/>
+              <w:right w:type="dxa" w:w="20"/>
+            </w:tcMar>
+            <w:vAlign w:val="center"/>
+          </w:tcPr>
+          <w:p>
+            <w:pPr>
+              <w:pStyle w:val="Body"/>
+              <w:bidi w:val="0"/>
+            </w:pPr>
+            <w:r>
+              <w:rPr>
+                <w:rFonts w:ascii="Helvetica Neue" w:cs="Arial Unicode MS" w:hAnsi="Helvetica Neue" w:eastAsia="Arial Unicode MS"/>
+                <w:rtl w:val="0"/>
+              </w:rPr>
+              <w:t>FR-2.4-01</w:t>
+            </w:r>
+          </w:p>
+        </w:tc>
+        <w:tc>
+          <w:tcPr>
+            <w:tcW w:type="dxa" w:w="5331"/>
+            <w:tcBorders>
+              <w:top w:val="single" w:color="000000" w:sz="2" w:space="0" w:shadow="0" w:frame="0"/>
+              <w:left w:val="single" w:color="000000" w:sz="2" w:space="0" w:shadow="0" w:frame="0"/>
+              <w:bottom w:val="single" w:color="000000" w:sz="2" w:space="0" w:shadow="0" w:frame="0"/>
+              <w:right w:val="single" w:color="000000" w:sz="2" w:space="0" w:shadow="0" w:frame="0"/>
+            </w:tcBorders>
+            <w:shd w:val="clear" w:color="auto" w:fill="f5f5f5"/>
+            <w:tcMar>
+              <w:top w:type="dxa" w:w="20"/>
+              <w:left w:type="dxa" w:w="587"/>
+              <w:bottom w:type="dxa" w:w="20"/>
+              <w:right w:type="dxa" w:w="20"/>
+            </w:tcMar>
+            <w:vAlign w:val="center"/>
+          </w:tcPr>
+          <w:p>
+            <w:pPr>
+              <w:pStyle w:val="Body"/>
+              <w:bidi w:val="0"/>
+            </w:pPr>
+            <w:r>
+              <w:rPr>
+                <w:rFonts w:ascii="Helvetica Neue" w:cs="Arial Unicode MS" w:hAnsi="Helvetica Neue" w:eastAsia="Arial Unicode MS"/>
+                <w:rtl w:val="0"/>
+              </w:rPr>
+              <w:t>Sistem mora omogo</w:t>
+            </w:r>
+            <w:r>
+              <w:rPr>
+                <w:rFonts w:ascii="Helvetica Neue" w:cs="Arial Unicode MS" w:hAnsi="Helvetica Neue" w:eastAsia="Arial Unicode MS" w:hint="default"/>
+                <w:rtl w:val="0"/>
+              </w:rPr>
+              <w:t>č</w:t>
+            </w:r>
+            <w:r>
+              <w:rPr>
+                <w:rFonts w:ascii="Helvetica Neue" w:cs="Arial Unicode MS" w:hAnsi="Helvetica Neue" w:eastAsia="Arial Unicode MS"/>
+                <w:rtl w:val="0"/>
+              </w:rPr>
+              <w:t>ati pregled zbranih to</w:t>
+            </w:r>
+            <w:r>
+              <w:rPr>
+                <w:rFonts w:ascii="Helvetica Neue" w:cs="Arial Unicode MS" w:hAnsi="Helvetica Neue" w:eastAsia="Arial Unicode MS" w:hint="default"/>
+                <w:rtl w:val="0"/>
+              </w:rPr>
+              <w:t>č</w:t>
+            </w:r>
+            <w:r>
+              <w:rPr>
+                <w:rFonts w:ascii="Helvetica Neue" w:cs="Arial Unicode MS" w:hAnsi="Helvetica Neue" w:eastAsia="Arial Unicode MS"/>
+                <w:rtl w:val="0"/>
+              </w:rPr>
+              <w:t>k zvestobe.</w:t>
+            </w:r>
+          </w:p>
+        </w:tc>
+        <w:tc>
+          <w:tcPr>
+            <w:tcW w:type="dxa" w:w="1273"/>
+            <w:tcBorders>
+              <w:top w:val="single" w:color="000000" w:sz="2" w:space="0" w:shadow="0" w:frame="0"/>
+              <w:left w:val="single" w:color="000000" w:sz="2" w:space="0" w:shadow="0" w:frame="0"/>
+              <w:bottom w:val="single" w:color="000000" w:sz="2" w:space="0" w:shadow="0" w:frame="0"/>
+              <w:right w:val="single" w:color="000000" w:sz="2" w:space="0" w:shadow="0" w:frame="0"/>
+            </w:tcBorders>
+            <w:shd w:val="clear" w:color="auto" w:fill="f5f5f5"/>
+            <w:tcMar>
+              <w:top w:type="dxa" w:w="20"/>
+              <w:left w:type="dxa" w:w="587"/>
+              <w:bottom w:type="dxa" w:w="20"/>
+              <w:right w:type="dxa" w:w="20"/>
+            </w:tcMar>
+            <w:vAlign w:val="center"/>
+          </w:tcPr>
+          <w:p>
+            <w:pPr>
+              <w:pStyle w:val="Body"/>
+              <w:bidi w:val="0"/>
+            </w:pPr>
+            <w:r>
+              <w:rPr>
+                <w:rFonts w:ascii="Helvetica Neue" w:cs="Arial Unicode MS" w:hAnsi="Helvetica Neue" w:eastAsia="Arial Unicode MS"/>
+                <w:rtl w:val="0"/>
+              </w:rPr>
+              <w:t>Must-have</w:t>
+            </w:r>
+          </w:p>
+        </w:tc>
+      </w:tr>
+      <w:tr>
+        <w:tblPrEx>
+          <w:shd w:val="clear" w:color="auto" w:fill="auto"/>
+        </w:tblPrEx>
+        <w:trPr>
+          <w:trHeight w:val="598" w:hRule="atLeast"/>
+        </w:trPr>
+        <w:tc>
+          <w:tcPr>
+            <w:tcW w:type="dxa" w:w="1053"/>
+            <w:tcBorders>
+              <w:top w:val="single" w:color="000000" w:sz="2" w:space="0" w:shadow="0" w:frame="0"/>
+              <w:left w:val="single" w:color="000000" w:sz="2" w:space="0" w:shadow="0" w:frame="0"/>
+              <w:bottom w:val="single" w:color="000000" w:sz="2" w:space="0" w:shadow="0" w:frame="0"/>
+              <w:right w:val="single" w:color="000000" w:sz="2" w:space="0" w:shadow="0" w:frame="0"/>
+            </w:tcBorders>
+            <w:shd w:val="clear" w:color="auto" w:fill="auto"/>
+            <w:tcMar>
+              <w:top w:type="dxa" w:w="20"/>
+              <w:left w:type="dxa" w:w="587"/>
+              <w:bottom w:type="dxa" w:w="20"/>
+              <w:right w:type="dxa" w:w="20"/>
+            </w:tcMar>
+            <w:vAlign w:val="center"/>
+          </w:tcPr>
+          <w:p>
+            <w:pPr>
+              <w:pStyle w:val="Body"/>
+              <w:bidi w:val="0"/>
+            </w:pPr>
+            <w:r>
+              <w:rPr>
+                <w:rFonts w:ascii="Helvetica Neue" w:cs="Arial Unicode MS" w:hAnsi="Helvetica Neue" w:eastAsia="Arial Unicode MS"/>
+                <w:rtl w:val="0"/>
+              </w:rPr>
+              <w:t>FR-2.4-02</w:t>
+            </w:r>
+          </w:p>
+        </w:tc>
+        <w:tc>
+          <w:tcPr>
+            <w:tcW w:type="dxa" w:w="5331"/>
+            <w:tcBorders>
+              <w:top w:val="single" w:color="000000" w:sz="2" w:space="0" w:shadow="0" w:frame="0"/>
+              <w:left w:val="single" w:color="000000" w:sz="2" w:space="0" w:shadow="0" w:frame="0"/>
+              <w:bottom w:val="single" w:color="000000" w:sz="2" w:space="0" w:shadow="0" w:frame="0"/>
+              <w:right w:val="single" w:color="000000" w:sz="2" w:space="0" w:shadow="0" w:frame="0"/>
+            </w:tcBorders>
+            <w:shd w:val="clear" w:color="auto" w:fill="auto"/>
+            <w:tcMar>
+              <w:top w:type="dxa" w:w="20"/>
+              <w:left w:type="dxa" w:w="587"/>
+              <w:bottom w:type="dxa" w:w="20"/>
+              <w:right w:type="dxa" w:w="20"/>
+            </w:tcMar>
+            <w:vAlign w:val="center"/>
+          </w:tcPr>
+          <w:p>
+            <w:pPr>
+              <w:pStyle w:val="Body"/>
+              <w:bidi w:val="0"/>
+            </w:pPr>
+            <w:r>
+              <w:rPr>
+                <w:rFonts w:ascii="Helvetica Neue" w:cs="Arial Unicode MS" w:hAnsi="Helvetica Neue" w:eastAsia="Arial Unicode MS"/>
+                <w:rtl w:val="0"/>
+              </w:rPr>
+              <w:t>Sistem mora omogo</w:t>
+            </w:r>
+            <w:r>
+              <w:rPr>
+                <w:rFonts w:ascii="Helvetica Neue" w:cs="Arial Unicode MS" w:hAnsi="Helvetica Neue" w:eastAsia="Arial Unicode MS" w:hint="default"/>
+                <w:rtl w:val="0"/>
+              </w:rPr>
+              <w:t>č</w:t>
+            </w:r>
+            <w:r>
+              <w:rPr>
+                <w:rFonts w:ascii="Helvetica Neue" w:cs="Arial Unicode MS" w:hAnsi="Helvetica Neue" w:eastAsia="Arial Unicode MS"/>
+                <w:rtl w:val="0"/>
+              </w:rPr>
+              <w:t>ati kori</w:t>
+            </w:r>
+            <w:r>
+              <w:rPr>
+                <w:rFonts w:ascii="Helvetica Neue" w:cs="Arial Unicode MS" w:hAnsi="Helvetica Neue" w:eastAsia="Arial Unicode MS" w:hint="default"/>
+                <w:rtl w:val="0"/>
+              </w:rPr>
+              <w:t>šč</w:t>
+            </w:r>
+            <w:r>
+              <w:rPr>
+                <w:rFonts w:ascii="Helvetica Neue" w:cs="Arial Unicode MS" w:hAnsi="Helvetica Neue" w:eastAsia="Arial Unicode MS"/>
+                <w:rtl w:val="0"/>
+              </w:rPr>
+              <w:t>enje to</w:t>
+            </w:r>
+            <w:r>
+              <w:rPr>
+                <w:rFonts w:ascii="Helvetica Neue" w:cs="Arial Unicode MS" w:hAnsi="Helvetica Neue" w:eastAsia="Arial Unicode MS" w:hint="default"/>
+                <w:rtl w:val="0"/>
+              </w:rPr>
+              <w:t>č</w:t>
+            </w:r>
+            <w:r>
+              <w:rPr>
+                <w:rFonts w:ascii="Helvetica Neue" w:cs="Arial Unicode MS" w:hAnsi="Helvetica Neue" w:eastAsia="Arial Unicode MS"/>
+                <w:rtl w:val="0"/>
+              </w:rPr>
+              <w:t>k zvestobe.</w:t>
+            </w:r>
+          </w:p>
+        </w:tc>
+        <w:tc>
+          <w:tcPr>
+            <w:tcW w:type="dxa" w:w="1273"/>
+            <w:tcBorders>
+              <w:top w:val="single" w:color="000000" w:sz="2" w:space="0" w:shadow="0" w:frame="0"/>
+              <w:left w:val="single" w:color="000000" w:sz="2" w:space="0" w:shadow="0" w:frame="0"/>
+              <w:bottom w:val="single" w:color="000000" w:sz="2" w:space="0" w:shadow="0" w:frame="0"/>
+              <w:right w:val="single" w:color="000000" w:sz="2" w:space="0" w:shadow="0" w:frame="0"/>
+            </w:tcBorders>
+            <w:shd w:val="clear" w:color="auto" w:fill="auto"/>
+            <w:tcMar>
+              <w:top w:type="dxa" w:w="20"/>
+              <w:left w:type="dxa" w:w="587"/>
+              <w:bottom w:type="dxa" w:w="20"/>
+              <w:right w:type="dxa" w:w="20"/>
+            </w:tcMar>
+            <w:vAlign w:val="center"/>
+          </w:tcPr>
+          <w:p>
+            <w:pPr>
+              <w:pStyle w:val="Body"/>
+              <w:bidi w:val="0"/>
+            </w:pPr>
+            <w:r>
+              <w:rPr>
+                <w:rFonts w:ascii="Helvetica Neue" w:cs="Arial Unicode MS" w:hAnsi="Helvetica Neue" w:eastAsia="Arial Unicode MS"/>
+                <w:rtl w:val="0"/>
+              </w:rPr>
+              <w:t>Must-have</w:t>
+            </w:r>
+          </w:p>
+        </w:tc>
+      </w:tr>
+      <w:tr>
+        <w:tblPrEx>
+          <w:shd w:val="clear" w:color="auto" w:fill="auto"/>
+        </w:tblPrEx>
+        <w:trPr>
+          <w:trHeight w:val="598" w:hRule="atLeast"/>
+        </w:trPr>
+        <w:tc>
+          <w:tcPr>
+            <w:tcW w:type="dxa" w:w="1053"/>
+            <w:tcBorders>
+              <w:top w:val="single" w:color="000000" w:sz="2" w:space="0" w:shadow="0" w:frame="0"/>
+              <w:left w:val="single" w:color="000000" w:sz="2" w:space="0" w:shadow="0" w:frame="0"/>
+              <w:bottom w:val="single" w:color="000000" w:sz="2" w:space="0" w:shadow="0" w:frame="0"/>
+              <w:right w:val="single" w:color="000000" w:sz="2" w:space="0" w:shadow="0" w:frame="0"/>
+            </w:tcBorders>
+            <w:shd w:val="clear" w:color="auto" w:fill="f5f5f5"/>
+            <w:tcMar>
+              <w:top w:type="dxa" w:w="20"/>
+              <w:left w:type="dxa" w:w="587"/>
+              <w:bottom w:type="dxa" w:w="20"/>
+              <w:right w:type="dxa" w:w="20"/>
+            </w:tcMar>
+            <w:vAlign w:val="center"/>
+          </w:tcPr>
+          <w:p>
+            <w:pPr>
+              <w:pStyle w:val="Body"/>
+              <w:bidi w:val="0"/>
+            </w:pPr>
+            <w:r>
+              <w:rPr>
+                <w:rFonts w:ascii="Helvetica Neue" w:cs="Arial Unicode MS" w:hAnsi="Helvetica Neue" w:eastAsia="Arial Unicode MS"/>
+                <w:rtl w:val="0"/>
+              </w:rPr>
+              <w:t>FR-2.4-03</w:t>
+            </w:r>
+          </w:p>
+        </w:tc>
+        <w:tc>
+          <w:tcPr>
+            <w:tcW w:type="dxa" w:w="5331"/>
+            <w:tcBorders>
+              <w:top w:val="single" w:color="000000" w:sz="2" w:space="0" w:shadow="0" w:frame="0"/>
+              <w:left w:val="single" w:color="000000" w:sz="2" w:space="0" w:shadow="0" w:frame="0"/>
+              <w:bottom w:val="single" w:color="000000" w:sz="2" w:space="0" w:shadow="0" w:frame="0"/>
+              <w:right w:val="single" w:color="000000" w:sz="2" w:space="0" w:shadow="0" w:frame="0"/>
+            </w:tcBorders>
+            <w:shd w:val="clear" w:color="auto" w:fill="f5f5f5"/>
+            <w:tcMar>
+              <w:top w:type="dxa" w:w="20"/>
+              <w:left w:type="dxa" w:w="587"/>
+              <w:bottom w:type="dxa" w:w="20"/>
+              <w:right w:type="dxa" w:w="20"/>
+            </w:tcMar>
+            <w:vAlign w:val="center"/>
+          </w:tcPr>
+          <w:p>
+            <w:pPr>
+              <w:pStyle w:val="Body"/>
+              <w:bidi w:val="0"/>
+            </w:pPr>
+            <w:r>
+              <w:rPr>
+                <w:rFonts w:ascii="Helvetica Neue" w:cs="Arial Unicode MS" w:hAnsi="Helvetica Neue" w:eastAsia="Arial Unicode MS"/>
+                <w:rtl w:val="0"/>
+              </w:rPr>
+              <w:t>Sistem mora omogo</w:t>
+            </w:r>
+            <w:r>
+              <w:rPr>
+                <w:rFonts w:ascii="Helvetica Neue" w:cs="Arial Unicode MS" w:hAnsi="Helvetica Neue" w:eastAsia="Arial Unicode MS" w:hint="default"/>
+                <w:rtl w:val="0"/>
+              </w:rPr>
+              <w:t>č</w:t>
+            </w:r>
+            <w:r>
+              <w:rPr>
+                <w:rFonts w:ascii="Helvetica Neue" w:cs="Arial Unicode MS" w:hAnsi="Helvetica Neue" w:eastAsia="Arial Unicode MS"/>
+                <w:rtl w:val="0"/>
+              </w:rPr>
+              <w:t>ati pregled nagradnega programa.</w:t>
+            </w:r>
+          </w:p>
+        </w:tc>
+        <w:tc>
+          <w:tcPr>
+            <w:tcW w:type="dxa" w:w="1273"/>
+            <w:tcBorders>
+              <w:top w:val="single" w:color="000000" w:sz="2" w:space="0" w:shadow="0" w:frame="0"/>
+              <w:left w:val="single" w:color="000000" w:sz="2" w:space="0" w:shadow="0" w:frame="0"/>
+              <w:bottom w:val="single" w:color="000000" w:sz="2" w:space="0" w:shadow="0" w:frame="0"/>
+              <w:right w:val="single" w:color="000000" w:sz="2" w:space="0" w:shadow="0" w:frame="0"/>
+            </w:tcBorders>
+            <w:shd w:val="clear" w:color="auto" w:fill="f5f5f5"/>
+            <w:tcMar>
+              <w:top w:type="dxa" w:w="20"/>
+              <w:left w:type="dxa" w:w="587"/>
+              <w:bottom w:type="dxa" w:w="20"/>
+              <w:right w:type="dxa" w:w="20"/>
+            </w:tcMar>
+            <w:vAlign w:val="center"/>
+          </w:tcPr>
+          <w:p>
+            <w:pPr>
+              <w:pStyle w:val="Body"/>
+              <w:bidi w:val="0"/>
+            </w:pPr>
+            <w:r>
+              <w:rPr>
+                <w:rFonts w:ascii="Helvetica Neue" w:cs="Arial Unicode MS" w:hAnsi="Helvetica Neue" w:eastAsia="Arial Unicode MS"/>
+                <w:rtl w:val="0"/>
+              </w:rPr>
+              <w:t>Should-have</w:t>
+            </w:r>
+          </w:p>
+        </w:tc>
+      </w:tr>
+      <w:tr>
+        <w:tblPrEx>
+          <w:shd w:val="clear" w:color="auto" w:fill="auto"/>
+        </w:tblPrEx>
+        <w:trPr>
+          <w:trHeight w:val="598" w:hRule="atLeast"/>
+        </w:trPr>
+        <w:tc>
+          <w:tcPr>
+            <w:tcW w:type="dxa" w:w="1053"/>
+            <w:tcBorders>
+              <w:top w:val="single" w:color="000000" w:sz="2" w:space="0" w:shadow="0" w:frame="0"/>
+              <w:left w:val="single" w:color="000000" w:sz="2" w:space="0" w:shadow="0" w:frame="0"/>
+              <w:bottom w:val="single" w:color="000000" w:sz="2" w:space="0" w:shadow="0" w:frame="0"/>
+              <w:right w:val="single" w:color="000000" w:sz="2" w:space="0" w:shadow="0" w:frame="0"/>
+            </w:tcBorders>
+            <w:shd w:val="clear" w:color="auto" w:fill="auto"/>
+            <w:tcMar>
+              <w:top w:type="dxa" w:w="20"/>
+              <w:left w:type="dxa" w:w="587"/>
+              <w:bottom w:type="dxa" w:w="20"/>
+              <w:right w:type="dxa" w:w="20"/>
+            </w:tcMar>
+            <w:vAlign w:val="center"/>
+          </w:tcPr>
+          <w:p>
+            <w:pPr>
+              <w:pStyle w:val="Body"/>
+              <w:bidi w:val="0"/>
+            </w:pPr>
+            <w:r>
+              <w:rPr>
+                <w:rFonts w:ascii="Helvetica Neue" w:cs="Arial Unicode MS" w:hAnsi="Helvetica Neue" w:eastAsia="Arial Unicode MS"/>
+                <w:rtl w:val="0"/>
+              </w:rPr>
+              <w:t>FR-2.4-04</w:t>
+            </w:r>
+          </w:p>
+        </w:tc>
+        <w:tc>
+          <w:tcPr>
+            <w:tcW w:type="dxa" w:w="5331"/>
+            <w:tcBorders>
+              <w:top w:val="single" w:color="000000" w:sz="2" w:space="0" w:shadow="0" w:frame="0"/>
+              <w:left w:val="single" w:color="000000" w:sz="2" w:space="0" w:shadow="0" w:frame="0"/>
+              <w:bottom w:val="single" w:color="000000" w:sz="2" w:space="0" w:shadow="0" w:frame="0"/>
+              <w:right w:val="single" w:color="000000" w:sz="2" w:space="0" w:shadow="0" w:frame="0"/>
+            </w:tcBorders>
+            <w:shd w:val="clear" w:color="auto" w:fill="auto"/>
+            <w:tcMar>
+              <w:top w:type="dxa" w:w="20"/>
+              <w:left w:type="dxa" w:w="587"/>
+              <w:bottom w:type="dxa" w:w="20"/>
+              <w:right w:type="dxa" w:w="20"/>
+            </w:tcMar>
+            <w:vAlign w:val="center"/>
+          </w:tcPr>
+          <w:p>
+            <w:pPr>
+              <w:pStyle w:val="Body"/>
+              <w:bidi w:val="0"/>
+            </w:pPr>
+            <w:r>
+              <w:rPr>
+                <w:rFonts w:ascii="Helvetica Neue" w:cs="Arial Unicode MS" w:hAnsi="Helvetica Neue" w:eastAsia="Arial Unicode MS"/>
+                <w:rtl w:val="0"/>
+              </w:rPr>
+              <w:t>Sistem mora omogo</w:t>
+            </w:r>
+            <w:r>
+              <w:rPr>
+                <w:rFonts w:ascii="Helvetica Neue" w:cs="Arial Unicode MS" w:hAnsi="Helvetica Neue" w:eastAsia="Arial Unicode MS" w:hint="default"/>
+                <w:rtl w:val="0"/>
+              </w:rPr>
+              <w:t>č</w:t>
+            </w:r>
+            <w:r>
+              <w:rPr>
+                <w:rFonts w:ascii="Helvetica Neue" w:cs="Arial Unicode MS" w:hAnsi="Helvetica Neue" w:eastAsia="Arial Unicode MS"/>
+                <w:rtl w:val="0"/>
+              </w:rPr>
+              <w:t>ati pregled zgodovine nakupov.</w:t>
+            </w:r>
+          </w:p>
+        </w:tc>
+        <w:tc>
+          <w:tcPr>
+            <w:tcW w:type="dxa" w:w="1273"/>
+            <w:tcBorders>
+              <w:top w:val="single" w:color="000000" w:sz="2" w:space="0" w:shadow="0" w:frame="0"/>
+              <w:left w:val="single" w:color="000000" w:sz="2" w:space="0" w:shadow="0" w:frame="0"/>
+              <w:bottom w:val="single" w:color="000000" w:sz="2" w:space="0" w:shadow="0" w:frame="0"/>
+              <w:right w:val="single" w:color="000000" w:sz="2" w:space="0" w:shadow="0" w:frame="0"/>
+            </w:tcBorders>
+            <w:shd w:val="clear" w:color="auto" w:fill="auto"/>
+            <w:tcMar>
+              <w:top w:type="dxa" w:w="20"/>
+              <w:left w:type="dxa" w:w="587"/>
+              <w:bottom w:type="dxa" w:w="20"/>
+              <w:right w:type="dxa" w:w="20"/>
+            </w:tcMar>
+            <w:vAlign w:val="center"/>
+          </w:tcPr>
+          <w:p>
+            <w:pPr>
+              <w:pStyle w:val="Body"/>
+              <w:bidi w:val="0"/>
+            </w:pPr>
+            <w:r>
+              <w:rPr>
+                <w:rFonts w:ascii="Helvetica Neue" w:cs="Arial Unicode MS" w:hAnsi="Helvetica Neue" w:eastAsia="Arial Unicode MS"/>
+                <w:rtl w:val="0"/>
+              </w:rPr>
+              <w:t>Should-have</w:t>
+            </w:r>
+          </w:p>
+        </w:tc>
+      </w:tr>
+    </w:tbl>
+    <w:p>
+      <w:pPr>
+        <w:pStyle w:val="Default"/>
+        <w:suppressAutoHyphens w:val="1"/>
+        <w:spacing w:before="0" w:line="240" w:lineRule="auto"/>
+        <w:rPr>
+          <w:rFonts w:ascii="Times Roman" w:cs="Times Roman" w:hAnsi="Times Roman" w:eastAsia="Times Roman"/>
+        </w:rPr>
+      </w:pPr>
+    </w:p>
+    <w:p>
+      <w:pPr>
+        <w:pStyle w:val="Default"/>
+        <w:suppressAutoHyphens w:val="1"/>
+        <w:spacing w:before="0" w:line="240" w:lineRule="auto"/>
+        <w:rPr>
+          <w:rFonts w:ascii="Times Roman" w:cs="Times Roman" w:hAnsi="Times Roman" w:eastAsia="Times Roman"/>
+        </w:rPr>
+      </w:pPr>
+    </w:p>
+    <w:p>
+      <w:pPr>
+        <w:pStyle w:val="Body"/>
+        <w:rPr>
+          <w:i w:val="1"/>
+          <w:iCs w:val="1"/>
+        </w:rPr>
+      </w:pPr>
+    </w:p>
+    <w:p>
+      <w:pPr>
+        <w:pStyle w:val="Body"/>
+        <w:rPr>
+          <w:i w:val="1"/>
+          <w:iCs w:val="1"/>
+        </w:rPr>
+      </w:pPr>
+      <w:r>
+        <w:rPr>
+          <w:i w:val="1"/>
+          <w:iCs w:val="1"/>
+          <w:rtl w:val="0"/>
+        </w:rPr>
+        <w:t>2.5 Administrativne funkcionalnosti</w:t>
+      </w:r>
+    </w:p>
+    <w:tbl>
+      <w:tblPr>
+        <w:tblW w:w="8885" w:type="dxa"/>
+        <w:jc w:val="left"/>
+        <w:tblInd w:w="108" w:type="dxa"/>
+        <w:tblBorders>
+          <w:top w:val="single" w:color="000000" w:sz="2" w:space="0" w:shadow="0" w:frame="0"/>
+          <w:left w:val="single" w:color="000000" w:sz="2" w:space="0" w:shadow="0" w:frame="0"/>
+          <w:bottom w:val="single" w:color="000000" w:sz="2" w:space="0" w:shadow="0" w:frame="0"/>
+          <w:right w:val="single" w:color="000000" w:sz="2" w:space="0" w:shadow="0" w:frame="0"/>
+          <w:insideH w:val="single" w:color="000000" w:sz="2" w:space="0" w:shadow="0" w:frame="0"/>
+          <w:insideV w:val="single" w:color="000000" w:sz="2" w:space="0" w:shadow="0" w:frame="0"/>
+        </w:tblBorders>
+        <w:shd w:val="clear" w:color="auto" w:fill="auto"/>
+        <w:tblLayout w:type="fixed"/>
+      </w:tblPr>
+      <w:tblGrid>
+        <w:gridCol w:w="1053"/>
+        <w:gridCol w:w="6558"/>
+        <w:gridCol w:w="1274"/>
+      </w:tblGrid>
+      <w:tr>
+        <w:tblPrEx>
+          <w:shd w:val="clear" w:color="auto" w:fill="auto"/>
+        </w:tblPrEx>
+        <w:trPr>
+          <w:trHeight w:val="360" w:hRule="atLeast"/>
+        </w:trPr>
+        <w:tc>
+          <w:tcPr>
+            <w:tcW w:type="dxa" w:w="1053"/>
+            <w:tcBorders>
+              <w:top w:val="single" w:color="000000" w:sz="2" w:space="0" w:shadow="0" w:frame="0"/>
+              <w:left w:val="single" w:color="000000" w:sz="2" w:space="0" w:shadow="0" w:frame="0"/>
+              <w:bottom w:val="single" w:color="000000" w:sz="2" w:space="0" w:shadow="0" w:frame="0"/>
+              <w:right w:val="single" w:color="000000" w:sz="2" w:space="0" w:shadow="0" w:frame="0"/>
+            </w:tcBorders>
+            <w:shd w:val="clear" w:color="auto" w:fill="auto"/>
+            <w:tcMar>
+              <w:top w:type="dxa" w:w="20"/>
+              <w:left w:type="dxa" w:w="587"/>
+              <w:bottom w:type="dxa" w:w="20"/>
+              <w:right w:type="dxa" w:w="20"/>
+            </w:tcMar>
+            <w:vAlign w:val="center"/>
+          </w:tcPr>
+          <w:p>
+            <w:pPr>
+              <w:pStyle w:val="Body"/>
+              <w:bidi w:val="0"/>
+            </w:pPr>
+            <w:r>
+              <w:rPr>
+                <w:rFonts w:ascii="Helvetica Neue" w:cs="Arial Unicode MS" w:hAnsi="Helvetica Neue" w:eastAsia="Arial Unicode MS"/>
+                <w:rtl w:val="0"/>
+              </w:rPr>
+              <w:t>ID</w:t>
+            </w:r>
+          </w:p>
+        </w:tc>
+        <w:tc>
+          <w:tcPr>
+            <w:tcW w:type="dxa" w:w="6558"/>
+            <w:tcBorders>
+              <w:top w:val="single" w:color="000000" w:sz="2" w:space="0" w:shadow="0" w:frame="0"/>
+              <w:left w:val="single" w:color="000000" w:sz="2" w:space="0" w:shadow="0" w:frame="0"/>
+              <w:bottom w:val="single" w:color="000000" w:sz="2" w:space="0" w:shadow="0" w:frame="0"/>
+              <w:right w:val="single" w:color="000000" w:sz="2" w:space="0" w:shadow="0" w:frame="0"/>
+            </w:tcBorders>
+            <w:shd w:val="clear" w:color="auto" w:fill="auto"/>
+            <w:tcMar>
+              <w:top w:type="dxa" w:w="20"/>
+              <w:left w:type="dxa" w:w="587"/>
+              <w:bottom w:type="dxa" w:w="20"/>
+              <w:right w:type="dxa" w:w="20"/>
+            </w:tcMar>
+            <w:vAlign w:val="center"/>
+          </w:tcPr>
+          <w:p>
+            <w:pPr>
+              <w:pStyle w:val="Body"/>
+              <w:bidi w:val="0"/>
+            </w:pPr>
+            <w:r>
+              <w:rPr>
+                <w:rFonts w:ascii="Helvetica Neue" w:cs="Arial Unicode MS" w:hAnsi="Helvetica Neue" w:eastAsia="Arial Unicode MS"/>
+                <w:rtl w:val="0"/>
+              </w:rPr>
+              <w:t>Zahteva</w:t>
+            </w:r>
+          </w:p>
+        </w:tc>
+        <w:tc>
+          <w:tcPr>
+            <w:tcW w:type="dxa" w:w="1273"/>
+            <w:tcBorders>
+              <w:top w:val="single" w:color="000000" w:sz="2" w:space="0" w:shadow="0" w:frame="0"/>
+              <w:left w:val="single" w:color="000000" w:sz="2" w:space="0" w:shadow="0" w:frame="0"/>
+              <w:bottom w:val="single" w:color="000000" w:sz="2" w:space="0" w:shadow="0" w:frame="0"/>
+              <w:right w:val="single" w:color="000000" w:sz="2" w:space="0" w:shadow="0" w:frame="0"/>
+            </w:tcBorders>
+            <w:shd w:val="clear" w:color="auto" w:fill="auto"/>
+            <w:tcMar>
+              <w:top w:type="dxa" w:w="20"/>
+              <w:left w:type="dxa" w:w="587"/>
+              <w:bottom w:type="dxa" w:w="20"/>
+              <w:right w:type="dxa" w:w="20"/>
+            </w:tcMar>
+            <w:vAlign w:val="center"/>
+          </w:tcPr>
+          <w:p>
+            <w:pPr>
+              <w:pStyle w:val="Body"/>
+              <w:bidi w:val="0"/>
+            </w:pPr>
+            <w:r>
+              <w:rPr>
+                <w:rFonts w:ascii="Helvetica Neue" w:cs="Arial Unicode MS" w:hAnsi="Helvetica Neue" w:eastAsia="Arial Unicode MS"/>
+                <w:rtl w:val="0"/>
+              </w:rPr>
+              <w:t>Prioriteta</w:t>
+            </w:r>
+          </w:p>
+        </w:tc>
+      </w:tr>
+      <w:tr>
+        <w:tblPrEx>
+          <w:shd w:val="clear" w:color="auto" w:fill="auto"/>
+        </w:tblPrEx>
+        <w:trPr>
+          <w:trHeight w:val="598" w:hRule="atLeast"/>
+        </w:trPr>
+        <w:tc>
+          <w:tcPr>
+            <w:tcW w:type="dxa" w:w="1053"/>
+            <w:tcBorders>
+              <w:top w:val="single" w:color="000000" w:sz="2" w:space="0" w:shadow="0" w:frame="0"/>
+              <w:left w:val="single" w:color="000000" w:sz="2" w:space="0" w:shadow="0" w:frame="0"/>
+              <w:bottom w:val="single" w:color="000000" w:sz="2" w:space="0" w:shadow="0" w:frame="0"/>
+              <w:right w:val="single" w:color="000000" w:sz="2" w:space="0" w:shadow="0" w:frame="0"/>
+            </w:tcBorders>
+            <w:shd w:val="clear" w:color="auto" w:fill="f5f5f5"/>
+            <w:tcMar>
+              <w:top w:type="dxa" w:w="20"/>
+              <w:left w:type="dxa" w:w="587"/>
+              <w:bottom w:type="dxa" w:w="20"/>
+              <w:right w:type="dxa" w:w="20"/>
+            </w:tcMar>
+            <w:vAlign w:val="center"/>
+          </w:tcPr>
+          <w:p>
+            <w:pPr>
+              <w:pStyle w:val="Body"/>
+              <w:bidi w:val="0"/>
+            </w:pPr>
+            <w:r>
+              <w:rPr>
+                <w:rFonts w:ascii="Helvetica Neue" w:cs="Arial Unicode MS" w:hAnsi="Helvetica Neue" w:eastAsia="Arial Unicode MS"/>
+                <w:rtl w:val="0"/>
+              </w:rPr>
+              <w:t>FR-2.5-01</w:t>
+            </w:r>
+          </w:p>
+        </w:tc>
+        <w:tc>
+          <w:tcPr>
+            <w:tcW w:type="dxa" w:w="6558"/>
+            <w:tcBorders>
+              <w:top w:val="single" w:color="000000" w:sz="2" w:space="0" w:shadow="0" w:frame="0"/>
+              <w:left w:val="single" w:color="000000" w:sz="2" w:space="0" w:shadow="0" w:frame="0"/>
+              <w:bottom w:val="single" w:color="000000" w:sz="2" w:space="0" w:shadow="0" w:frame="0"/>
+              <w:right w:val="single" w:color="000000" w:sz="2" w:space="0" w:shadow="0" w:frame="0"/>
+            </w:tcBorders>
+            <w:shd w:val="clear" w:color="auto" w:fill="f5f5f5"/>
+            <w:tcMar>
+              <w:top w:type="dxa" w:w="20"/>
+              <w:left w:type="dxa" w:w="587"/>
+              <w:bottom w:type="dxa" w:w="20"/>
+              <w:right w:type="dxa" w:w="20"/>
+            </w:tcMar>
+            <w:vAlign w:val="center"/>
+          </w:tcPr>
+          <w:p>
+            <w:pPr>
+              <w:pStyle w:val="Body"/>
+              <w:bidi w:val="0"/>
+            </w:pPr>
+            <w:r>
+              <w:rPr>
+                <w:rFonts w:ascii="Helvetica Neue" w:cs="Arial Unicode MS" w:hAnsi="Helvetica Neue" w:eastAsia="Arial Unicode MS"/>
+                <w:rtl w:val="0"/>
+              </w:rPr>
+              <w:t>Sistem mora omogo</w:t>
+            </w:r>
+            <w:r>
+              <w:rPr>
+                <w:rFonts w:ascii="Helvetica Neue" w:cs="Arial Unicode MS" w:hAnsi="Helvetica Neue" w:eastAsia="Arial Unicode MS" w:hint="default"/>
+                <w:rtl w:val="0"/>
+              </w:rPr>
+              <w:t>č</w:t>
+            </w:r>
+            <w:r>
+              <w:rPr>
+                <w:rFonts w:ascii="Helvetica Neue" w:cs="Arial Unicode MS" w:hAnsi="Helvetica Neue" w:eastAsia="Arial Unicode MS"/>
+                <w:rtl w:val="0"/>
+              </w:rPr>
+              <w:t>ati pregled statusov strank za izbrano obdobje.</w:t>
+            </w:r>
+          </w:p>
+        </w:tc>
+        <w:tc>
+          <w:tcPr>
+            <w:tcW w:type="dxa" w:w="1273"/>
+            <w:tcBorders>
+              <w:top w:val="single" w:color="000000" w:sz="2" w:space="0" w:shadow="0" w:frame="0"/>
+              <w:left w:val="single" w:color="000000" w:sz="2" w:space="0" w:shadow="0" w:frame="0"/>
+              <w:bottom w:val="single" w:color="000000" w:sz="2" w:space="0" w:shadow="0" w:frame="0"/>
+              <w:right w:val="single" w:color="000000" w:sz="2" w:space="0" w:shadow="0" w:frame="0"/>
+            </w:tcBorders>
+            <w:shd w:val="clear" w:color="auto" w:fill="f5f5f5"/>
+            <w:tcMar>
+              <w:top w:type="dxa" w:w="20"/>
+              <w:left w:type="dxa" w:w="587"/>
+              <w:bottom w:type="dxa" w:w="20"/>
+              <w:right w:type="dxa" w:w="20"/>
+            </w:tcMar>
+            <w:vAlign w:val="center"/>
+          </w:tcPr>
+          <w:p>
+            <w:pPr>
+              <w:pStyle w:val="Body"/>
+              <w:bidi w:val="0"/>
+            </w:pPr>
+            <w:r>
+              <w:rPr>
+                <w:rFonts w:ascii="Helvetica Neue" w:cs="Arial Unicode MS" w:hAnsi="Helvetica Neue" w:eastAsia="Arial Unicode MS"/>
+                <w:rtl w:val="0"/>
+              </w:rPr>
+              <w:t>Should-have</w:t>
+            </w:r>
+          </w:p>
+        </w:tc>
+      </w:tr>
+      <w:tr>
+        <w:tblPrEx>
+          <w:shd w:val="clear" w:color="auto" w:fill="auto"/>
+        </w:tblPrEx>
+        <w:trPr>
+          <w:trHeight w:val="598" w:hRule="atLeast"/>
+        </w:trPr>
+        <w:tc>
+          <w:tcPr>
+            <w:tcW w:type="dxa" w:w="1053"/>
+            <w:tcBorders>
+              <w:top w:val="single" w:color="000000" w:sz="2" w:space="0" w:shadow="0" w:frame="0"/>
+              <w:left w:val="single" w:color="000000" w:sz="2" w:space="0" w:shadow="0" w:frame="0"/>
+              <w:bottom w:val="single" w:color="000000" w:sz="2" w:space="0" w:shadow="0" w:frame="0"/>
+              <w:right w:val="single" w:color="000000" w:sz="2" w:space="0" w:shadow="0" w:frame="0"/>
+            </w:tcBorders>
+            <w:shd w:val="clear" w:color="auto" w:fill="auto"/>
+            <w:tcMar>
+              <w:top w:type="dxa" w:w="20"/>
+              <w:left w:type="dxa" w:w="587"/>
+              <w:bottom w:type="dxa" w:w="20"/>
+              <w:right w:type="dxa" w:w="20"/>
+            </w:tcMar>
+            <w:vAlign w:val="center"/>
+          </w:tcPr>
+          <w:p>
+            <w:pPr>
+              <w:pStyle w:val="Body"/>
+              <w:bidi w:val="0"/>
+            </w:pPr>
+            <w:r>
+              <w:rPr>
+                <w:rFonts w:ascii="Helvetica Neue" w:cs="Arial Unicode MS" w:hAnsi="Helvetica Neue" w:eastAsia="Arial Unicode MS"/>
+                <w:rtl w:val="0"/>
+              </w:rPr>
+              <w:t>FR-2.5-02</w:t>
+            </w:r>
+          </w:p>
+        </w:tc>
+        <w:tc>
+          <w:tcPr>
+            <w:tcW w:type="dxa" w:w="6558"/>
+            <w:tcBorders>
+              <w:top w:val="single" w:color="000000" w:sz="2" w:space="0" w:shadow="0" w:frame="0"/>
+              <w:left w:val="single" w:color="000000" w:sz="2" w:space="0" w:shadow="0" w:frame="0"/>
+              <w:bottom w:val="single" w:color="000000" w:sz="2" w:space="0" w:shadow="0" w:frame="0"/>
+              <w:right w:val="single" w:color="000000" w:sz="2" w:space="0" w:shadow="0" w:frame="0"/>
+            </w:tcBorders>
+            <w:shd w:val="clear" w:color="auto" w:fill="auto"/>
+            <w:tcMar>
+              <w:top w:type="dxa" w:w="20"/>
+              <w:left w:type="dxa" w:w="587"/>
+              <w:bottom w:type="dxa" w:w="20"/>
+              <w:right w:type="dxa" w:w="20"/>
+            </w:tcMar>
+            <w:vAlign w:val="center"/>
+          </w:tcPr>
+          <w:p>
+            <w:pPr>
+              <w:pStyle w:val="Body"/>
+              <w:bidi w:val="0"/>
+            </w:pPr>
+            <w:r>
+              <w:rPr>
+                <w:rFonts w:ascii="Helvetica Neue" w:cs="Arial Unicode MS" w:hAnsi="Helvetica Neue" w:eastAsia="Arial Unicode MS"/>
+                <w:rtl w:val="0"/>
+              </w:rPr>
+              <w:t>Sistem mora omogo</w:t>
+            </w:r>
+            <w:r>
+              <w:rPr>
+                <w:rFonts w:ascii="Helvetica Neue" w:cs="Arial Unicode MS" w:hAnsi="Helvetica Neue" w:eastAsia="Arial Unicode MS" w:hint="default"/>
+                <w:rtl w:val="0"/>
+              </w:rPr>
+              <w:t>č</w:t>
+            </w:r>
+            <w:r>
+              <w:rPr>
+                <w:rFonts w:ascii="Helvetica Neue" w:cs="Arial Unicode MS" w:hAnsi="Helvetica Neue" w:eastAsia="Arial Unicode MS"/>
+                <w:rtl w:val="0"/>
+              </w:rPr>
+              <w:t>ati pregled statistike nakupov.</w:t>
+            </w:r>
+          </w:p>
+        </w:tc>
+        <w:tc>
+          <w:tcPr>
+            <w:tcW w:type="dxa" w:w="1273"/>
+            <w:tcBorders>
+              <w:top w:val="single" w:color="000000" w:sz="2" w:space="0" w:shadow="0" w:frame="0"/>
+              <w:left w:val="single" w:color="000000" w:sz="2" w:space="0" w:shadow="0" w:frame="0"/>
+              <w:bottom w:val="single" w:color="000000" w:sz="2" w:space="0" w:shadow="0" w:frame="0"/>
+              <w:right w:val="single" w:color="000000" w:sz="2" w:space="0" w:shadow="0" w:frame="0"/>
+            </w:tcBorders>
+            <w:shd w:val="clear" w:color="auto" w:fill="auto"/>
+            <w:tcMar>
+              <w:top w:type="dxa" w:w="20"/>
+              <w:left w:type="dxa" w:w="587"/>
+              <w:bottom w:type="dxa" w:w="20"/>
+              <w:right w:type="dxa" w:w="20"/>
+            </w:tcMar>
+            <w:vAlign w:val="center"/>
+          </w:tcPr>
+          <w:p>
+            <w:pPr>
+              <w:pStyle w:val="Body"/>
+              <w:bidi w:val="0"/>
+            </w:pPr>
+            <w:r>
+              <w:rPr>
+                <w:rFonts w:ascii="Helvetica Neue" w:cs="Arial Unicode MS" w:hAnsi="Helvetica Neue" w:eastAsia="Arial Unicode MS"/>
+                <w:rtl w:val="0"/>
+              </w:rPr>
+              <w:t>Should-have</w:t>
+            </w:r>
+          </w:p>
+        </w:tc>
+      </w:tr>
+      <w:tr>
+        <w:tblPrEx>
+          <w:shd w:val="clear" w:color="auto" w:fill="auto"/>
+        </w:tblPrEx>
+        <w:trPr>
+          <w:trHeight w:val="598" w:hRule="atLeast"/>
+        </w:trPr>
+        <w:tc>
+          <w:tcPr>
+            <w:tcW w:type="dxa" w:w="1053"/>
+            <w:tcBorders>
+              <w:top w:val="single" w:color="000000" w:sz="2" w:space="0" w:shadow="0" w:frame="0"/>
+              <w:left w:val="single" w:color="000000" w:sz="2" w:space="0" w:shadow="0" w:frame="0"/>
+              <w:bottom w:val="single" w:color="000000" w:sz="2" w:space="0" w:shadow="0" w:frame="0"/>
+              <w:right w:val="single" w:color="000000" w:sz="2" w:space="0" w:shadow="0" w:frame="0"/>
+            </w:tcBorders>
+            <w:shd w:val="clear" w:color="auto" w:fill="f5f5f5"/>
+            <w:tcMar>
+              <w:top w:type="dxa" w:w="20"/>
+              <w:left w:type="dxa" w:w="587"/>
+              <w:bottom w:type="dxa" w:w="20"/>
+              <w:right w:type="dxa" w:w="20"/>
+            </w:tcMar>
+            <w:vAlign w:val="center"/>
+          </w:tcPr>
+          <w:p>
+            <w:pPr>
+              <w:pStyle w:val="Body"/>
+              <w:bidi w:val="0"/>
+            </w:pPr>
+            <w:r>
+              <w:rPr>
+                <w:rFonts w:ascii="Helvetica Neue" w:cs="Arial Unicode MS" w:hAnsi="Helvetica Neue" w:eastAsia="Arial Unicode MS"/>
+                <w:rtl w:val="0"/>
+              </w:rPr>
+              <w:t>FR-2.5-03</w:t>
+            </w:r>
+          </w:p>
+        </w:tc>
+        <w:tc>
+          <w:tcPr>
+            <w:tcW w:type="dxa" w:w="6558"/>
+            <w:tcBorders>
+              <w:top w:val="single" w:color="000000" w:sz="2" w:space="0" w:shadow="0" w:frame="0"/>
+              <w:left w:val="single" w:color="000000" w:sz="2" w:space="0" w:shadow="0" w:frame="0"/>
+              <w:bottom w:val="single" w:color="000000" w:sz="2" w:space="0" w:shadow="0" w:frame="0"/>
+              <w:right w:val="single" w:color="000000" w:sz="2" w:space="0" w:shadow="0" w:frame="0"/>
+            </w:tcBorders>
+            <w:shd w:val="clear" w:color="auto" w:fill="f5f5f5"/>
+            <w:tcMar>
+              <w:top w:type="dxa" w:w="20"/>
+              <w:left w:type="dxa" w:w="587"/>
+              <w:bottom w:type="dxa" w:w="20"/>
+              <w:right w:type="dxa" w:w="20"/>
+            </w:tcMar>
+            <w:vAlign w:val="center"/>
+          </w:tcPr>
+          <w:p>
+            <w:pPr>
+              <w:pStyle w:val="Body"/>
+              <w:bidi w:val="0"/>
+            </w:pPr>
+            <w:r>
+              <w:rPr>
+                <w:rFonts w:ascii="Helvetica Neue" w:cs="Arial Unicode MS" w:hAnsi="Helvetica Neue" w:eastAsia="Arial Unicode MS"/>
+                <w:rtl w:val="0"/>
+              </w:rPr>
+              <w:t>Sistem mora omogo</w:t>
+            </w:r>
+            <w:r>
+              <w:rPr>
+                <w:rFonts w:ascii="Helvetica Neue" w:cs="Arial Unicode MS" w:hAnsi="Helvetica Neue" w:eastAsia="Arial Unicode MS" w:hint="default"/>
+                <w:rtl w:val="0"/>
+              </w:rPr>
+              <w:t>č</w:t>
+            </w:r>
+            <w:r>
+              <w:rPr>
+                <w:rFonts w:ascii="Helvetica Neue" w:cs="Arial Unicode MS" w:hAnsi="Helvetica Neue" w:eastAsia="Arial Unicode MS"/>
+                <w:rtl w:val="0"/>
+              </w:rPr>
+              <w:t>ati izvajanje naprednih poizvedb nad podatki.</w:t>
+            </w:r>
+          </w:p>
+        </w:tc>
+        <w:tc>
+          <w:tcPr>
+            <w:tcW w:type="dxa" w:w="1273"/>
+            <w:tcBorders>
+              <w:top w:val="single" w:color="000000" w:sz="2" w:space="0" w:shadow="0" w:frame="0"/>
+              <w:left w:val="single" w:color="000000" w:sz="2" w:space="0" w:shadow="0" w:frame="0"/>
+              <w:bottom w:val="single" w:color="000000" w:sz="2" w:space="0" w:shadow="0" w:frame="0"/>
+              <w:right w:val="single" w:color="000000" w:sz="2" w:space="0" w:shadow="0" w:frame="0"/>
+            </w:tcBorders>
+            <w:shd w:val="clear" w:color="auto" w:fill="f5f5f5"/>
+            <w:tcMar>
+              <w:top w:type="dxa" w:w="20"/>
+              <w:left w:type="dxa" w:w="587"/>
+              <w:bottom w:type="dxa" w:w="20"/>
+              <w:right w:type="dxa" w:w="20"/>
+            </w:tcMar>
+            <w:vAlign w:val="center"/>
+          </w:tcPr>
+          <w:p>
+            <w:pPr>
+              <w:pStyle w:val="Body"/>
+              <w:bidi w:val="0"/>
+            </w:pPr>
+            <w:r>
+              <w:rPr>
+                <w:rFonts w:ascii="Helvetica Neue" w:cs="Arial Unicode MS" w:hAnsi="Helvetica Neue" w:eastAsia="Arial Unicode MS"/>
+                <w:rtl w:val="0"/>
+              </w:rPr>
+              <w:t>Could-have</w:t>
+            </w:r>
+          </w:p>
+        </w:tc>
+      </w:tr>
+      <w:tr>
+        <w:tblPrEx>
+          <w:shd w:val="clear" w:color="auto" w:fill="auto"/>
+        </w:tblPrEx>
+        <w:trPr>
+          <w:trHeight w:val="598" w:hRule="atLeast"/>
+        </w:trPr>
+        <w:tc>
+          <w:tcPr>
+            <w:tcW w:type="dxa" w:w="1053"/>
+            <w:tcBorders>
+              <w:top w:val="single" w:color="000000" w:sz="2" w:space="0" w:shadow="0" w:frame="0"/>
+              <w:left w:val="single" w:color="000000" w:sz="2" w:space="0" w:shadow="0" w:frame="0"/>
+              <w:bottom w:val="single" w:color="000000" w:sz="2" w:space="0" w:shadow="0" w:frame="0"/>
+              <w:right w:val="single" w:color="000000" w:sz="2" w:space="0" w:shadow="0" w:frame="0"/>
+            </w:tcBorders>
+            <w:shd w:val="clear" w:color="auto" w:fill="auto"/>
+            <w:tcMar>
+              <w:top w:type="dxa" w:w="20"/>
+              <w:left w:type="dxa" w:w="587"/>
+              <w:bottom w:type="dxa" w:w="20"/>
+              <w:right w:type="dxa" w:w="20"/>
+            </w:tcMar>
+            <w:vAlign w:val="center"/>
+          </w:tcPr>
+          <w:p>
+            <w:pPr>
+              <w:pStyle w:val="Body"/>
+              <w:bidi w:val="0"/>
+            </w:pPr>
+            <w:r>
+              <w:rPr>
+                <w:rFonts w:ascii="Helvetica Neue" w:cs="Arial Unicode MS" w:hAnsi="Helvetica Neue" w:eastAsia="Arial Unicode MS"/>
+                <w:rtl w:val="0"/>
+              </w:rPr>
+              <w:t>FR-2.5-04</w:t>
+            </w:r>
+          </w:p>
+        </w:tc>
+        <w:tc>
+          <w:tcPr>
+            <w:tcW w:type="dxa" w:w="6558"/>
+            <w:tcBorders>
+              <w:top w:val="single" w:color="000000" w:sz="2" w:space="0" w:shadow="0" w:frame="0"/>
+              <w:left w:val="single" w:color="000000" w:sz="2" w:space="0" w:shadow="0" w:frame="0"/>
+              <w:bottom w:val="single" w:color="000000" w:sz="2" w:space="0" w:shadow="0" w:frame="0"/>
+              <w:right w:val="single" w:color="000000" w:sz="2" w:space="0" w:shadow="0" w:frame="0"/>
+            </w:tcBorders>
+            <w:shd w:val="clear" w:color="auto" w:fill="auto"/>
+            <w:tcMar>
+              <w:top w:type="dxa" w:w="20"/>
+              <w:left w:type="dxa" w:w="587"/>
+              <w:bottom w:type="dxa" w:w="20"/>
+              <w:right w:type="dxa" w:w="20"/>
+            </w:tcMar>
+            <w:vAlign w:val="center"/>
+          </w:tcPr>
+          <w:p>
+            <w:pPr>
+              <w:pStyle w:val="Body"/>
+              <w:bidi w:val="0"/>
+            </w:pPr>
+            <w:r>
+              <w:rPr>
+                <w:rFonts w:ascii="Helvetica Neue" w:cs="Arial Unicode MS" w:hAnsi="Helvetica Neue" w:eastAsia="Arial Unicode MS"/>
+                <w:rtl w:val="0"/>
+              </w:rPr>
+              <w:t>Sistem mora omogo</w:t>
+            </w:r>
+            <w:r>
+              <w:rPr>
+                <w:rFonts w:ascii="Helvetica Neue" w:cs="Arial Unicode MS" w:hAnsi="Helvetica Neue" w:eastAsia="Arial Unicode MS" w:hint="default"/>
+                <w:rtl w:val="0"/>
+              </w:rPr>
+              <w:t>č</w:t>
+            </w:r>
+            <w:r>
+              <w:rPr>
+                <w:rFonts w:ascii="Helvetica Neue" w:cs="Arial Unicode MS" w:hAnsi="Helvetica Neue" w:eastAsia="Arial Unicode MS"/>
+                <w:rtl w:val="0"/>
+              </w:rPr>
+              <w:t>ati upravljanje nagradnega programa.</w:t>
+            </w:r>
+          </w:p>
+        </w:tc>
+        <w:tc>
+          <w:tcPr>
+            <w:tcW w:type="dxa" w:w="1273"/>
+            <w:tcBorders>
+              <w:top w:val="single" w:color="000000" w:sz="2" w:space="0" w:shadow="0" w:frame="0"/>
+              <w:left w:val="single" w:color="000000" w:sz="2" w:space="0" w:shadow="0" w:frame="0"/>
+              <w:bottom w:val="single" w:color="000000" w:sz="2" w:space="0" w:shadow="0" w:frame="0"/>
+              <w:right w:val="single" w:color="000000" w:sz="2" w:space="0" w:shadow="0" w:frame="0"/>
+            </w:tcBorders>
+            <w:shd w:val="clear" w:color="auto" w:fill="auto"/>
+            <w:tcMar>
+              <w:top w:type="dxa" w:w="20"/>
+              <w:left w:type="dxa" w:w="587"/>
+              <w:bottom w:type="dxa" w:w="20"/>
+              <w:right w:type="dxa" w:w="20"/>
+            </w:tcMar>
+            <w:vAlign w:val="center"/>
+          </w:tcPr>
+          <w:p>
+            <w:pPr>
+              <w:pStyle w:val="Body"/>
+              <w:bidi w:val="0"/>
+            </w:pPr>
+            <w:r>
+              <w:rPr>
+                <w:rFonts w:ascii="Helvetica Neue" w:cs="Arial Unicode MS" w:hAnsi="Helvetica Neue" w:eastAsia="Arial Unicode MS"/>
+                <w:rtl w:val="0"/>
+              </w:rPr>
+              <w:t>Must-have</w:t>
+            </w:r>
+          </w:p>
+        </w:tc>
+      </w:tr>
+      <w:tr>
+        <w:tblPrEx>
+          <w:shd w:val="clear" w:color="auto" w:fill="auto"/>
+        </w:tblPrEx>
+        <w:trPr>
+          <w:trHeight w:val="598" w:hRule="atLeast"/>
+        </w:trPr>
+        <w:tc>
+          <w:tcPr>
+            <w:tcW w:type="dxa" w:w="1053"/>
+            <w:tcBorders>
+              <w:top w:val="single" w:color="000000" w:sz="2" w:space="0" w:shadow="0" w:frame="0"/>
+              <w:left w:val="single" w:color="000000" w:sz="2" w:space="0" w:shadow="0" w:frame="0"/>
+              <w:bottom w:val="single" w:color="000000" w:sz="2" w:space="0" w:shadow="0" w:frame="0"/>
+              <w:right w:val="single" w:color="000000" w:sz="2" w:space="0" w:shadow="0" w:frame="0"/>
+            </w:tcBorders>
+            <w:shd w:val="clear" w:color="auto" w:fill="f5f5f5"/>
+            <w:tcMar>
+              <w:top w:type="dxa" w:w="20"/>
+              <w:left w:type="dxa" w:w="587"/>
+              <w:bottom w:type="dxa" w:w="20"/>
+              <w:right w:type="dxa" w:w="20"/>
+            </w:tcMar>
+            <w:vAlign w:val="center"/>
+          </w:tcPr>
+          <w:p>
+            <w:pPr>
+              <w:pStyle w:val="Body"/>
+              <w:bidi w:val="0"/>
+            </w:pPr>
+            <w:r>
+              <w:rPr>
+                <w:rFonts w:ascii="Helvetica Neue" w:cs="Arial Unicode MS" w:hAnsi="Helvetica Neue" w:eastAsia="Arial Unicode MS"/>
+                <w:rtl w:val="0"/>
+              </w:rPr>
+              <w:t>FR-2.5-05</w:t>
+            </w:r>
+          </w:p>
+        </w:tc>
+        <w:tc>
+          <w:tcPr>
+            <w:tcW w:type="dxa" w:w="6558"/>
+            <w:tcBorders>
+              <w:top w:val="single" w:color="000000" w:sz="2" w:space="0" w:shadow="0" w:frame="0"/>
+              <w:left w:val="single" w:color="000000" w:sz="2" w:space="0" w:shadow="0" w:frame="0"/>
+              <w:bottom w:val="single" w:color="000000" w:sz="2" w:space="0" w:shadow="0" w:frame="0"/>
+              <w:right w:val="single" w:color="000000" w:sz="2" w:space="0" w:shadow="0" w:frame="0"/>
+            </w:tcBorders>
+            <w:shd w:val="clear" w:color="auto" w:fill="f5f5f5"/>
+            <w:tcMar>
+              <w:top w:type="dxa" w:w="20"/>
+              <w:left w:type="dxa" w:w="587"/>
+              <w:bottom w:type="dxa" w:w="20"/>
+              <w:right w:type="dxa" w:w="20"/>
+            </w:tcMar>
+            <w:vAlign w:val="center"/>
+          </w:tcPr>
+          <w:p>
+            <w:pPr>
+              <w:pStyle w:val="Body"/>
+              <w:bidi w:val="0"/>
+            </w:pPr>
+            <w:r>
+              <w:rPr>
+                <w:rFonts w:ascii="Helvetica Neue" w:cs="Arial Unicode MS" w:hAnsi="Helvetica Neue" w:eastAsia="Arial Unicode MS"/>
+                <w:rtl w:val="0"/>
+              </w:rPr>
+              <w:t>Sistem mora omogo</w:t>
+            </w:r>
+            <w:r>
+              <w:rPr>
+                <w:rFonts w:ascii="Helvetica Neue" w:cs="Arial Unicode MS" w:hAnsi="Helvetica Neue" w:eastAsia="Arial Unicode MS" w:hint="default"/>
+                <w:rtl w:val="0"/>
+              </w:rPr>
+              <w:t>č</w:t>
+            </w:r>
+            <w:r>
+              <w:rPr>
+                <w:rFonts w:ascii="Helvetica Neue" w:cs="Arial Unicode MS" w:hAnsi="Helvetica Neue" w:eastAsia="Arial Unicode MS"/>
+                <w:rtl w:val="0"/>
+              </w:rPr>
+              <w:t>ati upravljanje pravil za dodeljevanje to</w:t>
+            </w:r>
+            <w:r>
+              <w:rPr>
+                <w:rFonts w:ascii="Helvetica Neue" w:cs="Arial Unicode MS" w:hAnsi="Helvetica Neue" w:eastAsia="Arial Unicode MS" w:hint="default"/>
+                <w:rtl w:val="0"/>
+              </w:rPr>
+              <w:t>č</w:t>
+            </w:r>
+            <w:r>
+              <w:rPr>
+                <w:rFonts w:ascii="Helvetica Neue" w:cs="Arial Unicode MS" w:hAnsi="Helvetica Neue" w:eastAsia="Arial Unicode MS"/>
+                <w:rtl w:val="0"/>
+              </w:rPr>
+              <w:t>k.</w:t>
+            </w:r>
+          </w:p>
+        </w:tc>
+        <w:tc>
+          <w:tcPr>
+            <w:tcW w:type="dxa" w:w="1273"/>
+            <w:tcBorders>
+              <w:top w:val="single" w:color="000000" w:sz="2" w:space="0" w:shadow="0" w:frame="0"/>
+              <w:left w:val="single" w:color="000000" w:sz="2" w:space="0" w:shadow="0" w:frame="0"/>
+              <w:bottom w:val="single" w:color="000000" w:sz="2" w:space="0" w:shadow="0" w:frame="0"/>
+              <w:right w:val="single" w:color="000000" w:sz="2" w:space="0" w:shadow="0" w:frame="0"/>
+            </w:tcBorders>
+            <w:shd w:val="clear" w:color="auto" w:fill="f5f5f5"/>
+            <w:tcMar>
+              <w:top w:type="dxa" w:w="20"/>
+              <w:left w:type="dxa" w:w="587"/>
+              <w:bottom w:type="dxa" w:w="20"/>
+              <w:right w:type="dxa" w:w="20"/>
+            </w:tcMar>
+            <w:vAlign w:val="center"/>
+          </w:tcPr>
+          <w:p>
+            <w:pPr>
+              <w:pStyle w:val="Body"/>
+              <w:bidi w:val="0"/>
+            </w:pPr>
+            <w:r>
+              <w:rPr>
+                <w:rFonts w:ascii="Helvetica Neue" w:cs="Arial Unicode MS" w:hAnsi="Helvetica Neue" w:eastAsia="Arial Unicode MS"/>
+                <w:rtl w:val="0"/>
+              </w:rPr>
+              <w:t>Must-have</w:t>
+            </w:r>
+          </w:p>
+        </w:tc>
+      </w:tr>
+      <w:tr>
+        <w:tblPrEx>
+          <w:shd w:val="clear" w:color="auto" w:fill="auto"/>
+        </w:tblPrEx>
+        <w:trPr>
+          <w:trHeight w:val="598" w:hRule="atLeast"/>
+        </w:trPr>
+        <w:tc>
+          <w:tcPr>
+            <w:tcW w:type="dxa" w:w="1053"/>
+            <w:tcBorders>
+              <w:top w:val="single" w:color="000000" w:sz="2" w:space="0" w:shadow="0" w:frame="0"/>
+              <w:left w:val="single" w:color="000000" w:sz="2" w:space="0" w:shadow="0" w:frame="0"/>
+              <w:bottom w:val="single" w:color="000000" w:sz="2" w:space="0" w:shadow="0" w:frame="0"/>
+              <w:right w:val="single" w:color="000000" w:sz="2" w:space="0" w:shadow="0" w:frame="0"/>
+            </w:tcBorders>
+            <w:shd w:val="clear" w:color="auto" w:fill="auto"/>
+            <w:tcMar>
+              <w:top w:type="dxa" w:w="20"/>
+              <w:left w:type="dxa" w:w="587"/>
+              <w:bottom w:type="dxa" w:w="20"/>
+              <w:right w:type="dxa" w:w="20"/>
+            </w:tcMar>
+            <w:vAlign w:val="center"/>
+          </w:tcPr>
+          <w:p>
+            <w:pPr>
+              <w:pStyle w:val="Body"/>
+              <w:bidi w:val="0"/>
+            </w:pPr>
+            <w:r>
+              <w:rPr>
+                <w:rFonts w:ascii="Helvetica Neue" w:cs="Arial Unicode MS" w:hAnsi="Helvetica Neue" w:eastAsia="Arial Unicode MS"/>
+                <w:rtl w:val="0"/>
+              </w:rPr>
+              <w:t>FR-2.5-06</w:t>
+            </w:r>
+          </w:p>
+        </w:tc>
+        <w:tc>
+          <w:tcPr>
+            <w:tcW w:type="dxa" w:w="6558"/>
+            <w:tcBorders>
+              <w:top w:val="single" w:color="000000" w:sz="2" w:space="0" w:shadow="0" w:frame="0"/>
+              <w:left w:val="single" w:color="000000" w:sz="2" w:space="0" w:shadow="0" w:frame="0"/>
+              <w:bottom w:val="single" w:color="000000" w:sz="2" w:space="0" w:shadow="0" w:frame="0"/>
+              <w:right w:val="single" w:color="000000" w:sz="2" w:space="0" w:shadow="0" w:frame="0"/>
+            </w:tcBorders>
+            <w:shd w:val="clear" w:color="auto" w:fill="auto"/>
+            <w:tcMar>
+              <w:top w:type="dxa" w:w="20"/>
+              <w:left w:type="dxa" w:w="587"/>
+              <w:bottom w:type="dxa" w:w="20"/>
+              <w:right w:type="dxa" w:w="20"/>
+            </w:tcMar>
+            <w:vAlign w:val="center"/>
+          </w:tcPr>
+          <w:p>
+            <w:pPr>
+              <w:pStyle w:val="Body"/>
+              <w:bidi w:val="0"/>
+            </w:pPr>
+            <w:r>
+              <w:rPr>
+                <w:rFonts w:ascii="Helvetica Neue" w:cs="Arial Unicode MS" w:hAnsi="Helvetica Neue" w:eastAsia="Arial Unicode MS"/>
+                <w:rtl w:val="0"/>
+              </w:rPr>
+              <w:t>Sistem mora omogo</w:t>
+            </w:r>
+            <w:r>
+              <w:rPr>
+                <w:rFonts w:ascii="Helvetica Neue" w:cs="Arial Unicode MS" w:hAnsi="Helvetica Neue" w:eastAsia="Arial Unicode MS" w:hint="default"/>
+                <w:rtl w:val="0"/>
+              </w:rPr>
+              <w:t>č</w:t>
+            </w:r>
+            <w:r>
+              <w:rPr>
+                <w:rFonts w:ascii="Helvetica Neue" w:cs="Arial Unicode MS" w:hAnsi="Helvetica Neue" w:eastAsia="Arial Unicode MS"/>
+                <w:rtl w:val="0"/>
+              </w:rPr>
+              <w:t>ati upravljanje pravil za statuse.</w:t>
+            </w:r>
+          </w:p>
+        </w:tc>
+        <w:tc>
+          <w:tcPr>
+            <w:tcW w:type="dxa" w:w="1273"/>
+            <w:tcBorders>
+              <w:top w:val="single" w:color="000000" w:sz="2" w:space="0" w:shadow="0" w:frame="0"/>
+              <w:left w:val="single" w:color="000000" w:sz="2" w:space="0" w:shadow="0" w:frame="0"/>
+              <w:bottom w:val="single" w:color="000000" w:sz="2" w:space="0" w:shadow="0" w:frame="0"/>
+              <w:right w:val="single" w:color="000000" w:sz="2" w:space="0" w:shadow="0" w:frame="0"/>
+            </w:tcBorders>
+            <w:shd w:val="clear" w:color="auto" w:fill="auto"/>
+            <w:tcMar>
+              <w:top w:type="dxa" w:w="20"/>
+              <w:left w:type="dxa" w:w="587"/>
+              <w:bottom w:type="dxa" w:w="20"/>
+              <w:right w:type="dxa" w:w="20"/>
+            </w:tcMar>
+            <w:vAlign w:val="center"/>
+          </w:tcPr>
+          <w:p>
+            <w:pPr>
+              <w:pStyle w:val="Body"/>
+              <w:bidi w:val="0"/>
+            </w:pPr>
+            <w:r>
+              <w:rPr>
+                <w:rFonts w:ascii="Helvetica Neue" w:cs="Arial Unicode MS" w:hAnsi="Helvetica Neue" w:eastAsia="Arial Unicode MS"/>
+                <w:rtl w:val="0"/>
+              </w:rPr>
+              <w:t>Must-have</w:t>
+            </w:r>
+          </w:p>
+        </w:tc>
+      </w:tr>
+    </w:tbl>
+    <w:p>
+      <w:pPr>
+        <w:pStyle w:val="Default"/>
+        <w:suppressAutoHyphens w:val="1"/>
+        <w:spacing w:before="0" w:line="240" w:lineRule="auto"/>
+        <w:rPr>
+          <w:rFonts w:ascii="Times Roman" w:cs="Times Roman" w:hAnsi="Times Roman" w:eastAsia="Times Roman"/>
+        </w:rPr>
+      </w:pPr>
+    </w:p>
+    <w:p>
+      <w:pPr>
+        <w:pStyle w:val="Default"/>
         <w:numPr>
-          <w:ilvl w:val="4"/>
+          <w:ilvl w:val="3"/>
           <w:numId w:val="2"/>
         </w:numPr>
-        <w:bidi w:val="0"/>
-      </w:pPr>
-      <w:r>
-        <w:rPr>
-          <w:rtl w:val="0"/>
-        </w:rPr>
-        <w:t>Registracija uporabnika prek spleta</w:t>
-      </w:r>
-    </w:p>
-    <w:p>
-      <w:pPr>
-        <w:pStyle w:val="Body"/>
-        <w:numPr>
-          <w:ilvl w:val="4"/>
-          <w:numId w:val="2"/>
-        </w:numPr>
-        <w:bidi w:val="0"/>
-      </w:pPr>
-      <w:r>
-        <w:rPr>
-          <w:rtl w:val="0"/>
-        </w:rPr>
-        <w:t>Preverjanje veljavnosti e-po</w:t>
-      </w:r>
-      <w:r>
-        <w:rPr>
-          <w:rtl w:val="0"/>
-        </w:rPr>
-        <w:t>š</w:t>
-      </w:r>
-      <w:r>
-        <w:rPr>
-          <w:rtl w:val="0"/>
-        </w:rPr>
-        <w:t>tnega naslova</w:t>
-      </w:r>
-    </w:p>
-    <w:p>
-      <w:pPr>
-        <w:pStyle w:val="Body"/>
-        <w:numPr>
-          <w:ilvl w:val="4"/>
-          <w:numId w:val="2"/>
-        </w:numPr>
-        <w:bidi w:val="0"/>
-      </w:pPr>
-      <w:r>
-        <w:rPr>
-          <w:rtl w:val="0"/>
-        </w:rPr>
-        <w:t>Ustvarjanje uporabni</w:t>
-      </w:r>
-      <w:r>
-        <w:rPr>
-          <w:rtl w:val="0"/>
-        </w:rPr>
-        <w:t>š</w:t>
-      </w:r>
-      <w:r>
-        <w:rPr>
-          <w:rtl w:val="0"/>
-        </w:rPr>
-        <w:t>kega ra</w:t>
-      </w:r>
-      <w:r>
-        <w:rPr>
-          <w:rtl w:val="0"/>
-        </w:rPr>
-        <w:t>č</w:t>
-      </w:r>
-      <w:r>
-        <w:rPr>
-          <w:rtl w:val="0"/>
-          <w:lang w:val="it-IT"/>
-        </w:rPr>
-        <w:t>una</w:t>
-      </w:r>
-    </w:p>
-    <w:p>
-      <w:pPr>
-        <w:pStyle w:val="Body"/>
-        <w:numPr>
-          <w:ilvl w:val="4"/>
-          <w:numId w:val="2"/>
-        </w:numPr>
-        <w:bidi w:val="0"/>
-      </w:pPr>
-      <w:r>
-        <w:rPr>
-          <w:rtl w:val="0"/>
-        </w:rPr>
-        <w:t>Po</w:t>
-      </w:r>
-      <w:r>
-        <w:rPr>
-          <w:rtl w:val="0"/>
-        </w:rPr>
-        <w:t>š</w:t>
-      </w:r>
-      <w:r>
-        <w:rPr>
-          <w:rtl w:val="0"/>
-        </w:rPr>
-        <w:t>iljanje kartice lojalnosti po po</w:t>
-      </w:r>
-      <w:r>
-        <w:rPr>
-          <w:rtl w:val="0"/>
-        </w:rPr>
-        <w:t>š</w:t>
-      </w:r>
-      <w:r>
-        <w:rPr>
-          <w:rtl w:val="0"/>
-        </w:rPr>
-        <w:t>ti</w:t>
-      </w:r>
-    </w:p>
-    <w:p>
-      <w:pPr>
-        <w:pStyle w:val="Body"/>
-        <w:numPr>
-          <w:ilvl w:val="4"/>
-          <w:numId w:val="2"/>
-        </w:numPr>
-        <w:bidi w:val="0"/>
-      </w:pPr>
-      <w:r>
-        <w:rPr>
-          <w:rtl w:val="0"/>
-        </w:rPr>
-        <w:t>Prijava v sistem</w:t>
-      </w:r>
-    </w:p>
-    <w:p>
-      <w:pPr>
-        <w:pStyle w:val="Body"/>
-        <w:rPr>
-          <w:i w:val="1"/>
-          <w:iCs w:val="1"/>
-        </w:rPr>
-      </w:pPr>
-      <w:r>
-        <w:rPr>
-          <w:i w:val="1"/>
-          <w:iCs w:val="1"/>
-        </w:rPr>
-        <w:tab/>
-      </w:r>
-    </w:p>
-    <w:p>
-      <w:pPr>
-        <w:pStyle w:val="Body"/>
-        <w:rPr>
-          <w:i w:val="1"/>
-          <w:iCs w:val="1"/>
-        </w:rPr>
-      </w:pPr>
-      <w:r>
-        <w:rPr>
-          <w:i w:val="1"/>
-          <w:iCs w:val="1"/>
-          <w:rtl w:val="0"/>
-        </w:rPr>
-        <w:t>2.2 Upravljanje to</w:t>
-      </w:r>
-      <w:r>
-        <w:rPr>
-          <w:i w:val="1"/>
-          <w:iCs w:val="1"/>
-          <w:rtl w:val="0"/>
-        </w:rPr>
-        <w:t>č</w:t>
-      </w:r>
-      <w:r>
-        <w:rPr>
-          <w:i w:val="1"/>
-          <w:iCs w:val="1"/>
-          <w:rtl w:val="0"/>
-        </w:rPr>
-        <w:t>k zvestobe</w:t>
-      </w:r>
-    </w:p>
-    <w:p>
-      <w:pPr>
-        <w:pStyle w:val="Body"/>
-        <w:numPr>
-          <w:ilvl w:val="2"/>
-          <w:numId w:val="3"/>
-        </w:numPr>
-        <w:bidi w:val="0"/>
-      </w:pPr>
-      <w:r>
-        <w:rPr>
-          <w:rtl w:val="0"/>
-        </w:rPr>
-        <w:t>Mese</w:t>
-      </w:r>
-      <w:r>
-        <w:rPr>
-          <w:rtl w:val="0"/>
-        </w:rPr>
-        <w:t>č</w:t>
-      </w:r>
-      <w:r>
-        <w:rPr>
-          <w:rtl w:val="0"/>
-        </w:rPr>
-        <w:t>ni izra</w:t>
-      </w:r>
-      <w:r>
-        <w:rPr>
-          <w:rtl w:val="0"/>
-        </w:rPr>
-        <w:t>č</w:t>
-      </w:r>
-      <w:r>
-        <w:rPr>
-          <w:rtl w:val="0"/>
-        </w:rPr>
-        <w:t>un to</w:t>
-      </w:r>
-      <w:r>
-        <w:rPr>
-          <w:rtl w:val="0"/>
-        </w:rPr>
-        <w:t>č</w:t>
-      </w:r>
-      <w:r>
-        <w:rPr>
-          <w:rtl w:val="0"/>
-        </w:rPr>
-        <w:t>k glede na vrednost nakupov</w:t>
-      </w:r>
-    </w:p>
-    <w:p>
-      <w:pPr>
-        <w:pStyle w:val="Body"/>
-        <w:numPr>
-          <w:ilvl w:val="2"/>
-          <w:numId w:val="3"/>
-        </w:numPr>
-        <w:bidi w:val="0"/>
-      </w:pPr>
-      <w:r>
-        <w:rPr>
-          <w:rtl w:val="0"/>
-        </w:rPr>
-        <w:t>Dodeljevanje to</w:t>
-      </w:r>
-      <w:r>
-        <w:rPr>
-          <w:rtl w:val="0"/>
-        </w:rPr>
-        <w:t>č</w:t>
-      </w:r>
-      <w:r>
-        <w:rPr>
-          <w:rtl w:val="0"/>
-        </w:rPr>
-        <w:t>k na podlagi:</w:t>
-      </w:r>
-    </w:p>
-    <w:p>
-      <w:pPr>
-        <w:pStyle w:val="Body"/>
-        <w:numPr>
-          <w:ilvl w:val="3"/>
-          <w:numId w:val="3"/>
-        </w:numPr>
-        <w:bidi w:val="0"/>
-      </w:pPr>
-      <w:r>
-        <w:rPr>
-          <w:rtl w:val="0"/>
-        </w:rPr>
-        <w:t>zneska nakupov</w:t>
-      </w:r>
-    </w:p>
-    <w:p>
-      <w:pPr>
-        <w:pStyle w:val="Body"/>
-        <w:numPr>
-          <w:ilvl w:val="3"/>
-          <w:numId w:val="3"/>
-        </w:numPr>
-        <w:bidi w:val="0"/>
-      </w:pPr>
-      <w:r>
-        <w:rPr>
-          <w:rtl w:val="0"/>
-        </w:rPr>
-        <w:t>statusa uporabnika</w:t>
-      </w:r>
-    </w:p>
-    <w:p>
-      <w:pPr>
-        <w:pStyle w:val="Body"/>
-        <w:numPr>
-          <w:ilvl w:val="2"/>
-          <w:numId w:val="3"/>
-        </w:numPr>
-        <w:bidi w:val="0"/>
-      </w:pPr>
-      <w:r>
-        <w:rPr>
-          <w:rtl w:val="0"/>
-        </w:rPr>
-        <w:t>Mo</w:t>
-      </w:r>
-      <w:r>
-        <w:rPr>
-          <w:rtl w:val="0"/>
-        </w:rPr>
-        <w:t>ž</w:t>
-      </w:r>
-      <w:r>
-        <w:rPr>
-          <w:rtl w:val="0"/>
-        </w:rPr>
-        <w:t>nost spreminjanja pravil za dodeljevanje to</w:t>
-      </w:r>
-      <w:r>
-        <w:rPr>
-          <w:rtl w:val="0"/>
-        </w:rPr>
-        <w:t>č</w:t>
-      </w:r>
-      <w:r>
-        <w:rPr>
-          <w:rtl w:val="0"/>
-        </w:rPr>
-        <w:t>k</w:t>
-      </w:r>
-    </w:p>
-    <w:p>
-      <w:pPr>
-        <w:pStyle w:val="Body"/>
-        <w:rPr>
-          <w:i w:val="1"/>
-          <w:iCs w:val="1"/>
-        </w:rPr>
-      </w:pPr>
-      <w:r>
-        <w:rPr>
-          <w:i w:val="1"/>
-          <w:iCs w:val="1"/>
-        </w:rPr>
-        <w:tab/>
-      </w:r>
-    </w:p>
-    <w:p>
-      <w:pPr>
-        <w:pStyle w:val="Body"/>
-        <w:rPr>
-          <w:i w:val="1"/>
-          <w:iCs w:val="1"/>
-        </w:rPr>
-      </w:pPr>
-      <w:r>
-        <w:rPr>
-          <w:i w:val="1"/>
-          <w:iCs w:val="1"/>
-          <w:rtl w:val="0"/>
-        </w:rPr>
-        <w:t>2.3 Upravljanje statusov lojalnosti</w:t>
-      </w:r>
-    </w:p>
-    <w:p>
-      <w:pPr>
-        <w:pStyle w:val="Body"/>
-        <w:numPr>
-          <w:ilvl w:val="2"/>
-          <w:numId w:val="3"/>
-        </w:numPr>
-        <w:bidi w:val="0"/>
-      </w:pPr>
-      <w:r>
-        <w:rPr>
-          <w:rtl w:val="0"/>
-          <w:lang w:val="it-IT"/>
-        </w:rPr>
-        <w:t>Statusi:</w:t>
-      </w:r>
-    </w:p>
-    <w:p>
-      <w:pPr>
-        <w:pStyle w:val="Body"/>
-        <w:numPr>
-          <w:ilvl w:val="3"/>
-          <w:numId w:val="3"/>
-        </w:numPr>
-        <w:bidi w:val="0"/>
-      </w:pPr>
-      <w:r>
-        <w:rPr>
-          <w:rtl w:val="0"/>
-        </w:rPr>
-        <w:t>osnovni</w:t>
-      </w:r>
-    </w:p>
-    <w:p>
-      <w:pPr>
-        <w:pStyle w:val="Body"/>
-        <w:numPr>
-          <w:ilvl w:val="3"/>
-          <w:numId w:val="3"/>
-        </w:numPr>
-        <w:bidi w:val="0"/>
-      </w:pPr>
-      <w:r>
-        <w:rPr>
-          <w:rtl w:val="0"/>
-        </w:rPr>
-        <w:t>bronasti</w:t>
-      </w:r>
-    </w:p>
-    <w:p>
-      <w:pPr>
-        <w:pStyle w:val="Body"/>
-        <w:numPr>
-          <w:ilvl w:val="3"/>
-          <w:numId w:val="3"/>
-        </w:numPr>
-        <w:bidi w:val="0"/>
-      </w:pPr>
-      <w:r>
-        <w:rPr>
-          <w:rtl w:val="0"/>
-        </w:rPr>
-        <w:t>srebrni</w:t>
-      </w:r>
-    </w:p>
-    <w:p>
-      <w:pPr>
-        <w:pStyle w:val="Body"/>
-        <w:numPr>
-          <w:ilvl w:val="3"/>
-          <w:numId w:val="3"/>
-        </w:numPr>
-        <w:bidi w:val="0"/>
-      </w:pPr>
-      <w:r>
-        <w:rPr>
-          <w:rtl w:val="0"/>
-        </w:rPr>
-        <w:t>zlati</w:t>
-      </w:r>
-    </w:p>
-    <w:p>
-      <w:pPr>
-        <w:pStyle w:val="Body"/>
-        <w:numPr>
-          <w:ilvl w:val="2"/>
-          <w:numId w:val="3"/>
-        </w:numPr>
-        <w:bidi w:val="0"/>
-      </w:pPr>
-      <w:r>
-        <w:rPr>
-          <w:rtl w:val="0"/>
-        </w:rPr>
-        <w:t>Samodejno posodabljanje statusa glede na nakupno vedenje</w:t>
-      </w:r>
-    </w:p>
-    <w:p>
-      <w:pPr>
-        <w:pStyle w:val="Body"/>
-        <w:numPr>
-          <w:ilvl w:val="2"/>
-          <w:numId w:val="3"/>
-        </w:numPr>
-        <w:bidi w:val="0"/>
-      </w:pPr>
-      <w:r>
-        <w:rPr>
-          <w:rtl w:val="0"/>
-        </w:rPr>
-        <w:t>Pravila za napredovanje in nazadovanje med statusi</w:t>
-      </w:r>
-    </w:p>
-    <w:p>
-      <w:pPr>
-        <w:pStyle w:val="Body"/>
-        <w:numPr>
-          <w:ilvl w:val="2"/>
-          <w:numId w:val="3"/>
-        </w:numPr>
-        <w:bidi w:val="0"/>
-      </w:pPr>
-      <w:r>
-        <w:rPr>
-          <w:rtl w:val="0"/>
-        </w:rPr>
-        <w:t>Mo</w:t>
-      </w:r>
-      <w:r>
-        <w:rPr>
-          <w:rtl w:val="0"/>
-        </w:rPr>
-        <w:t>ž</w:t>
-      </w:r>
-      <w:r>
-        <w:rPr>
-          <w:rtl w:val="0"/>
-        </w:rPr>
-        <w:t>nost spreminjanja pravil statusov</w:t>
-      </w:r>
-    </w:p>
-    <w:p>
-      <w:pPr>
-        <w:pStyle w:val="Body"/>
-        <w:rPr>
-          <w:i w:val="1"/>
-          <w:iCs w:val="1"/>
-        </w:rPr>
-      </w:pPr>
-      <w:r>
-        <w:rPr>
-          <w:i w:val="1"/>
-          <w:iCs w:val="1"/>
-        </w:rPr>
-        <w:tab/>
-      </w:r>
-    </w:p>
-    <w:p>
-      <w:pPr>
-        <w:pStyle w:val="Body"/>
-        <w:rPr>
-          <w:i w:val="1"/>
-          <w:iCs w:val="1"/>
-        </w:rPr>
-      </w:pPr>
-      <w:r>
-        <w:rPr>
-          <w:i w:val="1"/>
-          <w:iCs w:val="1"/>
-          <w:rtl w:val="0"/>
-        </w:rPr>
-        <w:t>2.4 Funkcionalnosti za uporabnike (portal)</w:t>
-      </w:r>
-    </w:p>
-    <w:p>
-      <w:pPr>
-        <w:pStyle w:val="Body"/>
-        <w:numPr>
-          <w:ilvl w:val="6"/>
-          <w:numId w:val="4"/>
-        </w:numPr>
-        <w:bidi w:val="0"/>
-      </w:pPr>
-      <w:r>
-        <w:rPr>
-          <w:rtl w:val="0"/>
-        </w:rPr>
-        <w:t>Pregled zbranih to</w:t>
-      </w:r>
-      <w:r>
-        <w:rPr>
-          <w:rtl w:val="0"/>
-        </w:rPr>
-        <w:t>č</w:t>
-      </w:r>
-      <w:r>
-        <w:rPr>
-          <w:rtl w:val="0"/>
-        </w:rPr>
-        <w:t>k</w:t>
-      </w:r>
-    </w:p>
-    <w:p>
-      <w:pPr>
-        <w:pStyle w:val="Body"/>
-        <w:numPr>
-          <w:ilvl w:val="6"/>
-          <w:numId w:val="4"/>
-        </w:numPr>
-        <w:bidi w:val="0"/>
-      </w:pPr>
-      <w:r>
-        <w:rPr>
-          <w:rtl w:val="0"/>
-        </w:rPr>
-        <w:t>Kori</w:t>
-      </w:r>
-      <w:r>
-        <w:rPr>
-          <w:rtl w:val="0"/>
-        </w:rPr>
-        <w:t>šč</w:t>
-      </w:r>
-      <w:r>
-        <w:rPr>
-          <w:rtl w:val="0"/>
-        </w:rPr>
-        <w:t>enje to</w:t>
-      </w:r>
-      <w:r>
-        <w:rPr>
-          <w:rtl w:val="0"/>
-        </w:rPr>
-        <w:t>č</w:t>
-      </w:r>
-      <w:r>
-        <w:rPr>
-          <w:rtl w:val="0"/>
-        </w:rPr>
-        <w:t>k</w:t>
-      </w:r>
-    </w:p>
-    <w:p>
-      <w:pPr>
-        <w:pStyle w:val="Body"/>
-        <w:numPr>
-          <w:ilvl w:val="6"/>
-          <w:numId w:val="4"/>
-        </w:numPr>
-        <w:bidi w:val="0"/>
-      </w:pPr>
-      <w:r>
-        <w:rPr>
-          <w:rtl w:val="0"/>
-        </w:rPr>
-        <w:t>Pregled nakupnega programa (nagrade)</w:t>
-      </w:r>
-    </w:p>
-    <w:p>
-      <w:pPr>
-        <w:pStyle w:val="Body"/>
-        <w:numPr>
-          <w:ilvl w:val="6"/>
-          <w:numId w:val="4"/>
-        </w:numPr>
-        <w:bidi w:val="0"/>
-      </w:pPr>
-      <w:r>
-        <w:rPr>
-          <w:rtl w:val="0"/>
-        </w:rPr>
-        <w:t>Pregled zgodovine nakupov</w:t>
-      </w:r>
-    </w:p>
-    <w:p>
-      <w:pPr>
-        <w:pStyle w:val="Body"/>
-        <w:rPr>
-          <w:i w:val="1"/>
-          <w:iCs w:val="1"/>
-        </w:rPr>
-      </w:pPr>
-    </w:p>
-    <w:p>
-      <w:pPr>
-        <w:pStyle w:val="Body"/>
-        <w:rPr>
-          <w:i w:val="1"/>
-          <w:iCs w:val="1"/>
-        </w:rPr>
-      </w:pPr>
-      <w:r>
-        <w:rPr>
-          <w:i w:val="1"/>
-          <w:iCs w:val="1"/>
-          <w:rtl w:val="0"/>
-        </w:rPr>
-        <w:t>2.5 Administrativne funkcionalnosti</w:t>
-      </w:r>
-    </w:p>
-    <w:p>
-      <w:pPr>
-        <w:pStyle w:val="Body"/>
-        <w:numPr>
-          <w:ilvl w:val="2"/>
-          <w:numId w:val="3"/>
-        </w:numPr>
-        <w:bidi w:val="0"/>
-      </w:pPr>
-      <w:r>
-        <w:rPr>
-          <w:rtl w:val="0"/>
-        </w:rPr>
-        <w:t>Pregled statusov strank po obdobjih</w:t>
-      </w:r>
-    </w:p>
-    <w:p>
-      <w:pPr>
-        <w:pStyle w:val="Body"/>
-        <w:numPr>
-          <w:ilvl w:val="2"/>
-          <w:numId w:val="3"/>
-        </w:numPr>
-        <w:bidi w:val="0"/>
-      </w:pPr>
-      <w:r>
-        <w:rPr>
-          <w:rtl w:val="0"/>
-        </w:rPr>
-        <w:t>Pregled statistike nakupov</w:t>
-      </w:r>
-    </w:p>
-    <w:p>
-      <w:pPr>
-        <w:pStyle w:val="Body"/>
-        <w:numPr>
-          <w:ilvl w:val="2"/>
-          <w:numId w:val="3"/>
-        </w:numPr>
-        <w:bidi w:val="0"/>
-      </w:pPr>
-      <w:r>
-        <w:rPr>
-          <w:rtl w:val="0"/>
-        </w:rPr>
-        <w:t>Napredne poizvedbe po podatkih</w:t>
-      </w:r>
-    </w:p>
-    <w:p>
-      <w:pPr>
-        <w:pStyle w:val="Body"/>
-        <w:numPr>
-          <w:ilvl w:val="2"/>
-          <w:numId w:val="3"/>
-        </w:numPr>
-        <w:bidi w:val="0"/>
-      </w:pPr>
-      <w:r>
-        <w:rPr>
-          <w:rtl w:val="0"/>
-        </w:rPr>
-        <w:t>Upravljanje nagradnega programa</w:t>
-      </w:r>
-    </w:p>
-    <w:p>
-      <w:pPr>
-        <w:pStyle w:val="Body"/>
-        <w:numPr>
-          <w:ilvl w:val="2"/>
-          <w:numId w:val="3"/>
-        </w:numPr>
-        <w:bidi w:val="0"/>
-      </w:pPr>
-      <w:r>
-        <w:rPr>
-          <w:rtl w:val="0"/>
-        </w:rPr>
-        <w:t>Upravljanje pravil:</w:t>
-      </w:r>
-    </w:p>
-    <w:p>
-      <w:pPr>
-        <w:pStyle w:val="Body"/>
-        <w:numPr>
-          <w:ilvl w:val="3"/>
-          <w:numId w:val="3"/>
-        </w:numPr>
-        <w:bidi w:val="0"/>
-      </w:pPr>
-      <w:r>
-        <w:rPr>
-          <w:rtl w:val="0"/>
-        </w:rPr>
-        <w:t>za to</w:t>
-      </w:r>
-      <w:r>
-        <w:rPr>
-          <w:rtl w:val="0"/>
-        </w:rPr>
-        <w:t>č</w:t>
-      </w:r>
-      <w:r>
-        <w:rPr>
-          <w:rtl w:val="0"/>
-        </w:rPr>
-        <w:t>ke</w:t>
-      </w:r>
-    </w:p>
-    <w:p>
-      <w:pPr>
-        <w:pStyle w:val="Body"/>
-        <w:numPr>
-          <w:ilvl w:val="3"/>
-          <w:numId w:val="3"/>
-        </w:numPr>
-        <w:bidi w:val="0"/>
-      </w:pPr>
-      <w:r>
-        <w:rPr>
-          <w:rtl w:val="0"/>
-        </w:rPr>
-        <w:t>za statuse</w:t>
-      </w:r>
+        <w:suppressAutoHyphens w:val="1"/>
+        <w:spacing w:before="0" w:line="240" w:lineRule="auto"/>
+        <w:rPr>
+          <w:rFonts w:ascii="Times Roman" w:cs="Times Roman" w:hAnsi="Times Roman" w:eastAsia="Times Roman"/>
+        </w:rPr>
+      </w:pPr>
     </w:p>
     <w:p>
       <w:pPr>
@@ -1349,7 +4341,7 @@
         <w:pStyle w:val="Body"/>
         <w:numPr>
           <w:ilvl w:val="3"/>
-          <w:numId w:val="5"/>
+          <w:numId w:val="3"/>
         </w:numPr>
         <w:bidi w:val="0"/>
       </w:pPr>
@@ -1377,7 +4369,7 @@
         <w:pStyle w:val="Body"/>
         <w:numPr>
           <w:ilvl w:val="3"/>
-          <w:numId w:val="5"/>
+          <w:numId w:val="3"/>
         </w:numPr>
         <w:bidi w:val="0"/>
       </w:pPr>
@@ -1525,7 +4517,7 @@
         <w:pStyle w:val="Body question"/>
         <w:numPr>
           <w:ilvl w:val="0"/>
-          <w:numId w:val="7"/>
+          <w:numId w:val="5"/>
         </w:numPr>
         <w:bidi w:val="0"/>
       </w:pPr>
@@ -1735,7 +4727,7 @@
         <w:pStyle w:val="Body question"/>
         <w:numPr>
           <w:ilvl w:val="0"/>
-          <w:numId w:val="7"/>
+          <w:numId w:val="5"/>
         </w:numPr>
         <w:bidi w:val="0"/>
       </w:pPr>
@@ -2102,10 +5094,7 @@
       <w:lvlText w:val="•"/>
       <w:lvlJc w:val="left"/>
       <w:pPr>
-        <w:tabs>
-          <w:tab w:val="num" w:pos="180"/>
-        </w:tabs>
-        <w:ind w:left="747" w:hanging="747"/>
+        <w:ind w:left="196" w:hanging="196"/>
       </w:pPr>
       <w:rPr>
         <w:rFonts w:hAnsi="Arial Unicode MS"/>
@@ -2131,10 +5120,7 @@
       <w:lvlText w:val="•"/>
       <w:lvlJc w:val="left"/>
       <w:pPr>
-        <w:tabs>
-          <w:tab w:val="num" w:pos="360"/>
-        </w:tabs>
-        <w:ind w:left="927" w:hanging="747"/>
+        <w:ind w:left="376" w:hanging="196"/>
       </w:pPr>
       <w:rPr>
         <w:rFonts w:hAnsi="Arial Unicode MS"/>
@@ -2160,10 +5146,7 @@
       <w:lvlText w:val="•"/>
       <w:lvlJc w:val="left"/>
       <w:pPr>
-        <w:tabs>
-          <w:tab w:val="num" w:pos="540"/>
-        </w:tabs>
-        <w:ind w:left="1107" w:hanging="747"/>
+        <w:ind w:left="556" w:hanging="196"/>
       </w:pPr>
       <w:rPr>
         <w:rFonts w:hAnsi="Arial Unicode MS"/>
@@ -2186,16 +5169,17 @@
       <w:start w:val="1"/>
       <w:numFmt w:val="bullet"/>
       <w:suff w:val="tab"/>
-      <w:lvlText w:val="•"/>
+      <w:lvlText w:val="◦"/>
       <w:lvlJc w:val="left"/>
       <w:pPr>
-        <w:tabs>
-          <w:tab w:val="num" w:pos="720"/>
-        </w:tabs>
-        <w:ind w:left="1287" w:hanging="747"/>
+        <w:ind w:left="2880" w:hanging="500"/>
       </w:pPr>
       <w:rPr>
-        <w:rFonts w:hAnsi="Arial Unicode MS"/>
+        <w:rFonts w:ascii="Arial Unicode MS" w:cs="Arial Unicode MS" w:hAnsi="Arial Unicode MS" w:eastAsia="Arial Unicode MS"/>
+        <w:b w:val="0"/>
+        <w:bCs w:val="0"/>
+        <w:i w:val="0"/>
+        <w:iCs w:val="0"/>
         <w:caps w:val="0"/>
         <w:smallCaps w:val="0"/>
         <w:strike w:val="0"/>
@@ -2215,16 +5199,13 @@
       <w:start w:val="1"/>
       <w:numFmt w:val="bullet"/>
       <w:suff w:val="tab"/>
-      <w:lvlText w:val="•"/>
+      <w:lvlText w:val="◦"/>
       <w:lvlJc w:val="left"/>
       <w:pPr>
-        <w:tabs>
-          <w:tab w:val="num" w:pos="1558"/>
-        </w:tabs>
-        <w:ind w:left="2125" w:hanging="1025"/>
+        <w:ind w:left="3600" w:hanging="500"/>
       </w:pPr>
       <w:rPr>
-        <w:rFonts w:ascii="Times Roman" w:cs="Times Roman" w:hAnsi="Times Roman" w:eastAsia="Times Roman"/>
+        <w:rFonts w:ascii="Arial Unicode MS" w:cs="Arial Unicode MS" w:hAnsi="Arial Unicode MS" w:eastAsia="Arial Unicode MS"/>
         <w:b w:val="0"/>
         <w:bCs w:val="0"/>
         <w:i w:val="0"/>
@@ -2248,16 +5229,13 @@
       <w:start w:val="1"/>
       <w:numFmt w:val="bullet"/>
       <w:suff w:val="tab"/>
-      <w:lvlText w:val="•"/>
+      <w:lvlText w:val="◦"/>
       <w:lvlJc w:val="left"/>
       <w:pPr>
-        <w:tabs>
-          <w:tab w:val="num" w:pos="1778"/>
-        </w:tabs>
-        <w:ind w:left="2345" w:hanging="1025"/>
+        <w:ind w:left="4320" w:hanging="500"/>
       </w:pPr>
       <w:rPr>
-        <w:rFonts w:ascii="Times Roman" w:cs="Times Roman" w:hAnsi="Times Roman" w:eastAsia="Times Roman"/>
+        <w:rFonts w:ascii="Arial Unicode MS" w:cs="Arial Unicode MS" w:hAnsi="Arial Unicode MS" w:eastAsia="Arial Unicode MS"/>
         <w:b w:val="0"/>
         <w:bCs w:val="0"/>
         <w:i w:val="0"/>
@@ -2281,16 +5259,13 @@
       <w:start w:val="1"/>
       <w:numFmt w:val="bullet"/>
       <w:suff w:val="tab"/>
-      <w:lvlText w:val="•"/>
+      <w:lvlText w:val="◦"/>
       <w:lvlJc w:val="left"/>
       <w:pPr>
-        <w:tabs>
-          <w:tab w:val="num" w:pos="1998"/>
-        </w:tabs>
-        <w:ind w:left="2565" w:hanging="1025"/>
+        <w:ind w:left="5040" w:hanging="500"/>
       </w:pPr>
       <w:rPr>
-        <w:rFonts w:ascii="Times Roman" w:cs="Times Roman" w:hAnsi="Times Roman" w:eastAsia="Times Roman"/>
+        <w:rFonts w:ascii="Arial Unicode MS" w:cs="Arial Unicode MS" w:hAnsi="Arial Unicode MS" w:eastAsia="Arial Unicode MS"/>
         <w:b w:val="0"/>
         <w:bCs w:val="0"/>
         <w:i w:val="0"/>
@@ -2314,16 +5289,13 @@
       <w:start w:val="1"/>
       <w:numFmt w:val="bullet"/>
       <w:suff w:val="tab"/>
-      <w:lvlText w:val="•"/>
+      <w:lvlText w:val="◦"/>
       <w:lvlJc w:val="left"/>
       <w:pPr>
-        <w:tabs>
-          <w:tab w:val="num" w:pos="2218"/>
-        </w:tabs>
-        <w:ind w:left="2785" w:hanging="1025"/>
+        <w:ind w:left="5760" w:hanging="500"/>
       </w:pPr>
       <w:rPr>
-        <w:rFonts w:ascii="Times Roman" w:cs="Times Roman" w:hAnsi="Times Roman" w:eastAsia="Times Roman"/>
+        <w:rFonts w:ascii="Arial Unicode MS" w:cs="Arial Unicode MS" w:hAnsi="Arial Unicode MS" w:eastAsia="Arial Unicode MS"/>
         <w:b w:val="0"/>
         <w:bCs w:val="0"/>
         <w:i w:val="0"/>
@@ -2347,16 +5319,13 @@
       <w:start w:val="1"/>
       <w:numFmt w:val="bullet"/>
       <w:suff w:val="tab"/>
-      <w:lvlText w:val="•"/>
+      <w:lvlText w:val="◦"/>
       <w:lvlJc w:val="left"/>
       <w:pPr>
-        <w:tabs>
-          <w:tab w:val="num" w:pos="2438"/>
-        </w:tabs>
-        <w:ind w:left="3005" w:hanging="1025"/>
+        <w:ind w:left="6480" w:hanging="500"/>
       </w:pPr>
       <w:rPr>
-        <w:rFonts w:ascii="Times Roman" w:cs="Times Roman" w:hAnsi="Times Roman" w:eastAsia="Times Roman"/>
+        <w:rFonts w:ascii="Arial Unicode MS" w:cs="Arial Unicode MS" w:hAnsi="Arial Unicode MS" w:eastAsia="Arial Unicode MS"/>
         <w:b w:val="0"/>
         <w:bCs w:val="0"/>
         <w:i w:val="0"/>
@@ -2653,10 +5622,7 @@
         <w:lvlText w:val="•"/>
         <w:lvlJc w:val="left"/>
         <w:pPr>
-          <w:tabs>
-            <w:tab w:val="num" w:pos="180"/>
-          </w:tabs>
-          <w:ind w:left="747" w:hanging="747"/>
+          <w:ind w:left="196" w:hanging="196"/>
         </w:pPr>
         <w:rPr>
           <w:rFonts w:hAnsi="Arial Unicode MS"/>
@@ -2684,10 +5650,7 @@
         <w:lvlText w:val="•"/>
         <w:lvlJc w:val="left"/>
         <w:pPr>
-          <w:tabs>
-            <w:tab w:val="num" w:pos="360"/>
-          </w:tabs>
-          <w:ind w:left="927" w:hanging="747"/>
+          <w:ind w:left="376" w:hanging="196"/>
         </w:pPr>
         <w:rPr>
           <w:rFonts w:hAnsi="Arial Unicode MS"/>
@@ -2715,10 +5678,38 @@
         <w:lvlText w:val="•"/>
         <w:lvlJc w:val="left"/>
         <w:pPr>
+          <w:ind w:left="556" w:hanging="196"/>
+        </w:pPr>
+        <w:rPr>
+          <w:rFonts w:hAnsi="Arial Unicode MS"/>
+          <w:caps w:val="0"/>
+          <w:smallCaps w:val="0"/>
+          <w:strike w:val="0"/>
+          <w:dstrike w:val="0"/>
+          <w:outline w:val="0"/>
+          <w:emboss w:val="0"/>
+          <w:imprint w:val="0"/>
+          <w:spacing w:val="0"/>
+          <w:w w:val="100"/>
+          <w:kern w:val="0"/>
+          <w:position w:val="-2"/>
+          <w:highlight w:val="none"/>
+          <w:vertAlign w:val="baseline"/>
+        </w:rPr>
+      </w:lvl>
+    </w:lvlOverride>
+    <w:lvlOverride w:ilvl="3">
+      <w:lvl w:ilvl="3">
+        <w:start w:val="1"/>
+        <w:numFmt w:val="bullet"/>
+        <w:suff w:val="tab"/>
+        <w:lvlText w:val="•"/>
+        <w:lvlJc w:val="left"/>
+        <w:pPr>
           <w:tabs>
-            <w:tab w:val="num" w:pos="2118"/>
+            <w:tab w:val="num" w:pos="1338"/>
           </w:tabs>
-          <w:ind w:left="2685" w:hanging="1025"/>
+          <w:ind w:left="1905" w:hanging="1025"/>
         </w:pPr>
         <w:rPr>
           <w:rFonts w:ascii="Times Roman" w:cs="Times Roman" w:hAnsi="Times Roman" w:eastAsia="Times Roman"/>
@@ -2742,221 +5733,8 @@
         </w:rPr>
       </w:lvl>
     </w:lvlOverride>
-    <w:lvlOverride w:ilvl="3">
-      <w:lvl w:ilvl="3">
-        <w:start w:val="1"/>
-        <w:numFmt w:val="bullet"/>
-        <w:suff w:val="tab"/>
-        <w:lvlText w:val="◦"/>
-        <w:lvlJc w:val="left"/>
-        <w:pPr>
-          <w:tabs>
-            <w:tab w:val="num" w:pos="2838"/>
-          </w:tabs>
-          <w:ind w:left="3405" w:hanging="1025"/>
-        </w:pPr>
-        <w:rPr>
-          <w:rFonts w:ascii="Arial Unicode MS" w:cs="Arial Unicode MS" w:hAnsi="Arial Unicode MS" w:eastAsia="Arial Unicode MS"/>
-          <w:b w:val="0"/>
-          <w:bCs w:val="0"/>
-          <w:i w:val="0"/>
-          <w:iCs w:val="0"/>
-          <w:caps w:val="0"/>
-          <w:smallCaps w:val="0"/>
-          <w:strike w:val="0"/>
-          <w:dstrike w:val="0"/>
-          <w:outline w:val="0"/>
-          <w:emboss w:val="0"/>
-          <w:imprint w:val="0"/>
-          <w:spacing w:val="0"/>
-          <w:w w:val="100"/>
-          <w:kern w:val="0"/>
-          <w:position w:val="-2"/>
-          <w:highlight w:val="none"/>
-          <w:vertAlign w:val="baseline"/>
-        </w:rPr>
-      </w:lvl>
-    </w:lvlOverride>
     <w:lvlOverride w:ilvl="4">
       <w:lvl w:ilvl="4">
-        <w:start w:val="1"/>
-        <w:numFmt w:val="bullet"/>
-        <w:suff w:val="tab"/>
-        <w:lvlText w:val="◦"/>
-        <w:lvlJc w:val="left"/>
-        <w:pPr>
-          <w:tabs>
-            <w:tab w:val="num" w:pos="3558"/>
-          </w:tabs>
-          <w:ind w:left="4125" w:hanging="1025"/>
-        </w:pPr>
-        <w:rPr>
-          <w:rFonts w:ascii="Arial Unicode MS" w:cs="Arial Unicode MS" w:hAnsi="Arial Unicode MS" w:eastAsia="Arial Unicode MS"/>
-          <w:b w:val="0"/>
-          <w:bCs w:val="0"/>
-          <w:i w:val="0"/>
-          <w:iCs w:val="0"/>
-          <w:caps w:val="0"/>
-          <w:smallCaps w:val="0"/>
-          <w:strike w:val="0"/>
-          <w:dstrike w:val="0"/>
-          <w:outline w:val="0"/>
-          <w:emboss w:val="0"/>
-          <w:imprint w:val="0"/>
-          <w:spacing w:val="0"/>
-          <w:w w:val="100"/>
-          <w:kern w:val="0"/>
-          <w:position w:val="-2"/>
-          <w:highlight w:val="none"/>
-          <w:vertAlign w:val="baseline"/>
-        </w:rPr>
-      </w:lvl>
-    </w:lvlOverride>
-    <w:lvlOverride w:ilvl="5">
-      <w:lvl w:ilvl="5">
-        <w:start w:val="1"/>
-        <w:numFmt w:val="bullet"/>
-        <w:suff w:val="tab"/>
-        <w:lvlText w:val="◦"/>
-        <w:lvlJc w:val="left"/>
-        <w:pPr>
-          <w:tabs>
-            <w:tab w:val="num" w:pos="4278"/>
-          </w:tabs>
-          <w:ind w:left="4845" w:hanging="1025"/>
-        </w:pPr>
-        <w:rPr>
-          <w:rFonts w:ascii="Arial Unicode MS" w:cs="Arial Unicode MS" w:hAnsi="Arial Unicode MS" w:eastAsia="Arial Unicode MS"/>
-          <w:b w:val="0"/>
-          <w:bCs w:val="0"/>
-          <w:i w:val="0"/>
-          <w:iCs w:val="0"/>
-          <w:caps w:val="0"/>
-          <w:smallCaps w:val="0"/>
-          <w:strike w:val="0"/>
-          <w:dstrike w:val="0"/>
-          <w:outline w:val="0"/>
-          <w:emboss w:val="0"/>
-          <w:imprint w:val="0"/>
-          <w:spacing w:val="0"/>
-          <w:w w:val="100"/>
-          <w:kern w:val="0"/>
-          <w:position w:val="-2"/>
-          <w:highlight w:val="none"/>
-          <w:vertAlign w:val="baseline"/>
-        </w:rPr>
-      </w:lvl>
-    </w:lvlOverride>
-    <w:lvlOverride w:ilvl="6">
-      <w:lvl w:ilvl="6">
-        <w:start w:val="1"/>
-        <w:numFmt w:val="bullet"/>
-        <w:suff w:val="tab"/>
-        <w:lvlText w:val="◦"/>
-        <w:lvlJc w:val="left"/>
-        <w:pPr>
-          <w:tabs>
-            <w:tab w:val="num" w:pos="4998"/>
-          </w:tabs>
-          <w:ind w:left="5565" w:hanging="1025"/>
-        </w:pPr>
-        <w:rPr>
-          <w:rFonts w:ascii="Arial Unicode MS" w:cs="Arial Unicode MS" w:hAnsi="Arial Unicode MS" w:eastAsia="Arial Unicode MS"/>
-          <w:b w:val="0"/>
-          <w:bCs w:val="0"/>
-          <w:i w:val="0"/>
-          <w:iCs w:val="0"/>
-          <w:caps w:val="0"/>
-          <w:smallCaps w:val="0"/>
-          <w:strike w:val="0"/>
-          <w:dstrike w:val="0"/>
-          <w:outline w:val="0"/>
-          <w:emboss w:val="0"/>
-          <w:imprint w:val="0"/>
-          <w:spacing w:val="0"/>
-          <w:w w:val="100"/>
-          <w:kern w:val="0"/>
-          <w:position w:val="-2"/>
-          <w:highlight w:val="none"/>
-          <w:vertAlign w:val="baseline"/>
-        </w:rPr>
-      </w:lvl>
-    </w:lvlOverride>
-    <w:lvlOverride w:ilvl="7">
-      <w:lvl w:ilvl="7">
-        <w:start w:val="1"/>
-        <w:numFmt w:val="bullet"/>
-        <w:suff w:val="tab"/>
-        <w:lvlText w:val="◦"/>
-        <w:lvlJc w:val="left"/>
-        <w:pPr>
-          <w:tabs>
-            <w:tab w:val="num" w:pos="5718"/>
-          </w:tabs>
-          <w:ind w:left="6285" w:hanging="1025"/>
-        </w:pPr>
-        <w:rPr>
-          <w:rFonts w:ascii="Arial Unicode MS" w:cs="Arial Unicode MS" w:hAnsi="Arial Unicode MS" w:eastAsia="Arial Unicode MS"/>
-          <w:b w:val="0"/>
-          <w:bCs w:val="0"/>
-          <w:i w:val="0"/>
-          <w:iCs w:val="0"/>
-          <w:caps w:val="0"/>
-          <w:smallCaps w:val="0"/>
-          <w:strike w:val="0"/>
-          <w:dstrike w:val="0"/>
-          <w:outline w:val="0"/>
-          <w:emboss w:val="0"/>
-          <w:imprint w:val="0"/>
-          <w:spacing w:val="0"/>
-          <w:w w:val="100"/>
-          <w:kern w:val="0"/>
-          <w:position w:val="-2"/>
-          <w:highlight w:val="none"/>
-          <w:vertAlign w:val="baseline"/>
-        </w:rPr>
-      </w:lvl>
-    </w:lvlOverride>
-    <w:lvlOverride w:ilvl="8">
-      <w:lvl w:ilvl="8">
-        <w:start w:val="1"/>
-        <w:numFmt w:val="bullet"/>
-        <w:suff w:val="tab"/>
-        <w:lvlText w:val="◦"/>
-        <w:lvlJc w:val="left"/>
-        <w:pPr>
-          <w:tabs>
-            <w:tab w:val="num" w:pos="6438"/>
-          </w:tabs>
-          <w:ind w:left="7005" w:hanging="1025"/>
-        </w:pPr>
-        <w:rPr>
-          <w:rFonts w:ascii="Arial Unicode MS" w:cs="Arial Unicode MS" w:hAnsi="Arial Unicode MS" w:eastAsia="Arial Unicode MS"/>
-          <w:b w:val="0"/>
-          <w:bCs w:val="0"/>
-          <w:i w:val="0"/>
-          <w:iCs w:val="0"/>
-          <w:caps w:val="0"/>
-          <w:smallCaps w:val="0"/>
-          <w:strike w:val="0"/>
-          <w:dstrike w:val="0"/>
-          <w:outline w:val="0"/>
-          <w:emboss w:val="0"/>
-          <w:imprint w:val="0"/>
-          <w:spacing w:val="0"/>
-          <w:w w:val="100"/>
-          <w:kern w:val="0"/>
-          <w:position w:val="-2"/>
-          <w:highlight w:val="none"/>
-          <w:vertAlign w:val="baseline"/>
-        </w:rPr>
-      </w:lvl>
-    </w:lvlOverride>
-  </w:num>
-  <w:num w:numId="4">
-    <w:abstractNumId w:val="0"/>
-    <w:lvlOverride w:ilvl="0">
-      <w:lvl w:ilvl="0">
         <w:start w:val="1"/>
         <w:numFmt w:val="bullet"/>
         <w:suff w:val="tab"/>
@@ -2964,71 +5742,9 @@
         <w:lvlJc w:val="left"/>
         <w:pPr>
           <w:tabs>
-            <w:tab w:val="num" w:pos="180"/>
+            <w:tab w:val="num" w:pos="1558"/>
           </w:tabs>
-          <w:ind w:left="747" w:hanging="747"/>
-        </w:pPr>
-        <w:rPr>
-          <w:rFonts w:hAnsi="Arial Unicode MS"/>
-          <w:caps w:val="0"/>
-          <w:smallCaps w:val="0"/>
-          <w:strike w:val="0"/>
-          <w:dstrike w:val="0"/>
-          <w:outline w:val="0"/>
-          <w:emboss w:val="0"/>
-          <w:imprint w:val="0"/>
-          <w:spacing w:val="0"/>
-          <w:w w:val="100"/>
-          <w:kern w:val="0"/>
-          <w:position w:val="0"/>
-          <w:highlight w:val="none"/>
-          <w:vertAlign w:val="baseline"/>
-        </w:rPr>
-      </w:lvl>
-    </w:lvlOverride>
-    <w:lvlOverride w:ilvl="1">
-      <w:lvl w:ilvl="1">
-        <w:start w:val="1"/>
-        <w:numFmt w:val="bullet"/>
-        <w:suff w:val="tab"/>
-        <w:lvlText w:val="•"/>
-        <w:lvlJc w:val="left"/>
-        <w:pPr>
-          <w:tabs>
-            <w:tab w:val="num" w:pos="360"/>
-          </w:tabs>
-          <w:ind w:left="927" w:hanging="747"/>
-        </w:pPr>
-        <w:rPr>
-          <w:rFonts w:hAnsi="Arial Unicode MS"/>
-          <w:caps w:val="0"/>
-          <w:smallCaps w:val="0"/>
-          <w:strike w:val="0"/>
-          <w:dstrike w:val="0"/>
-          <w:outline w:val="0"/>
-          <w:emboss w:val="0"/>
-          <w:imprint w:val="0"/>
-          <w:spacing w:val="0"/>
-          <w:w w:val="100"/>
-          <w:kern w:val="0"/>
-          <w:position w:val="-2"/>
-          <w:highlight w:val="none"/>
-          <w:vertAlign w:val="baseline"/>
-        </w:rPr>
-      </w:lvl>
-    </w:lvlOverride>
-    <w:lvlOverride w:ilvl="2">
-      <w:lvl w:ilvl="2">
-        <w:start w:val="1"/>
-        <w:numFmt w:val="bullet"/>
-        <w:suff w:val="tab"/>
-        <w:lvlText w:val="•"/>
-        <w:lvlJc w:val="left"/>
-        <w:pPr>
-          <w:tabs>
-            <w:tab w:val="num" w:pos="2118"/>
-          </w:tabs>
-          <w:ind w:left="2685" w:hanging="1025"/>
+          <w:ind w:left="2125" w:hanging="1025"/>
         </w:pPr>
         <w:rPr>
           <w:rFonts w:ascii="Times Roman" w:cs="Times Roman" w:hAnsi="Times Roman" w:eastAsia="Times Roman"/>
@@ -3052,113 +5768,8 @@
         </w:rPr>
       </w:lvl>
     </w:lvlOverride>
-    <w:lvlOverride w:ilvl="3">
-      <w:lvl w:ilvl="3">
-        <w:start w:val="1"/>
-        <w:numFmt w:val="bullet"/>
-        <w:suff w:val="tab"/>
-        <w:lvlText w:val="◦"/>
-        <w:lvlJc w:val="left"/>
-        <w:pPr>
-          <w:tabs>
-            <w:tab w:val="num" w:pos="2838"/>
-          </w:tabs>
-          <w:ind w:left="3405" w:hanging="1025"/>
-        </w:pPr>
-        <w:rPr>
-          <w:rFonts w:ascii="Arial Unicode MS" w:cs="Arial Unicode MS" w:hAnsi="Arial Unicode MS" w:eastAsia="Arial Unicode MS"/>
-          <w:b w:val="0"/>
-          <w:bCs w:val="0"/>
-          <w:i w:val="0"/>
-          <w:iCs w:val="0"/>
-          <w:caps w:val="0"/>
-          <w:smallCaps w:val="0"/>
-          <w:strike w:val="0"/>
-          <w:dstrike w:val="0"/>
-          <w:outline w:val="0"/>
-          <w:emboss w:val="0"/>
-          <w:imprint w:val="0"/>
-          <w:spacing w:val="0"/>
-          <w:w w:val="100"/>
-          <w:kern w:val="0"/>
-          <w:position w:val="-2"/>
-          <w:highlight w:val="none"/>
-          <w:vertAlign w:val="baseline"/>
-        </w:rPr>
-      </w:lvl>
-    </w:lvlOverride>
-    <w:lvlOverride w:ilvl="4">
-      <w:lvl w:ilvl="4">
-        <w:start w:val="1"/>
-        <w:numFmt w:val="bullet"/>
-        <w:suff w:val="tab"/>
-        <w:lvlText w:val="◦"/>
-        <w:lvlJc w:val="left"/>
-        <w:pPr>
-          <w:tabs>
-            <w:tab w:val="num" w:pos="3558"/>
-          </w:tabs>
-          <w:ind w:left="4125" w:hanging="1025"/>
-        </w:pPr>
-        <w:rPr>
-          <w:rFonts w:ascii="Arial Unicode MS" w:cs="Arial Unicode MS" w:hAnsi="Arial Unicode MS" w:eastAsia="Arial Unicode MS"/>
-          <w:b w:val="0"/>
-          <w:bCs w:val="0"/>
-          <w:i w:val="0"/>
-          <w:iCs w:val="0"/>
-          <w:caps w:val="0"/>
-          <w:smallCaps w:val="0"/>
-          <w:strike w:val="0"/>
-          <w:dstrike w:val="0"/>
-          <w:outline w:val="0"/>
-          <w:emboss w:val="0"/>
-          <w:imprint w:val="0"/>
-          <w:spacing w:val="0"/>
-          <w:w w:val="100"/>
-          <w:kern w:val="0"/>
-          <w:position w:val="-2"/>
-          <w:highlight w:val="none"/>
-          <w:vertAlign w:val="baseline"/>
-        </w:rPr>
-      </w:lvl>
-    </w:lvlOverride>
     <w:lvlOverride w:ilvl="5">
       <w:lvl w:ilvl="5">
-        <w:start w:val="1"/>
-        <w:numFmt w:val="bullet"/>
-        <w:suff w:val="tab"/>
-        <w:lvlText w:val="◦"/>
-        <w:lvlJc w:val="left"/>
-        <w:pPr>
-          <w:tabs>
-            <w:tab w:val="num" w:pos="4278"/>
-          </w:tabs>
-          <w:ind w:left="4845" w:hanging="1025"/>
-        </w:pPr>
-        <w:rPr>
-          <w:rFonts w:ascii="Arial Unicode MS" w:cs="Arial Unicode MS" w:hAnsi="Arial Unicode MS" w:eastAsia="Arial Unicode MS"/>
-          <w:b w:val="0"/>
-          <w:bCs w:val="0"/>
-          <w:i w:val="0"/>
-          <w:iCs w:val="0"/>
-          <w:caps w:val="0"/>
-          <w:smallCaps w:val="0"/>
-          <w:strike w:val="0"/>
-          <w:dstrike w:val="0"/>
-          <w:outline w:val="0"/>
-          <w:emboss w:val="0"/>
-          <w:imprint w:val="0"/>
-          <w:spacing w:val="0"/>
-          <w:w w:val="100"/>
-          <w:kern w:val="0"/>
-          <w:position w:val="-2"/>
-          <w:highlight w:val="none"/>
-          <w:vertAlign w:val="baseline"/>
-        </w:rPr>
-      </w:lvl>
-    </w:lvlOverride>
-    <w:lvlOverride w:ilvl="6">
-      <w:lvl w:ilvl="6">
         <w:start w:val="1"/>
         <w:numFmt w:val="bullet"/>
         <w:suff w:val="tab"/>
@@ -3166,9 +5777,9 @@
         <w:lvlJc w:val="left"/>
         <w:pPr>
           <w:tabs>
-            <w:tab w:val="num" w:pos="1998"/>
+            <w:tab w:val="num" w:pos="1778"/>
           </w:tabs>
-          <w:ind w:left="2565" w:hanging="1025"/>
+          <w:ind w:left="2345" w:hanging="1025"/>
         </w:pPr>
         <w:rPr>
           <w:rFonts w:ascii="Times Roman" w:cs="Times Roman" w:hAnsi="Times Roman" w:eastAsia="Times Roman"/>
@@ -3192,8 +5803,8 @@
         </w:rPr>
       </w:lvl>
     </w:lvlOverride>
-    <w:lvlOverride w:ilvl="7">
-      <w:lvl w:ilvl="7">
+    <w:lvlOverride w:ilvl="6">
+      <w:lvl w:ilvl="6">
         <w:start w:val="1"/>
         <w:numFmt w:val="bullet"/>
         <w:suff w:val="tab"/>
@@ -3201,9 +5812,9 @@
         <w:lvlJc w:val="left"/>
         <w:pPr>
           <w:tabs>
-            <w:tab w:val="num" w:pos="2218"/>
+            <w:tab w:val="num" w:pos="1998"/>
           </w:tabs>
-          <w:ind w:left="2785" w:hanging="1025"/>
+          <w:ind w:left="2565" w:hanging="1025"/>
         </w:pPr>
         <w:rPr>
           <w:rFonts w:ascii="Times Roman" w:cs="Times Roman" w:hAnsi="Times Roman" w:eastAsia="Times Roman"/>
@@ -3227,8 +5838,8 @@
         </w:rPr>
       </w:lvl>
     </w:lvlOverride>
-    <w:lvlOverride w:ilvl="8">
-      <w:lvl w:ilvl="8">
+    <w:lvlOverride w:ilvl="7">
+      <w:lvl w:ilvl="7">
         <w:start w:val="1"/>
         <w:numFmt w:val="bullet"/>
         <w:suff w:val="tab"/>
@@ -3236,9 +5847,9 @@
         <w:lvlJc w:val="left"/>
         <w:pPr>
           <w:tabs>
-            <w:tab w:val="num" w:pos="2438"/>
+            <w:tab w:val="num" w:pos="2218"/>
           </w:tabs>
-          <w:ind w:left="3005" w:hanging="1025"/>
+          <w:ind w:left="2785" w:hanging="1025"/>
         </w:pPr>
         <w:rPr>
           <w:rFonts w:ascii="Times Roman" w:cs="Times Roman" w:hAnsi="Times Roman" w:eastAsia="Times Roman"/>
@@ -3262,11 +5873,8 @@
         </w:rPr>
       </w:lvl>
     </w:lvlOverride>
-  </w:num>
-  <w:num w:numId="5">
-    <w:abstractNumId w:val="0"/>
-    <w:lvlOverride w:ilvl="0">
-      <w:lvl w:ilvl="0">
+    <w:lvlOverride w:ilvl="8">
+      <w:lvl w:ilvl="8">
         <w:start w:val="1"/>
         <w:numFmt w:val="bullet"/>
         <w:suff w:val="tab"/>
@@ -3274,71 +5882,9 @@
         <w:lvlJc w:val="left"/>
         <w:pPr>
           <w:tabs>
-            <w:tab w:val="num" w:pos="180"/>
+            <w:tab w:val="num" w:pos="2438"/>
           </w:tabs>
-          <w:ind w:left="747" w:hanging="747"/>
-        </w:pPr>
-        <w:rPr>
-          <w:rFonts w:hAnsi="Arial Unicode MS"/>
-          <w:caps w:val="0"/>
-          <w:smallCaps w:val="0"/>
-          <w:strike w:val="0"/>
-          <w:dstrike w:val="0"/>
-          <w:outline w:val="0"/>
-          <w:emboss w:val="0"/>
-          <w:imprint w:val="0"/>
-          <w:spacing w:val="0"/>
-          <w:w w:val="100"/>
-          <w:kern w:val="0"/>
-          <w:position w:val="0"/>
-          <w:highlight w:val="none"/>
-          <w:vertAlign w:val="baseline"/>
-        </w:rPr>
-      </w:lvl>
-    </w:lvlOverride>
-    <w:lvlOverride w:ilvl="1">
-      <w:lvl w:ilvl="1">
-        <w:start w:val="1"/>
-        <w:numFmt w:val="bullet"/>
-        <w:suff w:val="tab"/>
-        <w:lvlText w:val="•"/>
-        <w:lvlJc w:val="left"/>
-        <w:pPr>
-          <w:tabs>
-            <w:tab w:val="num" w:pos="360"/>
-          </w:tabs>
-          <w:ind w:left="927" w:hanging="747"/>
-        </w:pPr>
-        <w:rPr>
-          <w:rFonts w:hAnsi="Arial Unicode MS"/>
-          <w:caps w:val="0"/>
-          <w:smallCaps w:val="0"/>
-          <w:strike w:val="0"/>
-          <w:dstrike w:val="0"/>
-          <w:outline w:val="0"/>
-          <w:emboss w:val="0"/>
-          <w:imprint w:val="0"/>
-          <w:spacing w:val="0"/>
-          <w:w w:val="100"/>
-          <w:kern w:val="0"/>
-          <w:position w:val="-2"/>
-          <w:highlight w:val="none"/>
-          <w:vertAlign w:val="baseline"/>
-        </w:rPr>
-      </w:lvl>
-    </w:lvlOverride>
-    <w:lvlOverride w:ilvl="2">
-      <w:lvl w:ilvl="2">
-        <w:start w:val="1"/>
-        <w:numFmt w:val="bullet"/>
-        <w:suff w:val="tab"/>
-        <w:lvlText w:val="•"/>
-        <w:lvlJc w:val="left"/>
-        <w:pPr>
-          <w:tabs>
-            <w:tab w:val="num" w:pos="2118"/>
-          </w:tabs>
-          <w:ind w:left="2685" w:hanging="1025"/>
+          <w:ind w:left="3005" w:hanging="1025"/>
         </w:pPr>
         <w:rPr>
           <w:rFonts w:ascii="Times Roman" w:cs="Times Roman" w:hAnsi="Times Roman" w:eastAsia="Times Roman"/>
@@ -3362,221 +5908,11 @@
         </w:rPr>
       </w:lvl>
     </w:lvlOverride>
-    <w:lvlOverride w:ilvl="3">
-      <w:lvl w:ilvl="3">
-        <w:start w:val="1"/>
-        <w:numFmt w:val="bullet"/>
-        <w:suff w:val="tab"/>
-        <w:lvlText w:val="•"/>
-        <w:lvlJc w:val="left"/>
-        <w:pPr>
-          <w:tabs>
-            <w:tab w:val="num" w:pos="1338"/>
-          </w:tabs>
-          <w:ind w:left="1905" w:hanging="1025"/>
-        </w:pPr>
-        <w:rPr>
-          <w:rFonts w:ascii="Times Roman" w:cs="Times Roman" w:hAnsi="Times Roman" w:eastAsia="Times Roman"/>
-          <w:b w:val="0"/>
-          <w:bCs w:val="0"/>
-          <w:i w:val="0"/>
-          <w:iCs w:val="0"/>
-          <w:caps w:val="0"/>
-          <w:smallCaps w:val="0"/>
-          <w:strike w:val="0"/>
-          <w:dstrike w:val="0"/>
-          <w:outline w:val="0"/>
-          <w:emboss w:val="0"/>
-          <w:imprint w:val="0"/>
-          <w:spacing w:val="0"/>
-          <w:w w:val="100"/>
-          <w:kern w:val="0"/>
-          <w:position w:val="-2"/>
-          <w:highlight w:val="none"/>
-          <w:vertAlign w:val="baseline"/>
-        </w:rPr>
-      </w:lvl>
-    </w:lvlOverride>
-    <w:lvlOverride w:ilvl="4">
-      <w:lvl w:ilvl="4">
-        <w:start w:val="1"/>
-        <w:numFmt w:val="bullet"/>
-        <w:suff w:val="tab"/>
-        <w:lvlText w:val="•"/>
-        <w:lvlJc w:val="left"/>
-        <w:pPr>
-          <w:tabs>
-            <w:tab w:val="num" w:pos="1558"/>
-          </w:tabs>
-          <w:ind w:left="2125" w:hanging="1025"/>
-        </w:pPr>
-        <w:rPr>
-          <w:rFonts w:ascii="Times Roman" w:cs="Times Roman" w:hAnsi="Times Roman" w:eastAsia="Times Roman"/>
-          <w:b w:val="0"/>
-          <w:bCs w:val="0"/>
-          <w:i w:val="0"/>
-          <w:iCs w:val="0"/>
-          <w:caps w:val="0"/>
-          <w:smallCaps w:val="0"/>
-          <w:strike w:val="0"/>
-          <w:dstrike w:val="0"/>
-          <w:outline w:val="0"/>
-          <w:emboss w:val="0"/>
-          <w:imprint w:val="0"/>
-          <w:spacing w:val="0"/>
-          <w:w w:val="100"/>
-          <w:kern w:val="0"/>
-          <w:position w:val="-2"/>
-          <w:highlight w:val="none"/>
-          <w:vertAlign w:val="baseline"/>
-        </w:rPr>
-      </w:lvl>
-    </w:lvlOverride>
-    <w:lvlOverride w:ilvl="5">
-      <w:lvl w:ilvl="5">
-        <w:start w:val="1"/>
-        <w:numFmt w:val="bullet"/>
-        <w:suff w:val="tab"/>
-        <w:lvlText w:val="•"/>
-        <w:lvlJc w:val="left"/>
-        <w:pPr>
-          <w:tabs>
-            <w:tab w:val="num" w:pos="1778"/>
-          </w:tabs>
-          <w:ind w:left="2345" w:hanging="1025"/>
-        </w:pPr>
-        <w:rPr>
-          <w:rFonts w:ascii="Times Roman" w:cs="Times Roman" w:hAnsi="Times Roman" w:eastAsia="Times Roman"/>
-          <w:b w:val="0"/>
-          <w:bCs w:val="0"/>
-          <w:i w:val="0"/>
-          <w:iCs w:val="0"/>
-          <w:caps w:val="0"/>
-          <w:smallCaps w:val="0"/>
-          <w:strike w:val="0"/>
-          <w:dstrike w:val="0"/>
-          <w:outline w:val="0"/>
-          <w:emboss w:val="0"/>
-          <w:imprint w:val="0"/>
-          <w:spacing w:val="0"/>
-          <w:w w:val="100"/>
-          <w:kern w:val="0"/>
-          <w:position w:val="-2"/>
-          <w:highlight w:val="none"/>
-          <w:vertAlign w:val="baseline"/>
-        </w:rPr>
-      </w:lvl>
-    </w:lvlOverride>
-    <w:lvlOverride w:ilvl="6">
-      <w:lvl w:ilvl="6">
-        <w:start w:val="1"/>
-        <w:numFmt w:val="bullet"/>
-        <w:suff w:val="tab"/>
-        <w:lvlText w:val="•"/>
-        <w:lvlJc w:val="left"/>
-        <w:pPr>
-          <w:tabs>
-            <w:tab w:val="num" w:pos="1998"/>
-          </w:tabs>
-          <w:ind w:left="2565" w:hanging="1025"/>
-        </w:pPr>
-        <w:rPr>
-          <w:rFonts w:ascii="Times Roman" w:cs="Times Roman" w:hAnsi="Times Roman" w:eastAsia="Times Roman"/>
-          <w:b w:val="0"/>
-          <w:bCs w:val="0"/>
-          <w:i w:val="0"/>
-          <w:iCs w:val="0"/>
-          <w:caps w:val="0"/>
-          <w:smallCaps w:val="0"/>
-          <w:strike w:val="0"/>
-          <w:dstrike w:val="0"/>
-          <w:outline w:val="0"/>
-          <w:emboss w:val="0"/>
-          <w:imprint w:val="0"/>
-          <w:spacing w:val="0"/>
-          <w:w w:val="100"/>
-          <w:kern w:val="0"/>
-          <w:position w:val="-2"/>
-          <w:highlight w:val="none"/>
-          <w:vertAlign w:val="baseline"/>
-        </w:rPr>
-      </w:lvl>
-    </w:lvlOverride>
-    <w:lvlOverride w:ilvl="7">
-      <w:lvl w:ilvl="7">
-        <w:start w:val="1"/>
-        <w:numFmt w:val="bullet"/>
-        <w:suff w:val="tab"/>
-        <w:lvlText w:val="•"/>
-        <w:lvlJc w:val="left"/>
-        <w:pPr>
-          <w:tabs>
-            <w:tab w:val="num" w:pos="2218"/>
-          </w:tabs>
-          <w:ind w:left="2785" w:hanging="1025"/>
-        </w:pPr>
-        <w:rPr>
-          <w:rFonts w:ascii="Times Roman" w:cs="Times Roman" w:hAnsi="Times Roman" w:eastAsia="Times Roman"/>
-          <w:b w:val="0"/>
-          <w:bCs w:val="0"/>
-          <w:i w:val="0"/>
-          <w:iCs w:val="0"/>
-          <w:caps w:val="0"/>
-          <w:smallCaps w:val="0"/>
-          <w:strike w:val="0"/>
-          <w:dstrike w:val="0"/>
-          <w:outline w:val="0"/>
-          <w:emboss w:val="0"/>
-          <w:imprint w:val="0"/>
-          <w:spacing w:val="0"/>
-          <w:w w:val="100"/>
-          <w:kern w:val="0"/>
-          <w:position w:val="-2"/>
-          <w:highlight w:val="none"/>
-          <w:vertAlign w:val="baseline"/>
-        </w:rPr>
-      </w:lvl>
-    </w:lvlOverride>
-    <w:lvlOverride w:ilvl="8">
-      <w:lvl w:ilvl="8">
-        <w:start w:val="1"/>
-        <w:numFmt w:val="bullet"/>
-        <w:suff w:val="tab"/>
-        <w:lvlText w:val="•"/>
-        <w:lvlJc w:val="left"/>
-        <w:pPr>
-          <w:tabs>
-            <w:tab w:val="num" w:pos="2438"/>
-          </w:tabs>
-          <w:ind w:left="3005" w:hanging="1025"/>
-        </w:pPr>
-        <w:rPr>
-          <w:rFonts w:ascii="Times Roman" w:cs="Times Roman" w:hAnsi="Times Roman" w:eastAsia="Times Roman"/>
-          <w:b w:val="0"/>
-          <w:bCs w:val="0"/>
-          <w:i w:val="0"/>
-          <w:iCs w:val="0"/>
-          <w:caps w:val="0"/>
-          <w:smallCaps w:val="0"/>
-          <w:strike w:val="0"/>
-          <w:dstrike w:val="0"/>
-          <w:outline w:val="0"/>
-          <w:emboss w:val="0"/>
-          <w:imprint w:val="0"/>
-          <w:spacing w:val="0"/>
-          <w:w w:val="100"/>
-          <w:kern w:val="0"/>
-          <w:position w:val="-2"/>
-          <w:highlight w:val="none"/>
-          <w:vertAlign w:val="baseline"/>
-        </w:rPr>
-      </w:lvl>
-    </w:lvlOverride>
   </w:num>
-  <w:num w:numId="6">
+  <w:num w:numId="4">
     <w:abstractNumId w:val="3"/>
   </w:num>
-  <w:num w:numId="7">
+  <w:num w:numId="5">
     <w:abstractNumId w:val="2"/>
   </w:num>
 </w:numbering>
@@ -3876,14 +6212,6 @@
       </w14:textFill>
     </w:rPr>
   </w:style>
-  <w:style w:type="numbering" w:styleId="Bullet">
-    <w:name w:val="Bullet"/>
-    <w:pPr>
-      <w:numPr>
-        <w:numId w:val="1"/>
-      </w:numPr>
-    </w:pPr>
-  </w:style>
   <w:style w:type="paragraph" w:styleId="Default">
     <w:name w:val="Default"/>
     <w:next w:val="Default"/>
@@ -3929,6 +6257,14 @@
         </w14:solidFill>
       </w14:textFill>
     </w:rPr>
+  </w:style>
+  <w:style w:type="numbering" w:styleId="Bullet">
+    <w:name w:val="Bullet"/>
+    <w:pPr>
+      <w:numPr>
+        <w:numId w:val="1"/>
+      </w:numPr>
+    </w:pPr>
   </w:style>
   <w:style w:type="paragraph" w:styleId="Object Caption">
     <w:name w:val="Object Caption"/>
@@ -3980,7 +6316,7 @@
     <w:name w:val="Numbered"/>
     <w:pPr>
       <w:numPr>
-        <w:numId w:val="6"/>
+        <w:numId w:val="4"/>
       </w:numPr>
     </w:pPr>
   </w:style>
